--- a/Week_1/WEEK 1( Ml and types).docx
+++ b/Week_1/WEEK 1( Ml and types).docx
@@ -190,6 +190,7 @@
         <w:rPr>
           <w:b/>
           <w:bCs/>
+          <w:noProof/>
           <w:sz w:val="28"/>
           <w:szCs w:val="28"/>
         </w:rPr>
@@ -402,6 +403,9 @@
         <w:jc w:val="both"/>
       </w:pPr>
       <w:r>
+        <w:rPr>
+          <w:noProof/>
+        </w:rPr>
         <w:drawing>
           <wp:inline distT="0" distB="0" distL="0" distR="0" wp14:anchorId="1CD0E315" wp14:editId="62F43F81">
             <wp:extent cx="5943600" cy="2925793"/>
@@ -2090,6 +2094,9 @@
         <w:jc w:val="both"/>
       </w:pPr>
       <w:r>
+        <w:rPr>
+          <w:noProof/>
+        </w:rPr>
         <w:lastRenderedPageBreak/>
         <w:drawing>
           <wp:inline distT="0" distB="0" distL="0" distR="0" wp14:anchorId="2B102F1B" wp14:editId="71C3230E">
@@ -3158,6 +3165,9 @@
         <w:jc w:val="both"/>
       </w:pPr>
       <w:r>
+        <w:rPr>
+          <w:noProof/>
+        </w:rPr>
         <w:drawing>
           <wp:inline distT="0" distB="0" distL="0" distR="0" wp14:anchorId="37633F4D" wp14:editId="363B5EDA">
             <wp:extent cx="5943600" cy="2914015"/>
@@ -3318,16 +3328,7 @@
           <w:kern w:val="0"/>
           <w14:ligatures w14:val="none"/>
         </w:rPr>
-        <w:t xml:space="preserve">Data Collection </w:t>
-      </w:r>
-      <w:r>
-        <w:rPr>
-          <w:rFonts w:eastAsia="Times New Roman" w:cstheme="minorHAnsi"/>
-          <w:color w:val="273239"/>
-          <w:kern w:val="0"/>
-          <w14:ligatures w14:val="none"/>
-        </w:rPr>
-        <w:t>phase involves systematic collection of datasets that can be used as raw data to train model. The quality and variety of data directly affect the model’s performance.</w:t>
+        <w:t>Data Collection phase involves systematic collection of datasets that can be used as raw data to train model. The quality and variety of data directly affect the model’s performance.</w:t>
       </w:r>
     </w:p>
     <w:p>
@@ -5423,6 +5424,7 @@
           <w:rFonts w:ascii="Arial" w:eastAsia="Times New Roman" w:hAnsi="Arial" w:cs="Arial"/>
           <w:b/>
           <w:bCs/>
+          <w:noProof/>
           <w:color w:val="273239"/>
           <w:kern w:val="36"/>
           <w:sz w:val="32"/>
@@ -5532,6 +5534,7 @@
           <w:rFonts w:ascii="Arial" w:eastAsia="Times New Roman" w:hAnsi="Arial" w:cs="Arial"/>
           <w:b/>
           <w:bCs/>
+          <w:noProof/>
           <w:color w:val="273239"/>
           <w:kern w:val="36"/>
           <w:sz w:val="32"/>
@@ -7290,9 +7293,2362 @@
         <w:jc w:val="both"/>
       </w:pPr>
     </w:p>
+    <w:p>
+      <w:pPr>
+        <w:jc w:val="center"/>
+        <w:rPr>
+          <w:b/>
+          <w:bCs/>
+          <w:sz w:val="32"/>
+          <w:szCs w:val="32"/>
+        </w:rPr>
+      </w:pPr>
+      <w:r>
+        <w:rPr>
+          <w:b/>
+          <w:bCs/>
+          <w:sz w:val="32"/>
+          <w:szCs w:val="32"/>
+        </w:rPr>
+        <w:t>Gradient Descent</w:t>
+      </w:r>
+    </w:p>
+    <w:p>
+      <w:pPr>
+        <w:jc w:val="both"/>
+      </w:pPr>
+      <w:r>
+        <w:t>Gradient Descent is one of the most widely used optimization algorithms in machine learning and deep learning. It helps models minimize the cost function by updating parameters step by step. Two widely used variants of Gradient Descent are Batch Gradient Descent and Stochastic Gradient Descent (SGD). These variants differ mainly in how they process data and optimize the model parameters.</w:t>
+      </w:r>
+    </w:p>
+    <w:p>
+      <w:pPr>
+        <w:jc w:val="both"/>
+        <w:rPr>
+          <w:b/>
+          <w:bCs/>
+        </w:rPr>
+      </w:pPr>
+      <w:r>
+        <w:rPr>
+          <w:b/>
+          <w:bCs/>
+        </w:rPr>
+        <w:t>Batch Gradient Descent</w:t>
+      </w:r>
+    </w:p>
+    <w:p>
+      <w:pPr>
+        <w:jc w:val="both"/>
+      </w:pPr>
+      <w:hyperlink r:id="rId34" w:tgtFrame="_blank" w:history="1">
+        <w:r>
+          <w:rPr>
+            <w:rStyle w:val="Hyperlink"/>
+          </w:rPr>
+          <w:t>Batch Gradient Descent</w:t>
+        </w:r>
+      </w:hyperlink>
+      <w:r>
+        <w:t> computes the gradient of the cost function using the entire training dataset for each iteration. This approach ensures that the computed gradient is precise, but it can be computationally expensive when dealing with very large datasets.</w:t>
+      </w:r>
+    </w:p>
+    <w:p>
+      <w:pPr>
+        <w:jc w:val="both"/>
+        <w:rPr>
+          <w:b/>
+          <w:bCs/>
+        </w:rPr>
+      </w:pPr>
+      <w:r>
+        <w:rPr>
+          <w:b/>
+          <w:bCs/>
+        </w:rPr>
+        <w:t>Advantages</w:t>
+      </w:r>
+    </w:p>
+    <w:p>
+      <w:pPr>
+        <w:numPr>
+          <w:ilvl w:val="0"/>
+          <w:numId w:val="113"/>
+        </w:numPr>
+        <w:jc w:val="both"/>
+      </w:pPr>
+      <w:r>
+        <w:rPr>
+          <w:b/>
+          <w:bCs/>
+        </w:rPr>
+        <w:t>Accurate Gradient Estimates</w:t>
+      </w:r>
+      <w:r>
+        <w:t>: Since it uses the entire dataset, the gradient estimate is precise.</w:t>
+      </w:r>
+    </w:p>
+    <w:p>
+      <w:pPr>
+        <w:numPr>
+          <w:ilvl w:val="0"/>
+          <w:numId w:val="114"/>
+        </w:numPr>
+        <w:jc w:val="both"/>
+      </w:pPr>
+      <w:r>
+        <w:rPr>
+          <w:b/>
+          <w:bCs/>
+        </w:rPr>
+        <w:t>Good for Smooth Error Surfaces</w:t>
+      </w:r>
+      <w:r>
+        <w:t>: It works well for convex or relatively smooth error manifolds.</w:t>
+      </w:r>
+    </w:p>
+    <w:p>
+      <w:pPr>
+        <w:jc w:val="both"/>
+        <w:rPr>
+          <w:b/>
+          <w:bCs/>
+        </w:rPr>
+      </w:pPr>
+      <w:r>
+        <w:rPr>
+          <w:b/>
+          <w:bCs/>
+        </w:rPr>
+        <w:t>Disadvantages</w:t>
+      </w:r>
+    </w:p>
+    <w:p>
+      <w:pPr>
+        <w:numPr>
+          <w:ilvl w:val="0"/>
+          <w:numId w:val="115"/>
+        </w:numPr>
+        <w:jc w:val="both"/>
+      </w:pPr>
+      <w:r>
+        <w:rPr>
+          <w:b/>
+          <w:bCs/>
+        </w:rPr>
+        <w:t>Slow Convergence</w:t>
+      </w:r>
+      <w:r>
+        <w:t>: Because the gradient is computed over the entire dataset, it can take a long time to converge, especially with large datasets.</w:t>
+      </w:r>
+    </w:p>
+    <w:p>
+      <w:pPr>
+        <w:numPr>
+          <w:ilvl w:val="0"/>
+          <w:numId w:val="116"/>
+        </w:numPr>
+        <w:jc w:val="both"/>
+      </w:pPr>
+      <w:r>
+        <w:rPr>
+          <w:b/>
+          <w:bCs/>
+        </w:rPr>
+        <w:t>High Memory Usage</w:t>
+      </w:r>
+      <w:r>
+        <w:t>: Requires significant memory to process the whole dataset in each iteration, making it computationally intensive.</w:t>
+      </w:r>
+    </w:p>
+    <w:p>
+      <w:pPr>
+        <w:numPr>
+          <w:ilvl w:val="0"/>
+          <w:numId w:val="117"/>
+        </w:numPr>
+        <w:jc w:val="both"/>
+      </w:pPr>
+      <w:r>
+        <w:rPr>
+          <w:b/>
+          <w:bCs/>
+        </w:rPr>
+        <w:t>Inefficient for Large Datasets</w:t>
+      </w:r>
+      <w:r>
+        <w:t>: With large-scale datasets, Batch Gradient Descent becomes impractical due to its high computation and memory requirements.</w:t>
+      </w:r>
+    </w:p>
+    <w:p>
+      <w:pPr>
+        <w:jc w:val="both"/>
+      </w:pPr>
+      <w:r>
+        <w:rPr>
+          <w:b/>
+          <w:bCs/>
+        </w:rPr>
+        <w:t>When to Use Batch Gradient Descent?</w:t>
+      </w:r>
+    </w:p>
+    <w:p>
+      <w:pPr>
+        <w:jc w:val="both"/>
+      </w:pPr>
+      <w:r>
+        <w:t>Batch Gradient Descent is ideal when the dataset is small to medium-sized and when the error surface is smooth and convex. It is also preferred when we can afford the computational cost.</w:t>
+      </w:r>
+    </w:p>
+    <w:p>
+      <w:pPr>
+        <w:jc w:val="both"/>
+        <w:rPr>
+          <w:b/>
+          <w:bCs/>
+        </w:rPr>
+      </w:pPr>
+      <w:r>
+        <w:rPr>
+          <w:b/>
+          <w:bCs/>
+        </w:rPr>
+        <w:lastRenderedPageBreak/>
+        <w:t>Stochastic Gradient Descent (SGD)</w:t>
+      </w:r>
+    </w:p>
+    <w:p>
+      <w:pPr>
+        <w:jc w:val="both"/>
+      </w:pPr>
+      <w:hyperlink r:id="rId35" w:tgtFrame="_blank" w:history="1">
+        <w:r>
+          <w:rPr>
+            <w:rStyle w:val="Hyperlink"/>
+          </w:rPr>
+          <w:t>Stochastic Gradient Descent (SGD)</w:t>
+        </w:r>
+      </w:hyperlink>
+      <w:r>
+        <w:t> addresses the inefficiencies of Batch Gradient Descent by computing the gradient using only a single training example (or a small subset) in each iteration. This makes the algorithm much faster since only a small fraction of the data is processed at each step.</w:t>
+      </w:r>
+    </w:p>
+    <w:p>
+      <w:pPr>
+        <w:jc w:val="both"/>
+        <w:rPr>
+          <w:b/>
+          <w:bCs/>
+        </w:rPr>
+      </w:pPr>
+      <w:r>
+        <w:rPr>
+          <w:b/>
+          <w:bCs/>
+        </w:rPr>
+        <w:t>Advantages</w:t>
+      </w:r>
+    </w:p>
+    <w:p>
+      <w:pPr>
+        <w:numPr>
+          <w:ilvl w:val="0"/>
+          <w:numId w:val="118"/>
+        </w:numPr>
+        <w:jc w:val="both"/>
+      </w:pPr>
+      <w:r>
+        <w:rPr>
+          <w:b/>
+          <w:bCs/>
+        </w:rPr>
+        <w:t>Faster Convergence</w:t>
+      </w:r>
+      <w:r>
+        <w:t>: Since the gradient is updated after each individual data point, the algorithm converges much faster than Batch Gradient Descent.</w:t>
+      </w:r>
+    </w:p>
+    <w:p>
+      <w:pPr>
+        <w:numPr>
+          <w:ilvl w:val="0"/>
+          <w:numId w:val="119"/>
+        </w:numPr>
+        <w:jc w:val="both"/>
+      </w:pPr>
+      <w:r>
+        <w:rPr>
+          <w:b/>
+          <w:bCs/>
+        </w:rPr>
+        <w:t>Lower Memory Requirements</w:t>
+      </w:r>
+      <w:r>
+        <w:t>: As it processes only one data point at a time, it requires significantly less memory, making it suitable for large datasets.</w:t>
+      </w:r>
+    </w:p>
+    <w:p>
+      <w:pPr>
+        <w:numPr>
+          <w:ilvl w:val="0"/>
+          <w:numId w:val="120"/>
+        </w:numPr>
+        <w:jc w:val="both"/>
+      </w:pPr>
+      <w:r>
+        <w:rPr>
+          <w:b/>
+          <w:bCs/>
+        </w:rPr>
+        <w:t>Escape Local Minima</w:t>
+      </w:r>
+      <w:r>
+        <w:t>: Due to its stochastic nature, SGD can escape local minima and find the global minimum, especially for non-convex functions.</w:t>
+      </w:r>
+    </w:p>
+    <w:p>
+      <w:pPr>
+        <w:jc w:val="both"/>
+        <w:rPr>
+          <w:b/>
+          <w:bCs/>
+        </w:rPr>
+      </w:pPr>
+      <w:r>
+        <w:rPr>
+          <w:b/>
+          <w:bCs/>
+        </w:rPr>
+        <w:t>Disadvantages</w:t>
+      </w:r>
+    </w:p>
+    <w:p>
+      <w:pPr>
+        <w:numPr>
+          <w:ilvl w:val="0"/>
+          <w:numId w:val="121"/>
+        </w:numPr>
+        <w:jc w:val="both"/>
+      </w:pPr>
+      <w:r>
+        <w:rPr>
+          <w:b/>
+          <w:bCs/>
+        </w:rPr>
+        <w:t>Noisy Gradient Estimates</w:t>
+      </w:r>
+      <w:r>
+        <w:t>: Since the gradient is based on a single data point, the estimates can be noisy, leading to less accurate results.</w:t>
+      </w:r>
+    </w:p>
+    <w:p>
+      <w:pPr>
+        <w:numPr>
+          <w:ilvl w:val="0"/>
+          <w:numId w:val="122"/>
+        </w:numPr>
+        <w:jc w:val="both"/>
+      </w:pPr>
+      <w:r>
+        <w:rPr>
+          <w:b/>
+          <w:bCs/>
+        </w:rPr>
+        <w:t>Convergence Issues</w:t>
+      </w:r>
+      <w:r>
+        <w:t>: While SGD may converge quickly, it tends to oscillate around the minimum and does not settle exactly at the global minimum. This can be mitigated by gradually decreasing the learning rate.</w:t>
+      </w:r>
+    </w:p>
+    <w:p>
+      <w:pPr>
+        <w:numPr>
+          <w:ilvl w:val="0"/>
+          <w:numId w:val="123"/>
+        </w:numPr>
+        <w:jc w:val="both"/>
+      </w:pPr>
+      <w:r>
+        <w:rPr>
+          <w:b/>
+          <w:bCs/>
+        </w:rPr>
+        <w:t>Requires Shuffling</w:t>
+      </w:r>
+      <w:r>
+        <w:t>: To ensure randomness, the dataset should be shuffled before each epoch.</w:t>
+      </w:r>
+    </w:p>
+    <w:p>
+      <w:pPr>
+        <w:jc w:val="both"/>
+      </w:pPr>
+      <w:r>
+        <w:rPr>
+          <w:b/>
+          <w:bCs/>
+        </w:rPr>
+        <w:t>When to Use Stochastic Gradient Descent?</w:t>
+      </w:r>
+    </w:p>
+    <w:p>
+      <w:pPr>
+        <w:jc w:val="both"/>
+      </w:pPr>
+      <w:r>
+        <w:t>SGD is particularly useful when dealing with large datasets where processing the entire dataset at once is computationally expensive. It is also effective when optimizing non-convex loss functions.</w:t>
+      </w:r>
+    </w:p>
+    <w:p>
+      <w:pPr>
+        <w:jc w:val="center"/>
+        <w:rPr>
+          <w:b/>
+          <w:bCs/>
+          <w:sz w:val="32"/>
+          <w:szCs w:val="32"/>
+        </w:rPr>
+      </w:pPr>
+      <w:r>
+        <w:rPr>
+          <w:b/>
+          <w:bCs/>
+          <w:sz w:val="32"/>
+          <w:szCs w:val="32"/>
+        </w:rPr>
+        <w:t>Underfitting and Overfitting in ML</w:t>
+      </w:r>
+    </w:p>
+    <w:p>
+      <w:pPr>
+        <w:rPr>
+          <w:b/>
+          <w:bCs/>
+        </w:rPr>
+      </w:pPr>
+      <w:r>
+        <w:rPr>
+          <w:b/>
+          <w:bCs/>
+        </w:rPr>
+        <w:t>What is Underfitting?</w:t>
+      </w:r>
+    </w:p>
+    <w:p>
+      <w:r>
+        <w:t>Underfitting happens when the model fails to learn important patterns. It performs poorly on both training and testing data. Underfitting happens due to:</w:t>
+      </w:r>
+    </w:p>
+    <w:p>
+      <w:pPr>
+        <w:numPr>
+          <w:ilvl w:val="0"/>
+          <w:numId w:val="124"/>
+        </w:numPr>
+      </w:pPr>
+      <w:r>
+        <w:t>Model is too simple</w:t>
+      </w:r>
+    </w:p>
+    <w:p>
+      <w:pPr>
+        <w:numPr>
+          <w:ilvl w:val="0"/>
+          <w:numId w:val="125"/>
+        </w:numPr>
+      </w:pPr>
+      <w:r>
+        <w:t>Very high regularization</w:t>
+      </w:r>
+    </w:p>
+    <w:p>
+      <w:pPr>
+        <w:numPr>
+          <w:ilvl w:val="0"/>
+          <w:numId w:val="126"/>
+        </w:numPr>
+      </w:pPr>
+      <w:r>
+        <w:lastRenderedPageBreak/>
+        <w:t>Features are weak or missing</w:t>
+      </w:r>
+    </w:p>
+    <w:p>
+      <w:pPr>
+        <w:numPr>
+          <w:ilvl w:val="0"/>
+          <w:numId w:val="127"/>
+        </w:numPr>
+      </w:pPr>
+      <w:r>
+        <w:t>Not enough training</w:t>
+      </w:r>
+    </w:p>
+    <w:p>
+      <w:pPr>
+        <w:numPr>
+          <w:ilvl w:val="0"/>
+          <w:numId w:val="128"/>
+        </w:numPr>
+      </w:pPr>
+      <w:r>
+        <w:t>High bias</w:t>
+      </w:r>
+    </w:p>
+    <w:p>
+      <w:pPr>
+        <w:rPr>
+          <w:i/>
+          <w:iCs/>
+        </w:rPr>
+      </w:pPr>
+      <w:r>
+        <w:rPr>
+          <w:b/>
+          <w:bCs/>
+          <w:i/>
+          <w:iCs/>
+        </w:rPr>
+        <w:t xml:space="preserve">Bias: </w:t>
+      </w:r>
+      <w:r>
+        <w:rPr>
+          <w:i/>
+          <w:iCs/>
+        </w:rPr>
+        <w:t>It is like assuming all birds can only be small and fly, so the model fails to recognize big birds like ostriches or penguins that can't fly and get biased with predictions.</w:t>
+      </w:r>
+    </w:p>
+    <w:p>
+      <w:pPr>
+        <w:rPr>
+          <w:b/>
+          <w:bCs/>
+        </w:rPr>
+      </w:pPr>
+      <w:r>
+        <w:rPr>
+          <w:b/>
+          <w:bCs/>
+        </w:rPr>
+        <w:t>Bias–Variance Inside Underfitting</w:t>
+      </w:r>
+    </w:p>
+    <w:p>
+      <w:r>
+        <w:t>Underfitting mainly occurs due to high bias:</w:t>
+      </w:r>
+    </w:p>
+    <w:p>
+      <w:pPr>
+        <w:numPr>
+          <w:ilvl w:val="0"/>
+          <w:numId w:val="129"/>
+        </w:numPr>
+      </w:pPr>
+      <w:r>
+        <w:t>High bias means model makes strong assumptions</w:t>
+      </w:r>
+    </w:p>
+    <w:p>
+      <w:pPr>
+        <w:numPr>
+          <w:ilvl w:val="0"/>
+          <w:numId w:val="130"/>
+        </w:numPr>
+      </w:pPr>
+      <w:r>
+        <w:t>Ignores patterns</w:t>
+      </w:r>
+    </w:p>
+    <w:p>
+      <w:pPr>
+        <w:numPr>
+          <w:ilvl w:val="0"/>
+          <w:numId w:val="131"/>
+        </w:numPr>
+      </w:pPr>
+      <w:r>
+        <w:t>Learns an overly simple representation</w:t>
+      </w:r>
+    </w:p>
+    <w:p>
+      <w:pPr>
+        <w:numPr>
+          <w:ilvl w:val="0"/>
+          <w:numId w:val="132"/>
+        </w:numPr>
+      </w:pPr>
+      <w:r>
+        <w:t>Variance is low because the model gives similar outputs even if the data changes</w:t>
+      </w:r>
+    </w:p>
+    <w:p>
+      <w:pPr>
+        <w:rPr>
+          <w:i/>
+          <w:iCs/>
+        </w:rPr>
+      </w:pPr>
+      <w:r>
+        <w:rPr>
+          <w:i/>
+          <w:iCs/>
+        </w:rPr>
+        <w:t>Underfitting = High Bias + Low Variance</w:t>
+      </w:r>
+    </w:p>
+    <w:p>
+      <w:pPr>
+        <w:rPr>
+          <w:b/>
+          <w:bCs/>
+        </w:rPr>
+      </w:pPr>
+      <w:r>
+        <w:rPr>
+          <w:b/>
+          <w:bCs/>
+        </w:rPr>
+        <w:t>What is Overfitting?</w:t>
+      </w:r>
+    </w:p>
+    <w:p>
+      <w:r>
+        <w:t>Overfitting happens when the model learns too much from the training data, including noise and outliers. It performs very well on training data but poorly on test data. Overfitting happens due to:</w:t>
+      </w:r>
+    </w:p>
+    <w:p>
+      <w:pPr>
+        <w:numPr>
+          <w:ilvl w:val="0"/>
+          <w:numId w:val="133"/>
+        </w:numPr>
+      </w:pPr>
+      <w:r>
+        <w:t>Model too complex</w:t>
+      </w:r>
+    </w:p>
+    <w:p>
+      <w:pPr>
+        <w:numPr>
+          <w:ilvl w:val="0"/>
+          <w:numId w:val="134"/>
+        </w:numPr>
+      </w:pPr>
+      <w:r>
+        <w:t>Too many features</w:t>
+      </w:r>
+    </w:p>
+    <w:p>
+      <w:pPr>
+        <w:numPr>
+          <w:ilvl w:val="0"/>
+          <w:numId w:val="135"/>
+        </w:numPr>
+      </w:pPr>
+      <w:r>
+        <w:t>Very little data</w:t>
+      </w:r>
+    </w:p>
+    <w:p>
+      <w:pPr>
+        <w:numPr>
+          <w:ilvl w:val="0"/>
+          <w:numId w:val="136"/>
+        </w:numPr>
+      </w:pPr>
+      <w:r>
+        <w:t>No regularization</w:t>
+      </w:r>
+    </w:p>
+    <w:p>
+      <w:pPr>
+        <w:numPr>
+          <w:ilvl w:val="0"/>
+          <w:numId w:val="137"/>
+        </w:numPr>
+      </w:pPr>
+      <w:r>
+        <w:t>High variance</w:t>
+      </w:r>
+    </w:p>
+    <w:p>
+      <w:pPr>
+        <w:rPr>
+          <w:i/>
+          <w:iCs/>
+        </w:rPr>
+      </w:pPr>
+      <w:r>
+        <w:rPr>
+          <w:b/>
+          <w:bCs/>
+          <w:i/>
+          <w:iCs/>
+        </w:rPr>
+        <w:t>Variance</w:t>
+      </w:r>
+      <w:r>
+        <w:rPr>
+          <w:i/>
+          <w:iCs/>
+        </w:rPr>
+        <w:t xml:space="preserve">: Error that happens when a machine learning model learns too much from the data, including random noise. </w:t>
+      </w:r>
+    </w:p>
+    <w:p>
+      <w:pPr>
+        <w:rPr>
+          <w:b/>
+          <w:bCs/>
+        </w:rPr>
+      </w:pPr>
+      <w:r>
+        <w:rPr>
+          <w:b/>
+          <w:bCs/>
+        </w:rPr>
+        <w:t>Bias–Variance Inside Overfitting</w:t>
+      </w:r>
+    </w:p>
+    <w:p>
+      <w:r>
+        <w:t>Overfitting is mainly caused by high variance:</w:t>
+      </w:r>
+    </w:p>
+    <w:p>
+      <w:pPr>
+        <w:numPr>
+          <w:ilvl w:val="0"/>
+          <w:numId w:val="138"/>
+        </w:numPr>
+      </w:pPr>
+      <w:r>
+        <w:t>High variance means model reacts too strongly to training data</w:t>
+      </w:r>
+    </w:p>
+    <w:p>
+      <w:pPr>
+        <w:numPr>
+          <w:ilvl w:val="0"/>
+          <w:numId w:val="139"/>
+        </w:numPr>
+      </w:pPr>
+      <w:r>
+        <w:t>Learns noise as patterns</w:t>
+      </w:r>
+    </w:p>
+    <w:p>
+      <w:pPr>
+        <w:numPr>
+          <w:ilvl w:val="0"/>
+          <w:numId w:val="140"/>
+        </w:numPr>
+      </w:pPr>
+      <w:r>
+        <w:lastRenderedPageBreak/>
+        <w:t>Low bias because the model is extremely flexible</w:t>
+      </w:r>
+    </w:p>
+    <w:p>
+      <w:pPr>
+        <w:rPr>
+          <w:i/>
+          <w:iCs/>
+        </w:rPr>
+      </w:pPr>
+      <w:r>
+        <w:rPr>
+          <w:i/>
+          <w:iCs/>
+        </w:rPr>
+        <w:t>Overfitting = Low Bias + High Variance</w:t>
+      </w:r>
+    </w:p>
+    <w:p>
+      <w:r>
+        <w:t>Let's visually understand the concept of underfitting, proper fitting and overfitting.</w:t>
+      </w:r>
+    </w:p>
+    <w:p>
+      <w:r>
+        <w:t>Underfitting and Overfitting</w:t>
+      </w:r>
+    </w:p>
+    <w:p>
+      <w:pPr>
+        <w:numPr>
+          <w:ilvl w:val="0"/>
+          <w:numId w:val="141"/>
+        </w:numPr>
+      </w:pPr>
+      <w:proofErr w:type="gramStart"/>
+      <w:r>
+        <w:rPr>
+          <w:b/>
+          <w:bCs/>
+        </w:rPr>
+        <w:t>Underfitting :</w:t>
+      </w:r>
+      <w:proofErr w:type="gramEnd"/>
+      <w:r>
+        <w:rPr>
+          <w:b/>
+          <w:bCs/>
+        </w:rPr>
+        <w:t> </w:t>
+      </w:r>
+      <w:r>
+        <w:t>Straight line trying to fit a curved dataset but cannot capture the data's patterns, leading to poor performance on both training and test sets.</w:t>
+      </w:r>
+    </w:p>
+    <w:p>
+      <w:pPr>
+        <w:numPr>
+          <w:ilvl w:val="0"/>
+          <w:numId w:val="142"/>
+        </w:numPr>
+      </w:pPr>
+      <w:r>
+        <w:rPr>
+          <w:b/>
+          <w:bCs/>
+        </w:rPr>
+        <w:t>Overfitting</w:t>
+      </w:r>
+      <w:r>
+        <w:t>: A squiggly curve passing through all training points, failing to generalize performing well on training data but poorly on test data.</w:t>
+      </w:r>
+    </w:p>
+    <w:p>
+      <w:pPr>
+        <w:numPr>
+          <w:ilvl w:val="0"/>
+          <w:numId w:val="143"/>
+        </w:numPr>
+      </w:pPr>
+      <w:r>
+        <w:rPr>
+          <w:b/>
+          <w:bCs/>
+        </w:rPr>
+        <w:t>Appropriate Fitting</w:t>
+      </w:r>
+      <w:r>
+        <w:t>: Curve that follows the data trend without overcomplicating to capture the true patterns in the data.</w:t>
+      </w:r>
+    </w:p>
+    <w:p/>
+    <w:p>
+      <w:pPr>
+        <w:rPr>
+          <w:b/>
+          <w:bCs/>
+        </w:rPr>
+      </w:pPr>
+      <w:r>
+        <w:rPr>
+          <w:b/>
+          <w:bCs/>
+        </w:rPr>
+        <w:t>How to Address Overfitting and Underfitting?</w:t>
+      </w:r>
+    </w:p>
+    <w:p>
+      <w:pPr>
+        <w:rPr>
+          <w:b/>
+          <w:bCs/>
+        </w:rPr>
+      </w:pPr>
+      <w:r>
+        <w:rPr>
+          <w:b/>
+          <w:bCs/>
+        </w:rPr>
+        <w:t>Techniques to Reduce Underfitting</w:t>
+      </w:r>
+    </w:p>
+    <w:p>
+      <w:pPr>
+        <w:numPr>
+          <w:ilvl w:val="0"/>
+          <w:numId w:val="144"/>
+        </w:numPr>
+      </w:pPr>
+      <w:r>
+        <w:t>Use a more complex model</w:t>
+      </w:r>
+    </w:p>
+    <w:p>
+      <w:pPr>
+        <w:numPr>
+          <w:ilvl w:val="0"/>
+          <w:numId w:val="145"/>
+        </w:numPr>
+      </w:pPr>
+      <w:r>
+        <w:t>Add new features and perform feature engineering</w:t>
+      </w:r>
+    </w:p>
+    <w:p>
+      <w:pPr>
+        <w:numPr>
+          <w:ilvl w:val="0"/>
+          <w:numId w:val="146"/>
+        </w:numPr>
+      </w:pPr>
+      <w:r>
+        <w:t>Reduce regularization</w:t>
+      </w:r>
+    </w:p>
+    <w:p>
+      <w:pPr>
+        <w:numPr>
+          <w:ilvl w:val="0"/>
+          <w:numId w:val="147"/>
+        </w:numPr>
+      </w:pPr>
+      <w:r>
+        <w:t>Train for more epochs</w:t>
+      </w:r>
+    </w:p>
+    <w:p>
+      <w:pPr>
+        <w:numPr>
+          <w:ilvl w:val="0"/>
+          <w:numId w:val="148"/>
+        </w:numPr>
+      </w:pPr>
+      <w:r>
+        <w:t>Scale features properly</w:t>
+      </w:r>
+    </w:p>
+    <w:p>
+      <w:pPr>
+        <w:rPr>
+          <w:b/>
+          <w:bCs/>
+        </w:rPr>
+      </w:pPr>
+      <w:r>
+        <w:rPr>
+          <w:b/>
+          <w:bCs/>
+        </w:rPr>
+        <w:t>Techniques to Reduce Overfitting</w:t>
+      </w:r>
+    </w:p>
+    <w:p>
+      <w:pPr>
+        <w:numPr>
+          <w:ilvl w:val="0"/>
+          <w:numId w:val="149"/>
+        </w:numPr>
+      </w:pPr>
+      <w:r>
+        <w:t>Collect more training data</w:t>
+      </w:r>
+    </w:p>
+    <w:p>
+      <w:pPr>
+        <w:numPr>
+          <w:ilvl w:val="0"/>
+          <w:numId w:val="150"/>
+        </w:numPr>
+      </w:pPr>
+      <w:r>
+        <w:t>Reduce model complexity</w:t>
+      </w:r>
+    </w:p>
+    <w:p>
+      <w:pPr>
+        <w:numPr>
+          <w:ilvl w:val="0"/>
+          <w:numId w:val="151"/>
+        </w:numPr>
+      </w:pPr>
+      <w:r>
+        <w:t>Use regularization (L1/L2)</w:t>
+      </w:r>
+    </w:p>
+    <w:p>
+      <w:pPr>
+        <w:numPr>
+          <w:ilvl w:val="0"/>
+          <w:numId w:val="152"/>
+        </w:numPr>
+      </w:pPr>
+      <w:r>
+        <w:t>Apply dropout (for neural networks)</w:t>
+      </w:r>
+    </w:p>
+    <w:p>
+      <w:pPr>
+        <w:numPr>
+          <w:ilvl w:val="0"/>
+          <w:numId w:val="153"/>
+        </w:numPr>
+      </w:pPr>
+      <w:r>
+        <w:t>Use early stopping</w:t>
+      </w:r>
+    </w:p>
+    <w:p>
+      <w:pPr>
+        <w:numPr>
+          <w:ilvl w:val="0"/>
+          <w:numId w:val="154"/>
+        </w:numPr>
+      </w:pPr>
+      <w:r>
+        <w:t>Clean noisy data</w:t>
+      </w:r>
+    </w:p>
+    <w:p/>
+    <w:p>
+      <w:pPr>
+        <w:jc w:val="both"/>
+      </w:pPr>
+    </w:p>
+    <w:p>
+      <w:pPr>
+        <w:jc w:val="center"/>
+        <w:rPr>
+          <w:b/>
+          <w:bCs/>
+          <w:sz w:val="32"/>
+          <w:szCs w:val="32"/>
+        </w:rPr>
+      </w:pPr>
+      <w:r>
+        <w:rPr>
+          <w:b/>
+          <w:bCs/>
+          <w:sz w:val="32"/>
+          <w:szCs w:val="32"/>
+        </w:rPr>
+        <w:lastRenderedPageBreak/>
+        <w:t xml:space="preserve">Evaluation Metrics </w:t>
+      </w:r>
+    </w:p>
+    <w:p>
+      <w:pPr>
+        <w:rPr>
+          <w:b/>
+          <w:bCs/>
+        </w:rPr>
+      </w:pPr>
+      <w:r>
+        <w:rPr>
+          <w:b/>
+          <w:bCs/>
+        </w:rPr>
+        <w:t>Classification Metrics</w:t>
+      </w:r>
+    </w:p>
+    <w:p>
+      <w:r>
+        <w:t>Classification problems aim to predict discrete categories. To evaluate the performance of classification models, we use the following metrics:</w:t>
+      </w:r>
+    </w:p>
+    <w:p>
+      <w:pPr>
+        <w:rPr>
+          <w:b/>
+          <w:bCs/>
+        </w:rPr>
+      </w:pPr>
+      <w:r>
+        <w:rPr>
+          <w:b/>
+          <w:bCs/>
+        </w:rPr>
+        <w:t>1. Accuracy</w:t>
+      </w:r>
+    </w:p>
+    <w:p>
+      <w:hyperlink r:id="rId36" w:tgtFrame="_blank" w:history="1">
+        <w:r>
+          <w:rPr>
+            <w:rStyle w:val="Hyperlink"/>
+          </w:rPr>
+          <w:t>Accuracy</w:t>
+        </w:r>
+      </w:hyperlink>
+      <w:r>
+        <w:t> is a fundamental metric used for evaluating the performance of a classification model. It tells us the proportion of correct predictions made by the model out of all predictions.</w:t>
+      </w:r>
+    </w:p>
+    <w:p>
+      <w:pPr>
+        <w:rPr>
+          <w:i/>
+          <w:iCs/>
+        </w:rPr>
+      </w:pPr>
+      <m:oMathPara>
+        <m:oMath>
+          <m:r>
+            <m:rPr>
+              <m:sty m:val="p"/>
+            </m:rPr>
+            <w:rPr>
+              <w:rFonts w:ascii="Cambria Math" w:hAnsi="Cambria Math"/>
+            </w:rPr>
+            <m:t>Accuracy</m:t>
+          </m:r>
+          <m:r>
+            <w:rPr>
+              <w:rFonts w:ascii="Cambria Math" w:hAnsi="Cambria Math"/>
+            </w:rPr>
+            <m:t>=</m:t>
+          </m:r>
+          <m:f>
+            <m:fPr>
+              <m:ctrlPr>
+                <w:rPr>
+                  <w:rFonts w:ascii="Cambria Math" w:hAnsi="Cambria Math"/>
+                </w:rPr>
+              </m:ctrlPr>
+            </m:fPr>
+            <m:num>
+              <m:r>
+                <m:rPr>
+                  <m:sty m:val="p"/>
+                </m:rPr>
+                <w:rPr>
+                  <w:rFonts w:ascii="Cambria Math" w:hAnsi="Cambria Math"/>
+                </w:rPr>
+                <m:t>NumberofCorrectPredictions</m:t>
+              </m:r>
+            </m:num>
+            <m:den>
+              <m:r>
+                <m:rPr>
+                  <m:sty m:val="p"/>
+                </m:rPr>
+                <w:rPr>
+                  <w:rFonts w:ascii="Cambria Math" w:hAnsi="Cambria Math"/>
+                </w:rPr>
+                <m:t>TotalNumberofPredictions</m:t>
+              </m:r>
+            </m:den>
+          </m:f>
+        </m:oMath>
+      </m:oMathPara>
+    </w:p>
+    <w:p>
+      <w:r>
+        <w:t>For example, in a dataset with 90% class A and 10% class B, a model predicting only class A will still achieve 90% accuracy but it will fail to identify any class B instances.</w:t>
+      </w:r>
+    </w:p>
+    <w:p>
+      <w:r>
+        <w:t>Accuracy is good but it gives a False Positive sense of achieving high accuracy. The problem arises due to the possibility of misclassification of minor class samples being very high.</w:t>
+      </w:r>
+    </w:p>
+    <w:p>
+      <w:pPr>
+        <w:rPr>
+          <w:b/>
+          <w:bCs/>
+        </w:rPr>
+      </w:pPr>
+      <w:r>
+        <w:rPr>
+          <w:b/>
+          <w:bCs/>
+        </w:rPr>
+        <w:t>2. Precision</w:t>
+      </w:r>
+    </w:p>
+    <w:p>
+      <w:r>
+        <w:t xml:space="preserve">It measures how many of the positive predictions made by the model are actually correct. It's useful when the cost of false positives is high such as in medical diagnoses </w:t>
+      </w:r>
+      <w:proofErr w:type="gramStart"/>
+      <w:r>
+        <w:t>where</w:t>
+      </w:r>
+      <w:proofErr w:type="gramEnd"/>
+      <w:r>
+        <w:t xml:space="preserve"> predicting a disease when it’s not present can have serious consequences.</w:t>
+      </w:r>
+    </w:p>
+    <w:p>
+      <w:pPr>
+        <w:rPr>
+          <w:i/>
+          <w:iCs/>
+        </w:rPr>
+      </w:pPr>
+      <m:oMathPara>
+        <m:oMath>
+          <m:r>
+            <m:rPr>
+              <m:sty m:val="p"/>
+            </m:rPr>
+            <w:rPr>
+              <w:rFonts w:ascii="Cambria Math" w:hAnsi="Cambria Math"/>
+            </w:rPr>
+            <m:t>Precision</m:t>
+          </m:r>
+          <m:r>
+            <w:rPr>
+              <w:rFonts w:ascii="Cambria Math" w:hAnsi="Cambria Math"/>
+            </w:rPr>
+            <m:t>=</m:t>
+          </m:r>
+          <m:f>
+            <m:fPr>
+              <m:ctrlPr>
+                <w:rPr>
+                  <w:rFonts w:ascii="Cambria Math" w:hAnsi="Cambria Math"/>
+                </w:rPr>
+              </m:ctrlPr>
+            </m:fPr>
+            <m:num>
+              <m:r>
+                <m:rPr>
+                  <m:sty m:val="p"/>
+                </m:rPr>
+                <w:rPr>
+                  <w:rFonts w:ascii="Cambria Math" w:hAnsi="Cambria Math"/>
+                </w:rPr>
+                <m:t>TP</m:t>
+              </m:r>
+            </m:num>
+            <m:den>
+              <m:r>
+                <m:rPr>
+                  <m:sty m:val="p"/>
+                </m:rPr>
+                <w:rPr>
+                  <w:rFonts w:ascii="Cambria Math" w:hAnsi="Cambria Math"/>
+                </w:rPr>
+                <m:t>TP</m:t>
+              </m:r>
+              <m:r>
+                <w:rPr>
+                  <w:rFonts w:ascii="Cambria Math" w:hAnsi="Cambria Math"/>
+                </w:rPr>
+                <m:t>+</m:t>
+              </m:r>
+              <m:r>
+                <m:rPr>
+                  <m:sty m:val="p"/>
+                </m:rPr>
+                <w:rPr>
+                  <w:rFonts w:ascii="Cambria Math" w:hAnsi="Cambria Math"/>
+                </w:rPr>
+                <m:t>FP</m:t>
+              </m:r>
+            </m:den>
+          </m:f>
+        </m:oMath>
+      </m:oMathPara>
+    </w:p>
+    <w:p>
+      <w:r>
+        <w:t>Where:</w:t>
+      </w:r>
+    </w:p>
+    <w:p>
+      <w:pPr>
+        <w:numPr>
+          <w:ilvl w:val="0"/>
+          <w:numId w:val="155"/>
+        </w:numPr>
+      </w:pPr>
+      <w:r>
+        <w:t>TP = True Positives</w:t>
+      </w:r>
+    </w:p>
+    <w:p>
+      <w:pPr>
+        <w:numPr>
+          <w:ilvl w:val="0"/>
+          <w:numId w:val="156"/>
+        </w:numPr>
+      </w:pPr>
+      <w:r>
+        <w:t>FP = False Positives</w:t>
+      </w:r>
+    </w:p>
+    <w:p>
+      <w:r>
+        <w:t xml:space="preserve">Precision </w:t>
+      </w:r>
+      <w:r>
+        <w:t>helps ensure that when the model predicts a positive outcome, it’s likely to be correct.</w:t>
+      </w:r>
+    </w:p>
+    <w:p>
+      <w:pPr>
+        <w:rPr>
+          <w:b/>
+          <w:bCs/>
+        </w:rPr>
+      </w:pPr>
+      <w:r>
+        <w:rPr>
+          <w:b/>
+          <w:bCs/>
+        </w:rPr>
+        <w:t>3. Recall</w:t>
+      </w:r>
+    </w:p>
+    <w:p>
+      <w:r>
+        <w:t xml:space="preserve">Recall </w:t>
+      </w:r>
+      <w:r>
+        <w:t>or Sensitivity measures how many of the actual positive cases were correctly identified by the model. It is important when missing a positive case (false negative) is more costly than false positives.</w:t>
+      </w:r>
+    </w:p>
+    <w:p>
+      <w:pPr>
+        <w:rPr>
+          <w:i/>
+          <w:iCs/>
+        </w:rPr>
+      </w:pPr>
+      <m:oMathPara>
+        <m:oMath>
+          <m:r>
+            <m:rPr>
+              <m:sty m:val="p"/>
+            </m:rPr>
+            <w:rPr>
+              <w:rFonts w:ascii="Cambria Math" w:hAnsi="Cambria Math"/>
+            </w:rPr>
+            <m:t>Recall</m:t>
+          </m:r>
+          <m:r>
+            <w:rPr>
+              <w:rFonts w:ascii="Cambria Math" w:hAnsi="Cambria Math"/>
+            </w:rPr>
+            <m:t>=</m:t>
+          </m:r>
+          <m:f>
+            <m:fPr>
+              <m:ctrlPr>
+                <w:rPr>
+                  <w:rFonts w:ascii="Cambria Math" w:hAnsi="Cambria Math"/>
+                </w:rPr>
+              </m:ctrlPr>
+            </m:fPr>
+            <m:num>
+              <m:r>
+                <m:rPr>
+                  <m:sty m:val="p"/>
+                </m:rPr>
+                <w:rPr>
+                  <w:rFonts w:ascii="Cambria Math" w:hAnsi="Cambria Math"/>
+                </w:rPr>
+                <m:t>TP</m:t>
+              </m:r>
+            </m:num>
+            <m:den>
+              <m:r>
+                <m:rPr>
+                  <m:sty m:val="p"/>
+                </m:rPr>
+                <w:rPr>
+                  <w:rFonts w:ascii="Cambria Math" w:hAnsi="Cambria Math"/>
+                </w:rPr>
+                <m:t>TP</m:t>
+              </m:r>
+              <m:r>
+                <w:rPr>
+                  <w:rFonts w:ascii="Cambria Math" w:hAnsi="Cambria Math"/>
+                </w:rPr>
+                <m:t>+</m:t>
+              </m:r>
+              <m:r>
+                <m:rPr>
+                  <m:sty m:val="p"/>
+                </m:rPr>
+                <w:rPr>
+                  <w:rFonts w:ascii="Cambria Math" w:hAnsi="Cambria Math"/>
+                </w:rPr>
+                <m:t>FN</m:t>
+              </m:r>
+            </m:den>
+          </m:f>
+        </m:oMath>
+      </m:oMathPara>
+    </w:p>
+    <w:p>
+      <w:r>
+        <w:t>Where:</w:t>
+      </w:r>
+    </w:p>
+    <w:p>
+      <w:pPr>
+        <w:numPr>
+          <w:ilvl w:val="0"/>
+          <w:numId w:val="157"/>
+        </w:numPr>
+      </w:pPr>
+      <w:r>
+        <w:lastRenderedPageBreak/>
+        <w:t>FN = False Negatives</w:t>
+      </w:r>
+    </w:p>
+    <w:p>
+      <w:r>
+        <w:t>In scenarios where catching all positive cases is important (like disease detection), recall is a key metric.</w:t>
+      </w:r>
+    </w:p>
+    <w:p>
+      <w:pPr>
+        <w:rPr>
+          <w:b/>
+          <w:bCs/>
+        </w:rPr>
+      </w:pPr>
+      <w:r>
+        <w:rPr>
+          <w:b/>
+          <w:bCs/>
+        </w:rPr>
+        <w:t>4. F1 Score</w:t>
+      </w:r>
+    </w:p>
+    <w:p>
+      <w:r>
+        <w:t>The</w:t>
+      </w:r>
+      <w:r>
+        <w:t xml:space="preserve"> F1 Score</w:t>
+      </w:r>
+      <w:r>
+        <w:t> is the harmonic mean of precision and recall. It is useful when we need a balance between precision and recall as it combines both into a single number. A high F1 score means the model performs well on both metrics. Its range is [0,1].</w:t>
+      </w:r>
+    </w:p>
+    <w:p>
+      <w:r>
+        <w:t xml:space="preserve">Lower recall and higher precision </w:t>
+      </w:r>
+      <w:proofErr w:type="gramStart"/>
+      <w:r>
+        <w:t>gives</w:t>
+      </w:r>
+      <w:proofErr w:type="gramEnd"/>
+      <w:r>
+        <w:t xml:space="preserve"> us great accuracy but then it misses a large number of instances. More the F1 score better will be performance. It can be expressed mathematically in this way:</w:t>
+      </w:r>
+    </w:p>
+    <w:p>
+      <w:pPr>
+        <w:rPr>
+          <w:i/>
+          <w:iCs/>
+        </w:rPr>
+      </w:pPr>
+      <m:oMathPara>
+        <m:oMath>
+          <m:r>
+            <m:rPr>
+              <m:nor/>
+            </m:rPr>
+            <m:t>F1 Score</m:t>
+          </m:r>
+          <m:r>
+            <w:rPr>
+              <w:rFonts w:ascii="Cambria Math" w:hAnsi="Cambria Math"/>
+            </w:rPr>
+            <m:t>=2×</m:t>
+          </m:r>
+          <m:f>
+            <m:fPr>
+              <m:ctrlPr>
+                <w:rPr>
+                  <w:rFonts w:ascii="Cambria Math" w:hAnsi="Cambria Math"/>
+                </w:rPr>
+              </m:ctrlPr>
+            </m:fPr>
+            <m:num>
+              <m:r>
+                <m:rPr>
+                  <m:nor/>
+                </m:rPr>
+                <m:t>Precision</m:t>
+              </m:r>
+              <m:r>
+                <w:rPr>
+                  <w:rFonts w:ascii="Cambria Math" w:hAnsi="Cambria Math"/>
+                </w:rPr>
+                <m:t>×</m:t>
+              </m:r>
+              <m:r>
+                <m:rPr>
+                  <m:nor/>
+                </m:rPr>
+                <m:t>Recall</m:t>
+              </m:r>
+            </m:num>
+            <m:den>
+              <w:proofErr w:type="spellStart"/>
+              <m:r>
+                <m:rPr>
+                  <m:nor/>
+                </m:rPr>
+                <m:t>Precision</m:t>
+              </m:r>
+              <w:proofErr w:type="spellEnd"/>
+              <m:r>
+                <w:rPr>
+                  <w:rFonts w:ascii="Cambria Math" w:hAnsi="Cambria Math"/>
+                </w:rPr>
+                <m:t>+</m:t>
+              </m:r>
+              <m:r>
+                <m:rPr>
+                  <m:nor/>
+                </m:rPr>
+                <m:t>Recall</m:t>
+              </m:r>
+            </m:den>
+          </m:f>
+        </m:oMath>
+      </m:oMathPara>
+    </w:p>
+    <w:p>
+      <w:pPr>
+        <w:rPr>
+          <w:b/>
+          <w:bCs/>
+        </w:rPr>
+      </w:pPr>
+      <w:r>
+        <w:rPr>
+          <w:b/>
+          <w:bCs/>
+        </w:rPr>
+        <w:t>2. Mean Squared Error (MSE)</w:t>
+      </w:r>
+    </w:p>
+    <w:p>
+      <w:r>
+        <w:t xml:space="preserve">MSE </w:t>
+      </w:r>
+      <w:r>
+        <w:t>calculates the average of the squared differences between the predicted and actual values. Squaring the differences ensures that larger errors are penalized more heavily helps in making it sensitive to outliers. This is useful when large errors are undesirable but it can be problematic when outliers are not relevant to the model’s purpose.</w:t>
+      </w:r>
+    </w:p>
+    <w:p>
+      <w:r>
+        <w:t>Formula:</w:t>
+      </w:r>
+    </w:p>
+    <w:p>
+      <w:pPr>
+        <w:rPr>
+          <w:i/>
+          <w:iCs/>
+        </w:rPr>
+      </w:pPr>
+      <m:oMathPara>
+        <m:oMath>
+          <m:r>
+            <m:rPr>
+              <m:sty m:val="p"/>
+            </m:rPr>
+            <w:rPr>
+              <w:rFonts w:ascii="Cambria Math" w:hAnsi="Cambria Math"/>
+            </w:rPr>
+            <m:t>MSE</m:t>
+          </m:r>
+          <m:r>
+            <w:rPr>
+              <w:rFonts w:ascii="Cambria Math" w:hAnsi="Cambria Math"/>
+            </w:rPr>
+            <m:t>=</m:t>
+          </m:r>
+          <m:f>
+            <m:fPr>
+              <m:ctrlPr>
+                <w:rPr>
+                  <w:rFonts w:ascii="Cambria Math" w:hAnsi="Cambria Math"/>
+                </w:rPr>
+              </m:ctrlPr>
+            </m:fPr>
+            <m:num>
+              <m:r>
+                <w:rPr>
+                  <w:rFonts w:ascii="Cambria Math" w:hAnsi="Cambria Math"/>
+                </w:rPr>
+                <m:t>1</m:t>
+              </m:r>
+            </m:num>
+            <m:den>
+              <m:r>
+                <m:rPr>
+                  <m:sty m:val="p"/>
+                </m:rPr>
+                <w:rPr>
+                  <w:rFonts w:ascii="Cambria Math" w:hAnsi="Cambria Math"/>
+                </w:rPr>
+                <m:t>N</m:t>
+              </m:r>
+            </m:den>
+          </m:f>
+          <m:nary>
+            <m:naryPr>
+              <m:chr m:val="∑"/>
+              <m:limLoc m:val="subSup"/>
+              <m:grow m:val="1"/>
+              <m:ctrlPr>
+                <w:rPr>
+                  <w:rFonts w:ascii="Cambria Math" w:hAnsi="Cambria Math"/>
+                </w:rPr>
+              </m:ctrlPr>
+            </m:naryPr>
+            <m:sub>
+              <m:r>
+                <m:rPr>
+                  <m:sty m:val="p"/>
+                </m:rPr>
+                <w:rPr>
+                  <w:rFonts w:ascii="Cambria Math" w:hAnsi="Cambria Math"/>
+                </w:rPr>
+                <m:t>j</m:t>
+              </m:r>
+              <m:r>
+                <w:rPr>
+                  <w:rFonts w:ascii="Cambria Math" w:hAnsi="Cambria Math"/>
+                </w:rPr>
+                <m:t>=1</m:t>
+              </m:r>
+            </m:sub>
+            <m:sup>
+              <m:r>
+                <m:rPr>
+                  <m:sty m:val="p"/>
+                </m:rPr>
+                <w:rPr>
+                  <w:rFonts w:ascii="Cambria Math" w:hAnsi="Cambria Math"/>
+                </w:rPr>
+                <m:t>N</m:t>
+              </m:r>
+            </m:sup>
+            <m:e>
+              <m:sSup>
+                <m:sSupPr>
+                  <m:ctrlPr>
+                    <w:rPr>
+                      <w:rFonts w:ascii="Cambria Math" w:hAnsi="Cambria Math"/>
+                    </w:rPr>
+                  </m:ctrlPr>
+                </m:sSupPr>
+                <m:e>
+                  <m:d>
+                    <m:dPr>
+                      <m:ctrlPr>
+                        <w:rPr>
+                          <w:rFonts w:ascii="Cambria Math" w:hAnsi="Cambria Math"/>
+                        </w:rPr>
+                      </m:ctrlPr>
+                    </m:dPr>
+                    <m:e>
+                      <m:sSub>
+                        <m:sSubPr>
+                          <m:ctrlPr>
+                            <w:rPr>
+                              <w:rFonts w:ascii="Cambria Math" w:hAnsi="Cambria Math"/>
+                            </w:rPr>
+                          </m:ctrlPr>
+                        </m:sSubPr>
+                        <m:e>
+                          <m:r>
+                            <m:rPr>
+                              <m:sty m:val="p"/>
+                            </m:rPr>
+                            <w:rPr>
+                              <w:rFonts w:ascii="Cambria Math" w:hAnsi="Cambria Math"/>
+                            </w:rPr>
+                            <m:t>y</m:t>
+                          </m:r>
+                        </m:e>
+                        <m:sub>
+                          <m:r>
+                            <m:rPr>
+                              <m:sty m:val="p"/>
+                            </m:rPr>
+                            <w:rPr>
+                              <w:rFonts w:ascii="Cambria Math" w:hAnsi="Cambria Math"/>
+                            </w:rPr>
+                            <m:t>j</m:t>
+                          </m:r>
+                        </m:sub>
+                      </m:sSub>
+                      <m:r>
+                        <w:rPr>
+                          <w:rFonts w:ascii="Cambria Math" w:hAnsi="Cambria Math"/>
+                        </w:rPr>
+                        <m:t>-</m:t>
+                      </m:r>
+                      <m:sSub>
+                        <m:sSubPr>
+                          <m:ctrlPr>
+                            <w:rPr>
+                              <w:rFonts w:ascii="Cambria Math" w:hAnsi="Cambria Math"/>
+                            </w:rPr>
+                          </m:ctrlPr>
+                        </m:sSubPr>
+                        <m:e>
+                          <m:acc>
+                            <m:accPr>
+                              <m:ctrlPr>
+                                <w:rPr>
+                                  <w:rFonts w:ascii="Cambria Math" w:hAnsi="Cambria Math"/>
+                                </w:rPr>
+                              </m:ctrlPr>
+                            </m:accPr>
+                            <m:e>
+                              <m:r>
+                                <m:rPr>
+                                  <m:sty m:val="p"/>
+                                </m:rPr>
+                                <w:rPr>
+                                  <w:rFonts w:ascii="Cambria Math" w:hAnsi="Cambria Math"/>
+                                </w:rPr>
+                                <m:t>y</m:t>
+                              </m:r>
+                            </m:e>
+                          </m:acc>
+                        </m:e>
+                        <m:sub>
+                          <m:r>
+                            <m:rPr>
+                              <m:sty m:val="p"/>
+                            </m:rPr>
+                            <w:rPr>
+                              <w:rFonts w:ascii="Cambria Math" w:hAnsi="Cambria Math"/>
+                            </w:rPr>
+                            <m:t>j</m:t>
+                          </m:r>
+                        </m:sub>
+                      </m:sSub>
+                    </m:e>
+                  </m:d>
+                </m:e>
+                <m:sup>
+                  <m:r>
+                    <w:rPr>
+                      <w:rFonts w:ascii="Cambria Math" w:hAnsi="Cambria Math"/>
+                    </w:rPr>
+                    <m:t>2</m:t>
+                  </m:r>
+                </m:sup>
+              </m:sSup>
+            </m:e>
+          </m:nary>
+        </m:oMath>
+      </m:oMathPara>
+    </w:p>
+    <w:p>
+      <w:r>
+        <w:t>Where:</w:t>
+      </w:r>
+    </w:p>
+    <w:p>
+      <w:pPr>
+        <w:numPr>
+          <w:ilvl w:val="0"/>
+          <w:numId w:val="158"/>
+        </w:numPr>
+      </w:pPr>
+      <m:oMath>
+        <m:sSub>
+          <m:sSubPr>
+            <m:ctrlPr>
+              <w:rPr>
+                <w:rFonts w:ascii="Cambria Math" w:hAnsi="Cambria Math"/>
+              </w:rPr>
+            </m:ctrlPr>
+          </m:sSubPr>
+          <m:e>
+            <m:r>
+              <w:rPr>
+                <w:rFonts w:ascii="Cambria Math" w:hAnsi="Cambria Math"/>
+              </w:rPr>
+              <m:t>y</m:t>
+            </m:r>
+          </m:e>
+          <m:sub>
+            <m:r>
+              <w:rPr>
+                <w:rFonts w:ascii="Cambria Math" w:hAnsi="Cambria Math"/>
+              </w:rPr>
+              <m:t>j</m:t>
+            </m:r>
+          </m:sub>
+        </m:sSub>
+      </m:oMath>
+      <w:r>
+        <w:t> = Actual value</w:t>
+      </w:r>
+    </w:p>
+    <w:p>
+      <w:pPr>
+        <w:numPr>
+          <w:ilvl w:val="0"/>
+          <w:numId w:val="159"/>
+        </w:numPr>
+      </w:pPr>
+      <m:oMath>
+        <m:sSub>
+          <m:sSubPr>
+            <m:ctrlPr>
+              <w:rPr>
+                <w:rFonts w:ascii="Cambria Math" w:hAnsi="Cambria Math"/>
+              </w:rPr>
+            </m:ctrlPr>
+          </m:sSubPr>
+          <m:e>
+            <m:acc>
+              <m:accPr>
+                <m:ctrlPr>
+                  <w:rPr>
+                    <w:rFonts w:ascii="Cambria Math" w:hAnsi="Cambria Math"/>
+                  </w:rPr>
+                </m:ctrlPr>
+              </m:accPr>
+              <m:e>
+                <m:r>
+                  <w:rPr>
+                    <w:rFonts w:ascii="Cambria Math" w:hAnsi="Cambria Math"/>
+                  </w:rPr>
+                  <m:t>y</m:t>
+                </m:r>
+              </m:e>
+            </m:acc>
+          </m:e>
+          <m:sub>
+            <m:r>
+              <w:rPr>
+                <w:rFonts w:ascii="Cambria Math" w:hAnsi="Cambria Math"/>
+              </w:rPr>
+              <m:t>j</m:t>
+            </m:r>
+          </m:sub>
+        </m:sSub>
+      </m:oMath>
+      <w:r>
+        <w:t> = Predicted value</w:t>
+      </w:r>
+    </w:p>
+    <w:p>
+      <w:pPr>
+        <w:rPr>
+          <w:b/>
+          <w:bCs/>
+        </w:rPr>
+      </w:pPr>
+      <w:r>
+        <w:rPr>
+          <w:b/>
+          <w:bCs/>
+        </w:rPr>
+        <w:t>5. R² (R-squared)</w:t>
+      </w:r>
+    </w:p>
+    <w:p>
+      <w:r>
+        <w:t>R2 Score</w:t>
+      </w:r>
+      <w:r>
+        <w:t> represents the proportion of the variance in the dependent variable that is predictable from the independent variables. An R² value close to 1 shows a model that explains most of the variance while a value close to 0 shows that the model does not explain much of the variability in the data. R² is used to assess the goodness-of-fit of regression models.</w:t>
+      </w:r>
+    </w:p>
+    <w:p>
+      <w:r>
+        <w:t>Formula:</w:t>
+      </w:r>
+    </w:p>
+    <w:p>
+      <w:pPr>
+        <w:rPr>
+          <w:i/>
+          <w:iCs/>
+        </w:rPr>
+      </w:pPr>
+      <m:oMathPara>
+        <m:oMath>
+          <m:sSup>
+            <m:sSupPr>
+              <m:ctrlPr>
+                <w:rPr>
+                  <w:rFonts w:ascii="Cambria Math" w:hAnsi="Cambria Math"/>
+                </w:rPr>
+              </m:ctrlPr>
+            </m:sSupPr>
+            <m:e>
+              <m:r>
+                <w:rPr>
+                  <w:rFonts w:ascii="Cambria Math" w:hAnsi="Cambria Math"/>
+                </w:rPr>
+                <m:t>R</m:t>
+              </m:r>
+            </m:e>
+            <m:sup>
+              <m:r>
+                <w:rPr>
+                  <w:rFonts w:ascii="Cambria Math" w:hAnsi="Cambria Math"/>
+                </w:rPr>
+                <m:t>2</m:t>
+              </m:r>
+            </m:sup>
+          </m:sSup>
+          <m:r>
+            <w:rPr>
+              <w:rFonts w:ascii="Cambria Math" w:hAnsi="Cambria Math"/>
+            </w:rPr>
+            <m:t>=1-</m:t>
+          </m:r>
+          <m:f>
+            <m:fPr>
+              <m:ctrlPr>
+                <w:rPr>
+                  <w:rFonts w:ascii="Cambria Math" w:hAnsi="Cambria Math"/>
+                </w:rPr>
+              </m:ctrlPr>
+            </m:fPr>
+            <m:num>
+              <m:nary>
+                <m:naryPr>
+                  <m:chr m:val="∑"/>
+                  <m:limLoc m:val="subSup"/>
+                  <m:grow m:val="1"/>
+                  <m:ctrlPr>
+                    <w:rPr>
+                      <w:rFonts w:ascii="Cambria Math" w:hAnsi="Cambria Math"/>
+                    </w:rPr>
+                  </m:ctrlPr>
+                </m:naryPr>
+                <m:sub>
+                  <m:r>
+                    <w:rPr>
+                      <w:rFonts w:ascii="Cambria Math" w:hAnsi="Cambria Math"/>
+                    </w:rPr>
+                    <m:t>j=1</m:t>
+                  </m:r>
+                </m:sub>
+                <m:sup>
+                  <m:r>
+                    <w:rPr>
+                      <w:rFonts w:ascii="Cambria Math" w:hAnsi="Cambria Math"/>
+                    </w:rPr>
+                    <m:t>n</m:t>
+                  </m:r>
+                </m:sup>
+                <m:e>
+                  <m:r>
+                    <w:rPr>
+                      <w:rFonts w:ascii="Cambria Math" w:hAnsi="Cambria Math"/>
+                    </w:rPr>
+                    <m:t>(</m:t>
+                  </m:r>
+                </m:e>
+              </m:nary>
+              <m:d>
+                <m:dPr>
+                  <m:begChr m:val=""/>
+                  <m:endChr m:val=""/>
+                  <m:ctrlPr>
+                    <w:rPr>
+                      <w:rFonts w:ascii="Cambria Math" w:hAnsi="Cambria Math"/>
+                    </w:rPr>
+                  </m:ctrlPr>
+                </m:dPr>
+                <m:e>
+                  <m:sSub>
+                    <m:sSubPr>
+                      <m:ctrlPr>
+                        <w:rPr>
+                          <w:rFonts w:ascii="Cambria Math" w:hAnsi="Cambria Math"/>
+                        </w:rPr>
+                      </m:ctrlPr>
+                    </m:sSubPr>
+                    <m:e>
+                      <m:r>
+                        <w:rPr>
+                          <w:rFonts w:ascii="Cambria Math" w:hAnsi="Cambria Math"/>
+                        </w:rPr>
+                        <m:t>y</m:t>
+                      </m:r>
+                    </m:e>
+                    <m:sub>
+                      <m:r>
+                        <w:rPr>
+                          <w:rFonts w:ascii="Cambria Math" w:hAnsi="Cambria Math"/>
+                        </w:rPr>
+                        <m:t>j</m:t>
+                      </m:r>
+                    </m:sub>
+                  </m:sSub>
+                  <m:r>
+                    <w:rPr>
+                      <w:rFonts w:ascii="Cambria Math" w:hAnsi="Cambria Math"/>
+                    </w:rPr>
+                    <m:t>-</m:t>
+                  </m:r>
+                  <m:sSub>
+                    <m:sSubPr>
+                      <m:ctrlPr>
+                        <w:rPr>
+                          <w:rFonts w:ascii="Cambria Math" w:hAnsi="Cambria Math"/>
+                        </w:rPr>
+                      </m:ctrlPr>
+                    </m:sSubPr>
+                    <m:e>
+                      <m:acc>
+                        <m:accPr>
+                          <m:ctrlPr>
+                            <w:rPr>
+                              <w:rFonts w:ascii="Cambria Math" w:hAnsi="Cambria Math"/>
+                            </w:rPr>
+                          </m:ctrlPr>
+                        </m:accPr>
+                        <m:e>
+                          <m:r>
+                            <w:rPr>
+                              <w:rFonts w:ascii="Cambria Math" w:hAnsi="Cambria Math"/>
+                            </w:rPr>
+                            <m:t>y</m:t>
+                          </m:r>
+                        </m:e>
+                      </m:acc>
+                    </m:e>
+                    <m:sub>
+                      <m:r>
+                        <w:rPr>
+                          <w:rFonts w:ascii="Cambria Math" w:hAnsi="Cambria Math"/>
+                        </w:rPr>
+                        <m:t>j</m:t>
+                      </m:r>
+                    </m:sub>
+                  </m:sSub>
+                  <m:sSup>
+                    <m:sSupPr>
+                      <m:ctrlPr>
+                        <w:rPr>
+                          <w:rFonts w:ascii="Cambria Math" w:hAnsi="Cambria Math"/>
+                        </w:rPr>
+                      </m:ctrlPr>
+                    </m:sSupPr>
+                    <m:e>
+                      <m:d>
+                        <m:dPr>
+                          <m:begChr m:val=""/>
+                          <m:endChr m:val=""/>
+                          <m:ctrlPr>
+                            <w:rPr>
+                              <w:rFonts w:ascii="Cambria Math" w:hAnsi="Cambria Math"/>
+                            </w:rPr>
+                          </m:ctrlPr>
+                        </m:dPr>
+                        <m:e>
+                          <m:r>
+                            <w:rPr>
+                              <w:rFonts w:ascii="Cambria Math" w:hAnsi="Cambria Math"/>
+                            </w:rPr>
+                            <m:t>)</m:t>
+                          </m:r>
+                        </m:e>
+                      </m:d>
+                    </m:e>
+                    <m:sup>
+                      <m:r>
+                        <w:rPr>
+                          <w:rFonts w:ascii="Cambria Math" w:hAnsi="Cambria Math"/>
+                        </w:rPr>
+                        <m:t>2</m:t>
+                      </m:r>
+                    </m:sup>
+                  </m:sSup>
+                </m:e>
+              </m:d>
+            </m:num>
+            <m:den>
+              <m:nary>
+                <m:naryPr>
+                  <m:chr m:val="∑"/>
+                  <m:limLoc m:val="subSup"/>
+                  <m:grow m:val="1"/>
+                  <m:ctrlPr>
+                    <w:rPr>
+                      <w:rFonts w:ascii="Cambria Math" w:hAnsi="Cambria Math"/>
+                    </w:rPr>
+                  </m:ctrlPr>
+                </m:naryPr>
+                <m:sub>
+                  <m:r>
+                    <w:rPr>
+                      <w:rFonts w:ascii="Cambria Math" w:hAnsi="Cambria Math"/>
+                    </w:rPr>
+                    <m:t>j=1</m:t>
+                  </m:r>
+                </m:sub>
+                <m:sup>
+                  <m:r>
+                    <w:rPr>
+                      <w:rFonts w:ascii="Cambria Math" w:hAnsi="Cambria Math"/>
+                    </w:rPr>
+                    <m:t>n</m:t>
+                  </m:r>
+                </m:sup>
+                <m:e>
+                  <m:r>
+                    <w:rPr>
+                      <w:rFonts w:ascii="Cambria Math" w:hAnsi="Cambria Math"/>
+                    </w:rPr>
+                    <m:t>(</m:t>
+                  </m:r>
+                </m:e>
+              </m:nary>
+              <m:d>
+                <m:dPr>
+                  <m:begChr m:val=""/>
+                  <m:endChr m:val=""/>
+                  <m:ctrlPr>
+                    <w:rPr>
+                      <w:rFonts w:ascii="Cambria Math" w:hAnsi="Cambria Math"/>
+                    </w:rPr>
+                  </m:ctrlPr>
+                </m:dPr>
+                <m:e>
+                  <m:sSub>
+                    <m:sSubPr>
+                      <m:ctrlPr>
+                        <w:rPr>
+                          <w:rFonts w:ascii="Cambria Math" w:hAnsi="Cambria Math"/>
+                        </w:rPr>
+                      </m:ctrlPr>
+                    </m:sSubPr>
+                    <m:e>
+                      <m:r>
+                        <w:rPr>
+                          <w:rFonts w:ascii="Cambria Math" w:hAnsi="Cambria Math"/>
+                        </w:rPr>
+                        <m:t>y</m:t>
+                      </m:r>
+                    </m:e>
+                    <m:sub>
+                      <m:r>
+                        <w:rPr>
+                          <w:rFonts w:ascii="Cambria Math" w:hAnsi="Cambria Math"/>
+                        </w:rPr>
+                        <m:t>j</m:t>
+                      </m:r>
+                    </m:sub>
+                  </m:sSub>
+                  <m:r>
+                    <w:rPr>
+                      <w:rFonts w:ascii="Cambria Math" w:hAnsi="Cambria Math"/>
+                    </w:rPr>
+                    <m:t>-</m:t>
+                  </m:r>
+                  <m:acc>
+                    <m:accPr>
+                      <m:chr m:val="̅"/>
+                      <m:ctrlPr>
+                        <w:rPr>
+                          <w:rFonts w:ascii="Cambria Math" w:hAnsi="Cambria Math"/>
+                        </w:rPr>
+                      </m:ctrlPr>
+                    </m:accPr>
+                    <m:e>
+                      <m:r>
+                        <w:rPr>
+                          <w:rFonts w:ascii="Cambria Math" w:hAnsi="Cambria Math"/>
+                        </w:rPr>
+                        <m:t>y</m:t>
+                      </m:r>
+                    </m:e>
+                  </m:acc>
+                  <m:sSup>
+                    <m:sSupPr>
+                      <m:ctrlPr>
+                        <w:rPr>
+                          <w:rFonts w:ascii="Cambria Math" w:hAnsi="Cambria Math"/>
+                        </w:rPr>
+                      </m:ctrlPr>
+                    </m:sSupPr>
+                    <m:e>
+                      <m:d>
+                        <m:dPr>
+                          <m:begChr m:val=""/>
+                          <m:endChr m:val=""/>
+                          <m:ctrlPr>
+                            <w:rPr>
+                              <w:rFonts w:ascii="Cambria Math" w:hAnsi="Cambria Math"/>
+                            </w:rPr>
+                          </m:ctrlPr>
+                        </m:dPr>
+                        <m:e>
+                          <m:r>
+                            <w:rPr>
+                              <w:rFonts w:ascii="Cambria Math" w:hAnsi="Cambria Math"/>
+                            </w:rPr>
+                            <m:t>)</m:t>
+                          </m:r>
+                        </m:e>
+                      </m:d>
+                    </m:e>
+                    <m:sup>
+                      <m:r>
+                        <w:rPr>
+                          <w:rFonts w:ascii="Cambria Math" w:hAnsi="Cambria Math"/>
+                        </w:rPr>
+                        <m:t>2</m:t>
+                      </m:r>
+                    </m:sup>
+                  </m:sSup>
+                </m:e>
+              </m:d>
+            </m:den>
+          </m:f>
+        </m:oMath>
+      </m:oMathPara>
+    </w:p>
+    <w:p>
+      <w:r>
+        <w:t>Where:</w:t>
+      </w:r>
+    </w:p>
+    <w:p>
+      <w:pPr>
+        <w:numPr>
+          <w:ilvl w:val="0"/>
+          <w:numId w:val="160"/>
+        </w:numPr>
+      </w:pPr>
+      <m:oMath>
+        <m:sSub>
+          <m:sSubPr>
+            <m:ctrlPr>
+              <w:rPr>
+                <w:rFonts w:ascii="Cambria Math" w:hAnsi="Cambria Math"/>
+              </w:rPr>
+            </m:ctrlPr>
+          </m:sSubPr>
+          <m:e>
+            <m:r>
+              <w:rPr>
+                <w:rFonts w:ascii="Cambria Math" w:hAnsi="Cambria Math"/>
+              </w:rPr>
+              <m:t>y</m:t>
+            </m:r>
+          </m:e>
+          <m:sub>
+            <m:r>
+              <w:rPr>
+                <w:rFonts w:ascii="Cambria Math" w:hAnsi="Cambria Math"/>
+              </w:rPr>
+              <m:t>j</m:t>
+            </m:r>
+          </m:sub>
+        </m:sSub>
+      </m:oMath>
+      <w:r>
+        <w:t> = Actual value</w:t>
+      </w:r>
+    </w:p>
+    <w:p>
+      <w:pPr>
+        <w:numPr>
+          <w:ilvl w:val="0"/>
+          <w:numId w:val="161"/>
+        </w:numPr>
+      </w:pPr>
+      <m:oMath>
+        <m:sSub>
+          <m:sSubPr>
+            <m:ctrlPr>
+              <w:rPr>
+                <w:rFonts w:ascii="Cambria Math" w:hAnsi="Cambria Math"/>
+              </w:rPr>
+            </m:ctrlPr>
+          </m:sSubPr>
+          <m:e>
+            <m:acc>
+              <m:accPr>
+                <m:ctrlPr>
+                  <w:rPr>
+                    <w:rFonts w:ascii="Cambria Math" w:hAnsi="Cambria Math"/>
+                  </w:rPr>
+                </m:ctrlPr>
+              </m:accPr>
+              <m:e>
+                <m:r>
+                  <w:rPr>
+                    <w:rFonts w:ascii="Cambria Math" w:hAnsi="Cambria Math"/>
+                  </w:rPr>
+                  <m:t>y</m:t>
+                </m:r>
+              </m:e>
+            </m:acc>
+          </m:e>
+          <m:sub>
+            <m:r>
+              <w:rPr>
+                <w:rFonts w:ascii="Cambria Math" w:hAnsi="Cambria Math"/>
+              </w:rPr>
+              <m:t>j</m:t>
+            </m:r>
+          </m:sub>
+        </m:sSub>
+      </m:oMath>
+      <w:r>
+        <w:t> = Predicted value</w:t>
+      </w:r>
+    </w:p>
+    <w:p>
+      <w:pPr>
+        <w:numPr>
+          <w:ilvl w:val="0"/>
+          <w:numId w:val="162"/>
+        </w:numPr>
+      </w:pPr>
+      <m:oMath>
+        <m:acc>
+          <m:accPr>
+            <m:chr m:val="̅"/>
+            <m:ctrlPr>
+              <w:rPr>
+                <w:rFonts w:ascii="Cambria Math" w:hAnsi="Cambria Math"/>
+              </w:rPr>
+            </m:ctrlPr>
+          </m:accPr>
+          <m:e>
+            <m:r>
+              <w:rPr>
+                <w:rFonts w:ascii="Cambria Math" w:hAnsi="Cambria Math"/>
+              </w:rPr>
+              <m:t>y</m:t>
+            </m:r>
+          </m:e>
+        </m:acc>
+      </m:oMath>
+      <w:r>
+        <w:t>= Mean of the actual values</w:t>
+      </w:r>
+    </w:p>
+    <w:p/>
+    <w:p>
+      <w:pPr>
+        <w:jc w:val="both"/>
+      </w:pPr>
+    </w:p>
     <w:sectPr>
-      <w:headerReference w:type="default" r:id="rId34"/>
-      <w:footerReference w:type="default" r:id="rId35"/>
+      <w:headerReference w:type="default" r:id="rId37"/>
+      <w:footerReference w:type="default" r:id="rId38"/>
       <w:pgSz w:w="12240" w:h="15840"/>
       <w:pgMar w:top="1440" w:right="1440" w:bottom="1440" w:left="1440" w:header="720" w:footer="720" w:gutter="0"/>
       <w:pgBorders w:offsetFrom="page">
@@ -7578,6 +9934,155 @@
     </w:lvl>
   </w:abstractNum>
   <w:abstractNum w:abstractNumId="1" w15:restartNumberingAfterBreak="0">
+    <w:nsid w:val="079E74BA"/>
+    <w:multiLevelType w:val="multilevel"/>
+    <w:tmpl w:val="9AE855FE"/>
+    <w:lvl w:ilvl="0">
+      <w:start w:val="1"/>
+      <w:numFmt w:val="bullet"/>
+      <w:lvlText w:val=""/>
+      <w:lvlJc w:val="left"/>
+      <w:pPr>
+        <w:tabs>
+          <w:tab w:val="num" w:pos="720"/>
+        </w:tabs>
+        <w:ind w:left="720" w:hanging="360"/>
+      </w:pPr>
+      <w:rPr>
+        <w:rFonts w:ascii="Symbol" w:hAnsi="Symbol" w:hint="default"/>
+        <w:sz w:val="20"/>
+      </w:rPr>
+    </w:lvl>
+    <w:lvl w:ilvl="1" w:tentative="1">
+      <w:start w:val="1"/>
+      <w:numFmt w:val="bullet"/>
+      <w:lvlText w:val=""/>
+      <w:lvlJc w:val="left"/>
+      <w:pPr>
+        <w:tabs>
+          <w:tab w:val="num" w:pos="1440"/>
+        </w:tabs>
+        <w:ind w:left="1440" w:hanging="360"/>
+      </w:pPr>
+      <w:rPr>
+        <w:rFonts w:ascii="Symbol" w:hAnsi="Symbol" w:hint="default"/>
+        <w:sz w:val="20"/>
+      </w:rPr>
+    </w:lvl>
+    <w:lvl w:ilvl="2" w:tentative="1">
+      <w:start w:val="1"/>
+      <w:numFmt w:val="bullet"/>
+      <w:lvlText w:val=""/>
+      <w:lvlJc w:val="left"/>
+      <w:pPr>
+        <w:tabs>
+          <w:tab w:val="num" w:pos="2160"/>
+        </w:tabs>
+        <w:ind w:left="2160" w:hanging="360"/>
+      </w:pPr>
+      <w:rPr>
+        <w:rFonts w:ascii="Symbol" w:hAnsi="Symbol" w:hint="default"/>
+        <w:sz w:val="20"/>
+      </w:rPr>
+    </w:lvl>
+    <w:lvl w:ilvl="3" w:tentative="1">
+      <w:start w:val="1"/>
+      <w:numFmt w:val="bullet"/>
+      <w:lvlText w:val=""/>
+      <w:lvlJc w:val="left"/>
+      <w:pPr>
+        <w:tabs>
+          <w:tab w:val="num" w:pos="2880"/>
+        </w:tabs>
+        <w:ind w:left="2880" w:hanging="360"/>
+      </w:pPr>
+      <w:rPr>
+        <w:rFonts w:ascii="Symbol" w:hAnsi="Symbol" w:hint="default"/>
+        <w:sz w:val="20"/>
+      </w:rPr>
+    </w:lvl>
+    <w:lvl w:ilvl="4" w:tentative="1">
+      <w:start w:val="1"/>
+      <w:numFmt w:val="bullet"/>
+      <w:lvlText w:val=""/>
+      <w:lvlJc w:val="left"/>
+      <w:pPr>
+        <w:tabs>
+          <w:tab w:val="num" w:pos="3600"/>
+        </w:tabs>
+        <w:ind w:left="3600" w:hanging="360"/>
+      </w:pPr>
+      <w:rPr>
+        <w:rFonts w:ascii="Symbol" w:hAnsi="Symbol" w:hint="default"/>
+        <w:sz w:val="20"/>
+      </w:rPr>
+    </w:lvl>
+    <w:lvl w:ilvl="5" w:tentative="1">
+      <w:start w:val="1"/>
+      <w:numFmt w:val="bullet"/>
+      <w:lvlText w:val=""/>
+      <w:lvlJc w:val="left"/>
+      <w:pPr>
+        <w:tabs>
+          <w:tab w:val="num" w:pos="4320"/>
+        </w:tabs>
+        <w:ind w:left="4320" w:hanging="360"/>
+      </w:pPr>
+      <w:rPr>
+        <w:rFonts w:ascii="Symbol" w:hAnsi="Symbol" w:hint="default"/>
+        <w:sz w:val="20"/>
+      </w:rPr>
+    </w:lvl>
+    <w:lvl w:ilvl="6" w:tentative="1">
+      <w:start w:val="1"/>
+      <w:numFmt w:val="bullet"/>
+      <w:lvlText w:val=""/>
+      <w:lvlJc w:val="left"/>
+      <w:pPr>
+        <w:tabs>
+          <w:tab w:val="num" w:pos="5040"/>
+        </w:tabs>
+        <w:ind w:left="5040" w:hanging="360"/>
+      </w:pPr>
+      <w:rPr>
+        <w:rFonts w:ascii="Symbol" w:hAnsi="Symbol" w:hint="default"/>
+        <w:sz w:val="20"/>
+      </w:rPr>
+    </w:lvl>
+    <w:lvl w:ilvl="7" w:tentative="1">
+      <w:start w:val="1"/>
+      <w:numFmt w:val="bullet"/>
+      <w:lvlText w:val=""/>
+      <w:lvlJc w:val="left"/>
+      <w:pPr>
+        <w:tabs>
+          <w:tab w:val="num" w:pos="5760"/>
+        </w:tabs>
+        <w:ind w:left="5760" w:hanging="360"/>
+      </w:pPr>
+      <w:rPr>
+        <w:rFonts w:ascii="Symbol" w:hAnsi="Symbol" w:hint="default"/>
+        <w:sz w:val="20"/>
+      </w:rPr>
+    </w:lvl>
+    <w:lvl w:ilvl="8" w:tentative="1">
+      <w:start w:val="1"/>
+      <w:numFmt w:val="bullet"/>
+      <w:lvlText w:val=""/>
+      <w:lvlJc w:val="left"/>
+      <w:pPr>
+        <w:tabs>
+          <w:tab w:val="num" w:pos="6480"/>
+        </w:tabs>
+        <w:ind w:left="6480" w:hanging="360"/>
+      </w:pPr>
+      <w:rPr>
+        <w:rFonts w:ascii="Symbol" w:hAnsi="Symbol" w:hint="default"/>
+        <w:sz w:val="20"/>
+      </w:rPr>
+    </w:lvl>
+  </w:abstractNum>
+  <w:abstractNum w:abstractNumId="2" w15:restartNumberingAfterBreak="0">
     <w:nsid w:val="0A120157"/>
     <w:multiLevelType w:val="multilevel"/>
     <w:tmpl w:val="1F4877E0"/>
@@ -7726,7 +10231,305 @@
       </w:rPr>
     </w:lvl>
   </w:abstractNum>
-  <w:abstractNum w:abstractNumId="2" w15:restartNumberingAfterBreak="0">
+  <w:abstractNum w:abstractNumId="3" w15:restartNumberingAfterBreak="0">
+    <w:nsid w:val="0B6607D8"/>
+    <w:multiLevelType w:val="multilevel"/>
+    <w:tmpl w:val="58507F0E"/>
+    <w:lvl w:ilvl="0">
+      <w:start w:val="1"/>
+      <w:numFmt w:val="bullet"/>
+      <w:lvlText w:val=""/>
+      <w:lvlJc w:val="left"/>
+      <w:pPr>
+        <w:tabs>
+          <w:tab w:val="num" w:pos="720"/>
+        </w:tabs>
+        <w:ind w:left="720" w:hanging="360"/>
+      </w:pPr>
+      <w:rPr>
+        <w:rFonts w:ascii="Symbol" w:hAnsi="Symbol" w:hint="default"/>
+        <w:sz w:val="20"/>
+      </w:rPr>
+    </w:lvl>
+    <w:lvl w:ilvl="1" w:tentative="1">
+      <w:start w:val="1"/>
+      <w:numFmt w:val="bullet"/>
+      <w:lvlText w:val=""/>
+      <w:lvlJc w:val="left"/>
+      <w:pPr>
+        <w:tabs>
+          <w:tab w:val="num" w:pos="1440"/>
+        </w:tabs>
+        <w:ind w:left="1440" w:hanging="360"/>
+      </w:pPr>
+      <w:rPr>
+        <w:rFonts w:ascii="Symbol" w:hAnsi="Symbol" w:hint="default"/>
+        <w:sz w:val="20"/>
+      </w:rPr>
+    </w:lvl>
+    <w:lvl w:ilvl="2" w:tentative="1">
+      <w:start w:val="1"/>
+      <w:numFmt w:val="bullet"/>
+      <w:lvlText w:val=""/>
+      <w:lvlJc w:val="left"/>
+      <w:pPr>
+        <w:tabs>
+          <w:tab w:val="num" w:pos="2160"/>
+        </w:tabs>
+        <w:ind w:left="2160" w:hanging="360"/>
+      </w:pPr>
+      <w:rPr>
+        <w:rFonts w:ascii="Symbol" w:hAnsi="Symbol" w:hint="default"/>
+        <w:sz w:val="20"/>
+      </w:rPr>
+    </w:lvl>
+    <w:lvl w:ilvl="3" w:tentative="1">
+      <w:start w:val="1"/>
+      <w:numFmt w:val="bullet"/>
+      <w:lvlText w:val=""/>
+      <w:lvlJc w:val="left"/>
+      <w:pPr>
+        <w:tabs>
+          <w:tab w:val="num" w:pos="2880"/>
+        </w:tabs>
+        <w:ind w:left="2880" w:hanging="360"/>
+      </w:pPr>
+      <w:rPr>
+        <w:rFonts w:ascii="Symbol" w:hAnsi="Symbol" w:hint="default"/>
+        <w:sz w:val="20"/>
+      </w:rPr>
+    </w:lvl>
+    <w:lvl w:ilvl="4" w:tentative="1">
+      <w:start w:val="1"/>
+      <w:numFmt w:val="bullet"/>
+      <w:lvlText w:val=""/>
+      <w:lvlJc w:val="left"/>
+      <w:pPr>
+        <w:tabs>
+          <w:tab w:val="num" w:pos="3600"/>
+        </w:tabs>
+        <w:ind w:left="3600" w:hanging="360"/>
+      </w:pPr>
+      <w:rPr>
+        <w:rFonts w:ascii="Symbol" w:hAnsi="Symbol" w:hint="default"/>
+        <w:sz w:val="20"/>
+      </w:rPr>
+    </w:lvl>
+    <w:lvl w:ilvl="5" w:tentative="1">
+      <w:start w:val="1"/>
+      <w:numFmt w:val="bullet"/>
+      <w:lvlText w:val=""/>
+      <w:lvlJc w:val="left"/>
+      <w:pPr>
+        <w:tabs>
+          <w:tab w:val="num" w:pos="4320"/>
+        </w:tabs>
+        <w:ind w:left="4320" w:hanging="360"/>
+      </w:pPr>
+      <w:rPr>
+        <w:rFonts w:ascii="Symbol" w:hAnsi="Symbol" w:hint="default"/>
+        <w:sz w:val="20"/>
+      </w:rPr>
+    </w:lvl>
+    <w:lvl w:ilvl="6" w:tentative="1">
+      <w:start w:val="1"/>
+      <w:numFmt w:val="bullet"/>
+      <w:lvlText w:val=""/>
+      <w:lvlJc w:val="left"/>
+      <w:pPr>
+        <w:tabs>
+          <w:tab w:val="num" w:pos="5040"/>
+        </w:tabs>
+        <w:ind w:left="5040" w:hanging="360"/>
+      </w:pPr>
+      <w:rPr>
+        <w:rFonts w:ascii="Symbol" w:hAnsi="Symbol" w:hint="default"/>
+        <w:sz w:val="20"/>
+      </w:rPr>
+    </w:lvl>
+    <w:lvl w:ilvl="7" w:tentative="1">
+      <w:start w:val="1"/>
+      <w:numFmt w:val="bullet"/>
+      <w:lvlText w:val=""/>
+      <w:lvlJc w:val="left"/>
+      <w:pPr>
+        <w:tabs>
+          <w:tab w:val="num" w:pos="5760"/>
+        </w:tabs>
+        <w:ind w:left="5760" w:hanging="360"/>
+      </w:pPr>
+      <w:rPr>
+        <w:rFonts w:ascii="Symbol" w:hAnsi="Symbol" w:hint="default"/>
+        <w:sz w:val="20"/>
+      </w:rPr>
+    </w:lvl>
+    <w:lvl w:ilvl="8" w:tentative="1">
+      <w:start w:val="1"/>
+      <w:numFmt w:val="bullet"/>
+      <w:lvlText w:val=""/>
+      <w:lvlJc w:val="left"/>
+      <w:pPr>
+        <w:tabs>
+          <w:tab w:val="num" w:pos="6480"/>
+        </w:tabs>
+        <w:ind w:left="6480" w:hanging="360"/>
+      </w:pPr>
+      <w:rPr>
+        <w:rFonts w:ascii="Symbol" w:hAnsi="Symbol" w:hint="default"/>
+        <w:sz w:val="20"/>
+      </w:rPr>
+    </w:lvl>
+  </w:abstractNum>
+  <w:abstractNum w:abstractNumId="4" w15:restartNumberingAfterBreak="0">
+    <w:nsid w:val="11287212"/>
+    <w:multiLevelType w:val="multilevel"/>
+    <w:tmpl w:val="F2346A4C"/>
+    <w:lvl w:ilvl="0">
+      <w:start w:val="1"/>
+      <w:numFmt w:val="bullet"/>
+      <w:lvlText w:val=""/>
+      <w:lvlJc w:val="left"/>
+      <w:pPr>
+        <w:tabs>
+          <w:tab w:val="num" w:pos="720"/>
+        </w:tabs>
+        <w:ind w:left="720" w:hanging="360"/>
+      </w:pPr>
+      <w:rPr>
+        <w:rFonts w:ascii="Symbol" w:hAnsi="Symbol" w:hint="default"/>
+        <w:sz w:val="20"/>
+      </w:rPr>
+    </w:lvl>
+    <w:lvl w:ilvl="1" w:tentative="1">
+      <w:start w:val="1"/>
+      <w:numFmt w:val="bullet"/>
+      <w:lvlText w:val=""/>
+      <w:lvlJc w:val="left"/>
+      <w:pPr>
+        <w:tabs>
+          <w:tab w:val="num" w:pos="1440"/>
+        </w:tabs>
+        <w:ind w:left="1440" w:hanging="360"/>
+      </w:pPr>
+      <w:rPr>
+        <w:rFonts w:ascii="Symbol" w:hAnsi="Symbol" w:hint="default"/>
+        <w:sz w:val="20"/>
+      </w:rPr>
+    </w:lvl>
+    <w:lvl w:ilvl="2" w:tentative="1">
+      <w:start w:val="1"/>
+      <w:numFmt w:val="bullet"/>
+      <w:lvlText w:val=""/>
+      <w:lvlJc w:val="left"/>
+      <w:pPr>
+        <w:tabs>
+          <w:tab w:val="num" w:pos="2160"/>
+        </w:tabs>
+        <w:ind w:left="2160" w:hanging="360"/>
+      </w:pPr>
+      <w:rPr>
+        <w:rFonts w:ascii="Symbol" w:hAnsi="Symbol" w:hint="default"/>
+        <w:sz w:val="20"/>
+      </w:rPr>
+    </w:lvl>
+    <w:lvl w:ilvl="3" w:tentative="1">
+      <w:start w:val="1"/>
+      <w:numFmt w:val="bullet"/>
+      <w:lvlText w:val=""/>
+      <w:lvlJc w:val="left"/>
+      <w:pPr>
+        <w:tabs>
+          <w:tab w:val="num" w:pos="2880"/>
+        </w:tabs>
+        <w:ind w:left="2880" w:hanging="360"/>
+      </w:pPr>
+      <w:rPr>
+        <w:rFonts w:ascii="Symbol" w:hAnsi="Symbol" w:hint="default"/>
+        <w:sz w:val="20"/>
+      </w:rPr>
+    </w:lvl>
+    <w:lvl w:ilvl="4" w:tentative="1">
+      <w:start w:val="1"/>
+      <w:numFmt w:val="bullet"/>
+      <w:lvlText w:val=""/>
+      <w:lvlJc w:val="left"/>
+      <w:pPr>
+        <w:tabs>
+          <w:tab w:val="num" w:pos="3600"/>
+        </w:tabs>
+        <w:ind w:left="3600" w:hanging="360"/>
+      </w:pPr>
+      <w:rPr>
+        <w:rFonts w:ascii="Symbol" w:hAnsi="Symbol" w:hint="default"/>
+        <w:sz w:val="20"/>
+      </w:rPr>
+    </w:lvl>
+    <w:lvl w:ilvl="5" w:tentative="1">
+      <w:start w:val="1"/>
+      <w:numFmt w:val="bullet"/>
+      <w:lvlText w:val=""/>
+      <w:lvlJc w:val="left"/>
+      <w:pPr>
+        <w:tabs>
+          <w:tab w:val="num" w:pos="4320"/>
+        </w:tabs>
+        <w:ind w:left="4320" w:hanging="360"/>
+      </w:pPr>
+      <w:rPr>
+        <w:rFonts w:ascii="Symbol" w:hAnsi="Symbol" w:hint="default"/>
+        <w:sz w:val="20"/>
+      </w:rPr>
+    </w:lvl>
+    <w:lvl w:ilvl="6" w:tentative="1">
+      <w:start w:val="1"/>
+      <w:numFmt w:val="bullet"/>
+      <w:lvlText w:val=""/>
+      <w:lvlJc w:val="left"/>
+      <w:pPr>
+        <w:tabs>
+          <w:tab w:val="num" w:pos="5040"/>
+        </w:tabs>
+        <w:ind w:left="5040" w:hanging="360"/>
+      </w:pPr>
+      <w:rPr>
+        <w:rFonts w:ascii="Symbol" w:hAnsi="Symbol" w:hint="default"/>
+        <w:sz w:val="20"/>
+      </w:rPr>
+    </w:lvl>
+    <w:lvl w:ilvl="7" w:tentative="1">
+      <w:start w:val="1"/>
+      <w:numFmt w:val="bullet"/>
+      <w:lvlText w:val=""/>
+      <w:lvlJc w:val="left"/>
+      <w:pPr>
+        <w:tabs>
+          <w:tab w:val="num" w:pos="5760"/>
+        </w:tabs>
+        <w:ind w:left="5760" w:hanging="360"/>
+      </w:pPr>
+      <w:rPr>
+        <w:rFonts w:ascii="Symbol" w:hAnsi="Symbol" w:hint="default"/>
+        <w:sz w:val="20"/>
+      </w:rPr>
+    </w:lvl>
+    <w:lvl w:ilvl="8" w:tentative="1">
+      <w:start w:val="1"/>
+      <w:numFmt w:val="bullet"/>
+      <w:lvlText w:val=""/>
+      <w:lvlJc w:val="left"/>
+      <w:pPr>
+        <w:tabs>
+          <w:tab w:val="num" w:pos="6480"/>
+        </w:tabs>
+        <w:ind w:left="6480" w:hanging="360"/>
+      </w:pPr>
+      <w:rPr>
+        <w:rFonts w:ascii="Symbol" w:hAnsi="Symbol" w:hint="default"/>
+        <w:sz w:val="20"/>
+      </w:rPr>
+    </w:lvl>
+  </w:abstractNum>
+  <w:abstractNum w:abstractNumId="5" w15:restartNumberingAfterBreak="0">
     <w:nsid w:val="12016B1D"/>
     <w:multiLevelType w:val="multilevel"/>
     <w:tmpl w:val="059EDA2E"/>
@@ -7875,7 +10678,7 @@
       </w:rPr>
     </w:lvl>
   </w:abstractNum>
-  <w:abstractNum w:abstractNumId="3" w15:restartNumberingAfterBreak="0">
+  <w:abstractNum w:abstractNumId="6" w15:restartNumberingAfterBreak="0">
     <w:nsid w:val="12D3566D"/>
     <w:multiLevelType w:val="multilevel"/>
     <w:tmpl w:val="B92A0ACC"/>
@@ -8024,7 +10827,305 @@
       </w:rPr>
     </w:lvl>
   </w:abstractNum>
-  <w:abstractNum w:abstractNumId="4" w15:restartNumberingAfterBreak="0">
+  <w:abstractNum w:abstractNumId="7" w15:restartNumberingAfterBreak="0">
+    <w:nsid w:val="12D94E9F"/>
+    <w:multiLevelType w:val="multilevel"/>
+    <w:tmpl w:val="FA0438F4"/>
+    <w:lvl w:ilvl="0">
+      <w:start w:val="1"/>
+      <w:numFmt w:val="bullet"/>
+      <w:lvlText w:val=""/>
+      <w:lvlJc w:val="left"/>
+      <w:pPr>
+        <w:tabs>
+          <w:tab w:val="num" w:pos="720"/>
+        </w:tabs>
+        <w:ind w:left="720" w:hanging="360"/>
+      </w:pPr>
+      <w:rPr>
+        <w:rFonts w:ascii="Symbol" w:hAnsi="Symbol" w:hint="default"/>
+        <w:sz w:val="20"/>
+      </w:rPr>
+    </w:lvl>
+    <w:lvl w:ilvl="1" w:tentative="1">
+      <w:start w:val="1"/>
+      <w:numFmt w:val="bullet"/>
+      <w:lvlText w:val=""/>
+      <w:lvlJc w:val="left"/>
+      <w:pPr>
+        <w:tabs>
+          <w:tab w:val="num" w:pos="1440"/>
+        </w:tabs>
+        <w:ind w:left="1440" w:hanging="360"/>
+      </w:pPr>
+      <w:rPr>
+        <w:rFonts w:ascii="Symbol" w:hAnsi="Symbol" w:hint="default"/>
+        <w:sz w:val="20"/>
+      </w:rPr>
+    </w:lvl>
+    <w:lvl w:ilvl="2" w:tentative="1">
+      <w:start w:val="1"/>
+      <w:numFmt w:val="bullet"/>
+      <w:lvlText w:val=""/>
+      <w:lvlJc w:val="left"/>
+      <w:pPr>
+        <w:tabs>
+          <w:tab w:val="num" w:pos="2160"/>
+        </w:tabs>
+        <w:ind w:left="2160" w:hanging="360"/>
+      </w:pPr>
+      <w:rPr>
+        <w:rFonts w:ascii="Symbol" w:hAnsi="Symbol" w:hint="default"/>
+        <w:sz w:val="20"/>
+      </w:rPr>
+    </w:lvl>
+    <w:lvl w:ilvl="3" w:tentative="1">
+      <w:start w:val="1"/>
+      <w:numFmt w:val="bullet"/>
+      <w:lvlText w:val=""/>
+      <w:lvlJc w:val="left"/>
+      <w:pPr>
+        <w:tabs>
+          <w:tab w:val="num" w:pos="2880"/>
+        </w:tabs>
+        <w:ind w:left="2880" w:hanging="360"/>
+      </w:pPr>
+      <w:rPr>
+        <w:rFonts w:ascii="Symbol" w:hAnsi="Symbol" w:hint="default"/>
+        <w:sz w:val="20"/>
+      </w:rPr>
+    </w:lvl>
+    <w:lvl w:ilvl="4" w:tentative="1">
+      <w:start w:val="1"/>
+      <w:numFmt w:val="bullet"/>
+      <w:lvlText w:val=""/>
+      <w:lvlJc w:val="left"/>
+      <w:pPr>
+        <w:tabs>
+          <w:tab w:val="num" w:pos="3600"/>
+        </w:tabs>
+        <w:ind w:left="3600" w:hanging="360"/>
+      </w:pPr>
+      <w:rPr>
+        <w:rFonts w:ascii="Symbol" w:hAnsi="Symbol" w:hint="default"/>
+        <w:sz w:val="20"/>
+      </w:rPr>
+    </w:lvl>
+    <w:lvl w:ilvl="5" w:tentative="1">
+      <w:start w:val="1"/>
+      <w:numFmt w:val="bullet"/>
+      <w:lvlText w:val=""/>
+      <w:lvlJc w:val="left"/>
+      <w:pPr>
+        <w:tabs>
+          <w:tab w:val="num" w:pos="4320"/>
+        </w:tabs>
+        <w:ind w:left="4320" w:hanging="360"/>
+      </w:pPr>
+      <w:rPr>
+        <w:rFonts w:ascii="Symbol" w:hAnsi="Symbol" w:hint="default"/>
+        <w:sz w:val="20"/>
+      </w:rPr>
+    </w:lvl>
+    <w:lvl w:ilvl="6" w:tentative="1">
+      <w:start w:val="1"/>
+      <w:numFmt w:val="bullet"/>
+      <w:lvlText w:val=""/>
+      <w:lvlJc w:val="left"/>
+      <w:pPr>
+        <w:tabs>
+          <w:tab w:val="num" w:pos="5040"/>
+        </w:tabs>
+        <w:ind w:left="5040" w:hanging="360"/>
+      </w:pPr>
+      <w:rPr>
+        <w:rFonts w:ascii="Symbol" w:hAnsi="Symbol" w:hint="default"/>
+        <w:sz w:val="20"/>
+      </w:rPr>
+    </w:lvl>
+    <w:lvl w:ilvl="7" w:tentative="1">
+      <w:start w:val="1"/>
+      <w:numFmt w:val="bullet"/>
+      <w:lvlText w:val=""/>
+      <w:lvlJc w:val="left"/>
+      <w:pPr>
+        <w:tabs>
+          <w:tab w:val="num" w:pos="5760"/>
+        </w:tabs>
+        <w:ind w:left="5760" w:hanging="360"/>
+      </w:pPr>
+      <w:rPr>
+        <w:rFonts w:ascii="Symbol" w:hAnsi="Symbol" w:hint="default"/>
+        <w:sz w:val="20"/>
+      </w:rPr>
+    </w:lvl>
+    <w:lvl w:ilvl="8" w:tentative="1">
+      <w:start w:val="1"/>
+      <w:numFmt w:val="bullet"/>
+      <w:lvlText w:val=""/>
+      <w:lvlJc w:val="left"/>
+      <w:pPr>
+        <w:tabs>
+          <w:tab w:val="num" w:pos="6480"/>
+        </w:tabs>
+        <w:ind w:left="6480" w:hanging="360"/>
+      </w:pPr>
+      <w:rPr>
+        <w:rFonts w:ascii="Symbol" w:hAnsi="Symbol" w:hint="default"/>
+        <w:sz w:val="20"/>
+      </w:rPr>
+    </w:lvl>
+  </w:abstractNum>
+  <w:abstractNum w:abstractNumId="8" w15:restartNumberingAfterBreak="0">
+    <w:nsid w:val="14DD04D4"/>
+    <w:multiLevelType w:val="multilevel"/>
+    <w:tmpl w:val="ED849AD8"/>
+    <w:lvl w:ilvl="0">
+      <w:start w:val="1"/>
+      <w:numFmt w:val="bullet"/>
+      <w:lvlText w:val=""/>
+      <w:lvlJc w:val="left"/>
+      <w:pPr>
+        <w:tabs>
+          <w:tab w:val="num" w:pos="720"/>
+        </w:tabs>
+        <w:ind w:left="720" w:hanging="360"/>
+      </w:pPr>
+      <w:rPr>
+        <w:rFonts w:ascii="Symbol" w:hAnsi="Symbol" w:hint="default"/>
+        <w:sz w:val="20"/>
+      </w:rPr>
+    </w:lvl>
+    <w:lvl w:ilvl="1" w:tentative="1">
+      <w:start w:val="1"/>
+      <w:numFmt w:val="bullet"/>
+      <w:lvlText w:val=""/>
+      <w:lvlJc w:val="left"/>
+      <w:pPr>
+        <w:tabs>
+          <w:tab w:val="num" w:pos="1440"/>
+        </w:tabs>
+        <w:ind w:left="1440" w:hanging="360"/>
+      </w:pPr>
+      <w:rPr>
+        <w:rFonts w:ascii="Symbol" w:hAnsi="Symbol" w:hint="default"/>
+        <w:sz w:val="20"/>
+      </w:rPr>
+    </w:lvl>
+    <w:lvl w:ilvl="2" w:tentative="1">
+      <w:start w:val="1"/>
+      <w:numFmt w:val="bullet"/>
+      <w:lvlText w:val=""/>
+      <w:lvlJc w:val="left"/>
+      <w:pPr>
+        <w:tabs>
+          <w:tab w:val="num" w:pos="2160"/>
+        </w:tabs>
+        <w:ind w:left="2160" w:hanging="360"/>
+      </w:pPr>
+      <w:rPr>
+        <w:rFonts w:ascii="Symbol" w:hAnsi="Symbol" w:hint="default"/>
+        <w:sz w:val="20"/>
+      </w:rPr>
+    </w:lvl>
+    <w:lvl w:ilvl="3" w:tentative="1">
+      <w:start w:val="1"/>
+      <w:numFmt w:val="bullet"/>
+      <w:lvlText w:val=""/>
+      <w:lvlJc w:val="left"/>
+      <w:pPr>
+        <w:tabs>
+          <w:tab w:val="num" w:pos="2880"/>
+        </w:tabs>
+        <w:ind w:left="2880" w:hanging="360"/>
+      </w:pPr>
+      <w:rPr>
+        <w:rFonts w:ascii="Symbol" w:hAnsi="Symbol" w:hint="default"/>
+        <w:sz w:val="20"/>
+      </w:rPr>
+    </w:lvl>
+    <w:lvl w:ilvl="4" w:tentative="1">
+      <w:start w:val="1"/>
+      <w:numFmt w:val="bullet"/>
+      <w:lvlText w:val=""/>
+      <w:lvlJc w:val="left"/>
+      <w:pPr>
+        <w:tabs>
+          <w:tab w:val="num" w:pos="3600"/>
+        </w:tabs>
+        <w:ind w:left="3600" w:hanging="360"/>
+      </w:pPr>
+      <w:rPr>
+        <w:rFonts w:ascii="Symbol" w:hAnsi="Symbol" w:hint="default"/>
+        <w:sz w:val="20"/>
+      </w:rPr>
+    </w:lvl>
+    <w:lvl w:ilvl="5" w:tentative="1">
+      <w:start w:val="1"/>
+      <w:numFmt w:val="bullet"/>
+      <w:lvlText w:val=""/>
+      <w:lvlJc w:val="left"/>
+      <w:pPr>
+        <w:tabs>
+          <w:tab w:val="num" w:pos="4320"/>
+        </w:tabs>
+        <w:ind w:left="4320" w:hanging="360"/>
+      </w:pPr>
+      <w:rPr>
+        <w:rFonts w:ascii="Symbol" w:hAnsi="Symbol" w:hint="default"/>
+        <w:sz w:val="20"/>
+      </w:rPr>
+    </w:lvl>
+    <w:lvl w:ilvl="6" w:tentative="1">
+      <w:start w:val="1"/>
+      <w:numFmt w:val="bullet"/>
+      <w:lvlText w:val=""/>
+      <w:lvlJc w:val="left"/>
+      <w:pPr>
+        <w:tabs>
+          <w:tab w:val="num" w:pos="5040"/>
+        </w:tabs>
+        <w:ind w:left="5040" w:hanging="360"/>
+      </w:pPr>
+      <w:rPr>
+        <w:rFonts w:ascii="Symbol" w:hAnsi="Symbol" w:hint="default"/>
+        <w:sz w:val="20"/>
+      </w:rPr>
+    </w:lvl>
+    <w:lvl w:ilvl="7" w:tentative="1">
+      <w:start w:val="1"/>
+      <w:numFmt w:val="bullet"/>
+      <w:lvlText w:val=""/>
+      <w:lvlJc w:val="left"/>
+      <w:pPr>
+        <w:tabs>
+          <w:tab w:val="num" w:pos="5760"/>
+        </w:tabs>
+        <w:ind w:left="5760" w:hanging="360"/>
+      </w:pPr>
+      <w:rPr>
+        <w:rFonts w:ascii="Symbol" w:hAnsi="Symbol" w:hint="default"/>
+        <w:sz w:val="20"/>
+      </w:rPr>
+    </w:lvl>
+    <w:lvl w:ilvl="8" w:tentative="1">
+      <w:start w:val="1"/>
+      <w:numFmt w:val="bullet"/>
+      <w:lvlText w:val=""/>
+      <w:lvlJc w:val="left"/>
+      <w:pPr>
+        <w:tabs>
+          <w:tab w:val="num" w:pos="6480"/>
+        </w:tabs>
+        <w:ind w:left="6480" w:hanging="360"/>
+      </w:pPr>
+      <w:rPr>
+        <w:rFonts w:ascii="Symbol" w:hAnsi="Symbol" w:hint="default"/>
+        <w:sz w:val="20"/>
+      </w:rPr>
+    </w:lvl>
+  </w:abstractNum>
+  <w:abstractNum w:abstractNumId="9" w15:restartNumberingAfterBreak="0">
     <w:nsid w:val="176E0C53"/>
     <w:multiLevelType w:val="multilevel"/>
     <w:tmpl w:val="04D0DC24"/>
@@ -8173,7 +11274,7 @@
       </w:rPr>
     </w:lvl>
   </w:abstractNum>
-  <w:abstractNum w:abstractNumId="5" w15:restartNumberingAfterBreak="0">
+  <w:abstractNum w:abstractNumId="10" w15:restartNumberingAfterBreak="0">
     <w:nsid w:val="18842640"/>
     <w:multiLevelType w:val="multilevel"/>
     <w:tmpl w:val="39829B6C"/>
@@ -8322,7 +11423,7 @@
       </w:rPr>
     </w:lvl>
   </w:abstractNum>
-  <w:abstractNum w:abstractNumId="6" w15:restartNumberingAfterBreak="0">
+  <w:abstractNum w:abstractNumId="11" w15:restartNumberingAfterBreak="0">
     <w:nsid w:val="191E4DE0"/>
     <w:multiLevelType w:val="multilevel"/>
     <w:tmpl w:val="97E842AA"/>
@@ -8471,7 +11572,156 @@
       </w:rPr>
     </w:lvl>
   </w:abstractNum>
-  <w:abstractNum w:abstractNumId="7" w15:restartNumberingAfterBreak="0">
+  <w:abstractNum w:abstractNumId="12" w15:restartNumberingAfterBreak="0">
+    <w:nsid w:val="195758CC"/>
+    <w:multiLevelType w:val="multilevel"/>
+    <w:tmpl w:val="8228B934"/>
+    <w:lvl w:ilvl="0">
+      <w:start w:val="1"/>
+      <w:numFmt w:val="bullet"/>
+      <w:lvlText w:val=""/>
+      <w:lvlJc w:val="left"/>
+      <w:pPr>
+        <w:tabs>
+          <w:tab w:val="num" w:pos="720"/>
+        </w:tabs>
+        <w:ind w:left="720" w:hanging="360"/>
+      </w:pPr>
+      <w:rPr>
+        <w:rFonts w:ascii="Symbol" w:hAnsi="Symbol" w:hint="default"/>
+        <w:sz w:val="20"/>
+      </w:rPr>
+    </w:lvl>
+    <w:lvl w:ilvl="1" w:tentative="1">
+      <w:start w:val="1"/>
+      <w:numFmt w:val="bullet"/>
+      <w:lvlText w:val=""/>
+      <w:lvlJc w:val="left"/>
+      <w:pPr>
+        <w:tabs>
+          <w:tab w:val="num" w:pos="1440"/>
+        </w:tabs>
+        <w:ind w:left="1440" w:hanging="360"/>
+      </w:pPr>
+      <w:rPr>
+        <w:rFonts w:ascii="Symbol" w:hAnsi="Symbol" w:hint="default"/>
+        <w:sz w:val="20"/>
+      </w:rPr>
+    </w:lvl>
+    <w:lvl w:ilvl="2" w:tentative="1">
+      <w:start w:val="1"/>
+      <w:numFmt w:val="bullet"/>
+      <w:lvlText w:val=""/>
+      <w:lvlJc w:val="left"/>
+      <w:pPr>
+        <w:tabs>
+          <w:tab w:val="num" w:pos="2160"/>
+        </w:tabs>
+        <w:ind w:left="2160" w:hanging="360"/>
+      </w:pPr>
+      <w:rPr>
+        <w:rFonts w:ascii="Symbol" w:hAnsi="Symbol" w:hint="default"/>
+        <w:sz w:val="20"/>
+      </w:rPr>
+    </w:lvl>
+    <w:lvl w:ilvl="3" w:tentative="1">
+      <w:start w:val="1"/>
+      <w:numFmt w:val="bullet"/>
+      <w:lvlText w:val=""/>
+      <w:lvlJc w:val="left"/>
+      <w:pPr>
+        <w:tabs>
+          <w:tab w:val="num" w:pos="2880"/>
+        </w:tabs>
+        <w:ind w:left="2880" w:hanging="360"/>
+      </w:pPr>
+      <w:rPr>
+        <w:rFonts w:ascii="Symbol" w:hAnsi="Symbol" w:hint="default"/>
+        <w:sz w:val="20"/>
+      </w:rPr>
+    </w:lvl>
+    <w:lvl w:ilvl="4" w:tentative="1">
+      <w:start w:val="1"/>
+      <w:numFmt w:val="bullet"/>
+      <w:lvlText w:val=""/>
+      <w:lvlJc w:val="left"/>
+      <w:pPr>
+        <w:tabs>
+          <w:tab w:val="num" w:pos="3600"/>
+        </w:tabs>
+        <w:ind w:left="3600" w:hanging="360"/>
+      </w:pPr>
+      <w:rPr>
+        <w:rFonts w:ascii="Symbol" w:hAnsi="Symbol" w:hint="default"/>
+        <w:sz w:val="20"/>
+      </w:rPr>
+    </w:lvl>
+    <w:lvl w:ilvl="5" w:tentative="1">
+      <w:start w:val="1"/>
+      <w:numFmt w:val="bullet"/>
+      <w:lvlText w:val=""/>
+      <w:lvlJc w:val="left"/>
+      <w:pPr>
+        <w:tabs>
+          <w:tab w:val="num" w:pos="4320"/>
+        </w:tabs>
+        <w:ind w:left="4320" w:hanging="360"/>
+      </w:pPr>
+      <w:rPr>
+        <w:rFonts w:ascii="Symbol" w:hAnsi="Symbol" w:hint="default"/>
+        <w:sz w:val="20"/>
+      </w:rPr>
+    </w:lvl>
+    <w:lvl w:ilvl="6" w:tentative="1">
+      <w:start w:val="1"/>
+      <w:numFmt w:val="bullet"/>
+      <w:lvlText w:val=""/>
+      <w:lvlJc w:val="left"/>
+      <w:pPr>
+        <w:tabs>
+          <w:tab w:val="num" w:pos="5040"/>
+        </w:tabs>
+        <w:ind w:left="5040" w:hanging="360"/>
+      </w:pPr>
+      <w:rPr>
+        <w:rFonts w:ascii="Symbol" w:hAnsi="Symbol" w:hint="default"/>
+        <w:sz w:val="20"/>
+      </w:rPr>
+    </w:lvl>
+    <w:lvl w:ilvl="7" w:tentative="1">
+      <w:start w:val="1"/>
+      <w:numFmt w:val="bullet"/>
+      <w:lvlText w:val=""/>
+      <w:lvlJc w:val="left"/>
+      <w:pPr>
+        <w:tabs>
+          <w:tab w:val="num" w:pos="5760"/>
+        </w:tabs>
+        <w:ind w:left="5760" w:hanging="360"/>
+      </w:pPr>
+      <w:rPr>
+        <w:rFonts w:ascii="Symbol" w:hAnsi="Symbol" w:hint="default"/>
+        <w:sz w:val="20"/>
+      </w:rPr>
+    </w:lvl>
+    <w:lvl w:ilvl="8" w:tentative="1">
+      <w:start w:val="1"/>
+      <w:numFmt w:val="bullet"/>
+      <w:lvlText w:val=""/>
+      <w:lvlJc w:val="left"/>
+      <w:pPr>
+        <w:tabs>
+          <w:tab w:val="num" w:pos="6480"/>
+        </w:tabs>
+        <w:ind w:left="6480" w:hanging="360"/>
+      </w:pPr>
+      <w:rPr>
+        <w:rFonts w:ascii="Symbol" w:hAnsi="Symbol" w:hint="default"/>
+        <w:sz w:val="20"/>
+      </w:rPr>
+    </w:lvl>
+  </w:abstractNum>
+  <w:abstractNum w:abstractNumId="13" w15:restartNumberingAfterBreak="0">
     <w:nsid w:val="19A32A07"/>
     <w:multiLevelType w:val="multilevel"/>
     <w:tmpl w:val="117655E0"/>
@@ -8620,7 +11870,7 @@
       </w:rPr>
     </w:lvl>
   </w:abstractNum>
-  <w:abstractNum w:abstractNumId="8" w15:restartNumberingAfterBreak="0">
+  <w:abstractNum w:abstractNumId="14" w15:restartNumberingAfterBreak="0">
     <w:nsid w:val="19B56F0D"/>
     <w:multiLevelType w:val="multilevel"/>
     <w:tmpl w:val="3C980194"/>
@@ -8769,7 +12019,7 @@
       </w:rPr>
     </w:lvl>
   </w:abstractNum>
-  <w:abstractNum w:abstractNumId="9" w15:restartNumberingAfterBreak="0">
+  <w:abstractNum w:abstractNumId="15" w15:restartNumberingAfterBreak="0">
     <w:nsid w:val="1B937C50"/>
     <w:multiLevelType w:val="multilevel"/>
     <w:tmpl w:val="9B0EF326"/>
@@ -8918,7 +12168,7 @@
       </w:rPr>
     </w:lvl>
   </w:abstractNum>
-  <w:abstractNum w:abstractNumId="10" w15:restartNumberingAfterBreak="0">
+  <w:abstractNum w:abstractNumId="16" w15:restartNumberingAfterBreak="0">
     <w:nsid w:val="1CF51495"/>
     <w:multiLevelType w:val="multilevel"/>
     <w:tmpl w:val="B7523FAA"/>
@@ -9067,7 +12317,7 @@
       </w:rPr>
     </w:lvl>
   </w:abstractNum>
-  <w:abstractNum w:abstractNumId="11" w15:restartNumberingAfterBreak="0">
+  <w:abstractNum w:abstractNumId="17" w15:restartNumberingAfterBreak="0">
     <w:nsid w:val="24C839B1"/>
     <w:multiLevelType w:val="multilevel"/>
     <w:tmpl w:val="CFDA84A8"/>
@@ -9216,7 +12466,305 @@
       </w:rPr>
     </w:lvl>
   </w:abstractNum>
-  <w:abstractNum w:abstractNumId="12" w15:restartNumberingAfterBreak="0">
+  <w:abstractNum w:abstractNumId="18" w15:restartNumberingAfterBreak="0">
+    <w:nsid w:val="29AC769B"/>
+    <w:multiLevelType w:val="multilevel"/>
+    <w:tmpl w:val="C2385DCA"/>
+    <w:lvl w:ilvl="0">
+      <w:start w:val="1"/>
+      <w:numFmt w:val="bullet"/>
+      <w:lvlText w:val=""/>
+      <w:lvlJc w:val="left"/>
+      <w:pPr>
+        <w:tabs>
+          <w:tab w:val="num" w:pos="720"/>
+        </w:tabs>
+        <w:ind w:left="720" w:hanging="360"/>
+      </w:pPr>
+      <w:rPr>
+        <w:rFonts w:ascii="Symbol" w:hAnsi="Symbol" w:hint="default"/>
+        <w:sz w:val="20"/>
+      </w:rPr>
+    </w:lvl>
+    <w:lvl w:ilvl="1" w:tentative="1">
+      <w:start w:val="1"/>
+      <w:numFmt w:val="bullet"/>
+      <w:lvlText w:val=""/>
+      <w:lvlJc w:val="left"/>
+      <w:pPr>
+        <w:tabs>
+          <w:tab w:val="num" w:pos="1440"/>
+        </w:tabs>
+        <w:ind w:left="1440" w:hanging="360"/>
+      </w:pPr>
+      <w:rPr>
+        <w:rFonts w:ascii="Symbol" w:hAnsi="Symbol" w:hint="default"/>
+        <w:sz w:val="20"/>
+      </w:rPr>
+    </w:lvl>
+    <w:lvl w:ilvl="2" w:tentative="1">
+      <w:start w:val="1"/>
+      <w:numFmt w:val="bullet"/>
+      <w:lvlText w:val=""/>
+      <w:lvlJc w:val="left"/>
+      <w:pPr>
+        <w:tabs>
+          <w:tab w:val="num" w:pos="2160"/>
+        </w:tabs>
+        <w:ind w:left="2160" w:hanging="360"/>
+      </w:pPr>
+      <w:rPr>
+        <w:rFonts w:ascii="Symbol" w:hAnsi="Symbol" w:hint="default"/>
+        <w:sz w:val="20"/>
+      </w:rPr>
+    </w:lvl>
+    <w:lvl w:ilvl="3" w:tentative="1">
+      <w:start w:val="1"/>
+      <w:numFmt w:val="bullet"/>
+      <w:lvlText w:val=""/>
+      <w:lvlJc w:val="left"/>
+      <w:pPr>
+        <w:tabs>
+          <w:tab w:val="num" w:pos="2880"/>
+        </w:tabs>
+        <w:ind w:left="2880" w:hanging="360"/>
+      </w:pPr>
+      <w:rPr>
+        <w:rFonts w:ascii="Symbol" w:hAnsi="Symbol" w:hint="default"/>
+        <w:sz w:val="20"/>
+      </w:rPr>
+    </w:lvl>
+    <w:lvl w:ilvl="4" w:tentative="1">
+      <w:start w:val="1"/>
+      <w:numFmt w:val="bullet"/>
+      <w:lvlText w:val=""/>
+      <w:lvlJc w:val="left"/>
+      <w:pPr>
+        <w:tabs>
+          <w:tab w:val="num" w:pos="3600"/>
+        </w:tabs>
+        <w:ind w:left="3600" w:hanging="360"/>
+      </w:pPr>
+      <w:rPr>
+        <w:rFonts w:ascii="Symbol" w:hAnsi="Symbol" w:hint="default"/>
+        <w:sz w:val="20"/>
+      </w:rPr>
+    </w:lvl>
+    <w:lvl w:ilvl="5" w:tentative="1">
+      <w:start w:val="1"/>
+      <w:numFmt w:val="bullet"/>
+      <w:lvlText w:val=""/>
+      <w:lvlJc w:val="left"/>
+      <w:pPr>
+        <w:tabs>
+          <w:tab w:val="num" w:pos="4320"/>
+        </w:tabs>
+        <w:ind w:left="4320" w:hanging="360"/>
+      </w:pPr>
+      <w:rPr>
+        <w:rFonts w:ascii="Symbol" w:hAnsi="Symbol" w:hint="default"/>
+        <w:sz w:val="20"/>
+      </w:rPr>
+    </w:lvl>
+    <w:lvl w:ilvl="6" w:tentative="1">
+      <w:start w:val="1"/>
+      <w:numFmt w:val="bullet"/>
+      <w:lvlText w:val=""/>
+      <w:lvlJc w:val="left"/>
+      <w:pPr>
+        <w:tabs>
+          <w:tab w:val="num" w:pos="5040"/>
+        </w:tabs>
+        <w:ind w:left="5040" w:hanging="360"/>
+      </w:pPr>
+      <w:rPr>
+        <w:rFonts w:ascii="Symbol" w:hAnsi="Symbol" w:hint="default"/>
+        <w:sz w:val="20"/>
+      </w:rPr>
+    </w:lvl>
+    <w:lvl w:ilvl="7" w:tentative="1">
+      <w:start w:val="1"/>
+      <w:numFmt w:val="bullet"/>
+      <w:lvlText w:val=""/>
+      <w:lvlJc w:val="left"/>
+      <w:pPr>
+        <w:tabs>
+          <w:tab w:val="num" w:pos="5760"/>
+        </w:tabs>
+        <w:ind w:left="5760" w:hanging="360"/>
+      </w:pPr>
+      <w:rPr>
+        <w:rFonts w:ascii="Symbol" w:hAnsi="Symbol" w:hint="default"/>
+        <w:sz w:val="20"/>
+      </w:rPr>
+    </w:lvl>
+    <w:lvl w:ilvl="8" w:tentative="1">
+      <w:start w:val="1"/>
+      <w:numFmt w:val="bullet"/>
+      <w:lvlText w:val=""/>
+      <w:lvlJc w:val="left"/>
+      <w:pPr>
+        <w:tabs>
+          <w:tab w:val="num" w:pos="6480"/>
+        </w:tabs>
+        <w:ind w:left="6480" w:hanging="360"/>
+      </w:pPr>
+      <w:rPr>
+        <w:rFonts w:ascii="Symbol" w:hAnsi="Symbol" w:hint="default"/>
+        <w:sz w:val="20"/>
+      </w:rPr>
+    </w:lvl>
+  </w:abstractNum>
+  <w:abstractNum w:abstractNumId="19" w15:restartNumberingAfterBreak="0">
+    <w:nsid w:val="2A4C4F7C"/>
+    <w:multiLevelType w:val="multilevel"/>
+    <w:tmpl w:val="34C610AE"/>
+    <w:lvl w:ilvl="0">
+      <w:start w:val="1"/>
+      <w:numFmt w:val="bullet"/>
+      <w:lvlText w:val=""/>
+      <w:lvlJc w:val="left"/>
+      <w:pPr>
+        <w:tabs>
+          <w:tab w:val="num" w:pos="720"/>
+        </w:tabs>
+        <w:ind w:left="720" w:hanging="360"/>
+      </w:pPr>
+      <w:rPr>
+        <w:rFonts w:ascii="Symbol" w:hAnsi="Symbol" w:hint="default"/>
+        <w:sz w:val="20"/>
+      </w:rPr>
+    </w:lvl>
+    <w:lvl w:ilvl="1" w:tentative="1">
+      <w:start w:val="1"/>
+      <w:numFmt w:val="bullet"/>
+      <w:lvlText w:val=""/>
+      <w:lvlJc w:val="left"/>
+      <w:pPr>
+        <w:tabs>
+          <w:tab w:val="num" w:pos="1440"/>
+        </w:tabs>
+        <w:ind w:left="1440" w:hanging="360"/>
+      </w:pPr>
+      <w:rPr>
+        <w:rFonts w:ascii="Symbol" w:hAnsi="Symbol" w:hint="default"/>
+        <w:sz w:val="20"/>
+      </w:rPr>
+    </w:lvl>
+    <w:lvl w:ilvl="2" w:tentative="1">
+      <w:start w:val="1"/>
+      <w:numFmt w:val="bullet"/>
+      <w:lvlText w:val=""/>
+      <w:lvlJc w:val="left"/>
+      <w:pPr>
+        <w:tabs>
+          <w:tab w:val="num" w:pos="2160"/>
+        </w:tabs>
+        <w:ind w:left="2160" w:hanging="360"/>
+      </w:pPr>
+      <w:rPr>
+        <w:rFonts w:ascii="Symbol" w:hAnsi="Symbol" w:hint="default"/>
+        <w:sz w:val="20"/>
+      </w:rPr>
+    </w:lvl>
+    <w:lvl w:ilvl="3" w:tentative="1">
+      <w:start w:val="1"/>
+      <w:numFmt w:val="bullet"/>
+      <w:lvlText w:val=""/>
+      <w:lvlJc w:val="left"/>
+      <w:pPr>
+        <w:tabs>
+          <w:tab w:val="num" w:pos="2880"/>
+        </w:tabs>
+        <w:ind w:left="2880" w:hanging="360"/>
+      </w:pPr>
+      <w:rPr>
+        <w:rFonts w:ascii="Symbol" w:hAnsi="Symbol" w:hint="default"/>
+        <w:sz w:val="20"/>
+      </w:rPr>
+    </w:lvl>
+    <w:lvl w:ilvl="4" w:tentative="1">
+      <w:start w:val="1"/>
+      <w:numFmt w:val="bullet"/>
+      <w:lvlText w:val=""/>
+      <w:lvlJc w:val="left"/>
+      <w:pPr>
+        <w:tabs>
+          <w:tab w:val="num" w:pos="3600"/>
+        </w:tabs>
+        <w:ind w:left="3600" w:hanging="360"/>
+      </w:pPr>
+      <w:rPr>
+        <w:rFonts w:ascii="Symbol" w:hAnsi="Symbol" w:hint="default"/>
+        <w:sz w:val="20"/>
+      </w:rPr>
+    </w:lvl>
+    <w:lvl w:ilvl="5" w:tentative="1">
+      <w:start w:val="1"/>
+      <w:numFmt w:val="bullet"/>
+      <w:lvlText w:val=""/>
+      <w:lvlJc w:val="left"/>
+      <w:pPr>
+        <w:tabs>
+          <w:tab w:val="num" w:pos="4320"/>
+        </w:tabs>
+        <w:ind w:left="4320" w:hanging="360"/>
+      </w:pPr>
+      <w:rPr>
+        <w:rFonts w:ascii="Symbol" w:hAnsi="Symbol" w:hint="default"/>
+        <w:sz w:val="20"/>
+      </w:rPr>
+    </w:lvl>
+    <w:lvl w:ilvl="6" w:tentative="1">
+      <w:start w:val="1"/>
+      <w:numFmt w:val="bullet"/>
+      <w:lvlText w:val=""/>
+      <w:lvlJc w:val="left"/>
+      <w:pPr>
+        <w:tabs>
+          <w:tab w:val="num" w:pos="5040"/>
+        </w:tabs>
+        <w:ind w:left="5040" w:hanging="360"/>
+      </w:pPr>
+      <w:rPr>
+        <w:rFonts w:ascii="Symbol" w:hAnsi="Symbol" w:hint="default"/>
+        <w:sz w:val="20"/>
+      </w:rPr>
+    </w:lvl>
+    <w:lvl w:ilvl="7" w:tentative="1">
+      <w:start w:val="1"/>
+      <w:numFmt w:val="bullet"/>
+      <w:lvlText w:val=""/>
+      <w:lvlJc w:val="left"/>
+      <w:pPr>
+        <w:tabs>
+          <w:tab w:val="num" w:pos="5760"/>
+        </w:tabs>
+        <w:ind w:left="5760" w:hanging="360"/>
+      </w:pPr>
+      <w:rPr>
+        <w:rFonts w:ascii="Symbol" w:hAnsi="Symbol" w:hint="default"/>
+        <w:sz w:val="20"/>
+      </w:rPr>
+    </w:lvl>
+    <w:lvl w:ilvl="8" w:tentative="1">
+      <w:start w:val="1"/>
+      <w:numFmt w:val="bullet"/>
+      <w:lvlText w:val=""/>
+      <w:lvlJc w:val="left"/>
+      <w:pPr>
+        <w:tabs>
+          <w:tab w:val="num" w:pos="6480"/>
+        </w:tabs>
+        <w:ind w:left="6480" w:hanging="360"/>
+      </w:pPr>
+      <w:rPr>
+        <w:rFonts w:ascii="Symbol" w:hAnsi="Symbol" w:hint="default"/>
+        <w:sz w:val="20"/>
+      </w:rPr>
+    </w:lvl>
+  </w:abstractNum>
+  <w:abstractNum w:abstractNumId="20" w15:restartNumberingAfterBreak="0">
     <w:nsid w:val="2A84545D"/>
     <w:multiLevelType w:val="multilevel"/>
     <w:tmpl w:val="8A9AD152"/>
@@ -9365,7 +12913,7 @@
       </w:rPr>
     </w:lvl>
   </w:abstractNum>
-  <w:abstractNum w:abstractNumId="13" w15:restartNumberingAfterBreak="0">
+  <w:abstractNum w:abstractNumId="21" w15:restartNumberingAfterBreak="0">
     <w:nsid w:val="2C114F3A"/>
     <w:multiLevelType w:val="multilevel"/>
     <w:tmpl w:val="45F2EBF2"/>
@@ -9514,7 +13062,7 @@
       </w:rPr>
     </w:lvl>
   </w:abstractNum>
-  <w:abstractNum w:abstractNumId="14" w15:restartNumberingAfterBreak="0">
+  <w:abstractNum w:abstractNumId="22" w15:restartNumberingAfterBreak="0">
     <w:nsid w:val="2C185F89"/>
     <w:multiLevelType w:val="multilevel"/>
     <w:tmpl w:val="8DC8C04C"/>
@@ -9663,7 +13211,305 @@
       </w:rPr>
     </w:lvl>
   </w:abstractNum>
-  <w:abstractNum w:abstractNumId="15" w15:restartNumberingAfterBreak="0">
+  <w:abstractNum w:abstractNumId="23" w15:restartNumberingAfterBreak="0">
+    <w:nsid w:val="37C4197E"/>
+    <w:multiLevelType w:val="multilevel"/>
+    <w:tmpl w:val="68E2157E"/>
+    <w:lvl w:ilvl="0">
+      <w:start w:val="1"/>
+      <w:numFmt w:val="bullet"/>
+      <w:lvlText w:val=""/>
+      <w:lvlJc w:val="left"/>
+      <w:pPr>
+        <w:tabs>
+          <w:tab w:val="num" w:pos="720"/>
+        </w:tabs>
+        <w:ind w:left="720" w:hanging="360"/>
+      </w:pPr>
+      <w:rPr>
+        <w:rFonts w:ascii="Symbol" w:hAnsi="Symbol" w:hint="default"/>
+        <w:sz w:val="20"/>
+      </w:rPr>
+    </w:lvl>
+    <w:lvl w:ilvl="1" w:tentative="1">
+      <w:start w:val="1"/>
+      <w:numFmt w:val="bullet"/>
+      <w:lvlText w:val=""/>
+      <w:lvlJc w:val="left"/>
+      <w:pPr>
+        <w:tabs>
+          <w:tab w:val="num" w:pos="1440"/>
+        </w:tabs>
+        <w:ind w:left="1440" w:hanging="360"/>
+      </w:pPr>
+      <w:rPr>
+        <w:rFonts w:ascii="Symbol" w:hAnsi="Symbol" w:hint="default"/>
+        <w:sz w:val="20"/>
+      </w:rPr>
+    </w:lvl>
+    <w:lvl w:ilvl="2" w:tentative="1">
+      <w:start w:val="1"/>
+      <w:numFmt w:val="bullet"/>
+      <w:lvlText w:val=""/>
+      <w:lvlJc w:val="left"/>
+      <w:pPr>
+        <w:tabs>
+          <w:tab w:val="num" w:pos="2160"/>
+        </w:tabs>
+        <w:ind w:left="2160" w:hanging="360"/>
+      </w:pPr>
+      <w:rPr>
+        <w:rFonts w:ascii="Symbol" w:hAnsi="Symbol" w:hint="default"/>
+        <w:sz w:val="20"/>
+      </w:rPr>
+    </w:lvl>
+    <w:lvl w:ilvl="3" w:tentative="1">
+      <w:start w:val="1"/>
+      <w:numFmt w:val="bullet"/>
+      <w:lvlText w:val=""/>
+      <w:lvlJc w:val="left"/>
+      <w:pPr>
+        <w:tabs>
+          <w:tab w:val="num" w:pos="2880"/>
+        </w:tabs>
+        <w:ind w:left="2880" w:hanging="360"/>
+      </w:pPr>
+      <w:rPr>
+        <w:rFonts w:ascii="Symbol" w:hAnsi="Symbol" w:hint="default"/>
+        <w:sz w:val="20"/>
+      </w:rPr>
+    </w:lvl>
+    <w:lvl w:ilvl="4" w:tentative="1">
+      <w:start w:val="1"/>
+      <w:numFmt w:val="bullet"/>
+      <w:lvlText w:val=""/>
+      <w:lvlJc w:val="left"/>
+      <w:pPr>
+        <w:tabs>
+          <w:tab w:val="num" w:pos="3600"/>
+        </w:tabs>
+        <w:ind w:left="3600" w:hanging="360"/>
+      </w:pPr>
+      <w:rPr>
+        <w:rFonts w:ascii="Symbol" w:hAnsi="Symbol" w:hint="default"/>
+        <w:sz w:val="20"/>
+      </w:rPr>
+    </w:lvl>
+    <w:lvl w:ilvl="5" w:tentative="1">
+      <w:start w:val="1"/>
+      <w:numFmt w:val="bullet"/>
+      <w:lvlText w:val=""/>
+      <w:lvlJc w:val="left"/>
+      <w:pPr>
+        <w:tabs>
+          <w:tab w:val="num" w:pos="4320"/>
+        </w:tabs>
+        <w:ind w:left="4320" w:hanging="360"/>
+      </w:pPr>
+      <w:rPr>
+        <w:rFonts w:ascii="Symbol" w:hAnsi="Symbol" w:hint="default"/>
+        <w:sz w:val="20"/>
+      </w:rPr>
+    </w:lvl>
+    <w:lvl w:ilvl="6" w:tentative="1">
+      <w:start w:val="1"/>
+      <w:numFmt w:val="bullet"/>
+      <w:lvlText w:val=""/>
+      <w:lvlJc w:val="left"/>
+      <w:pPr>
+        <w:tabs>
+          <w:tab w:val="num" w:pos="5040"/>
+        </w:tabs>
+        <w:ind w:left="5040" w:hanging="360"/>
+      </w:pPr>
+      <w:rPr>
+        <w:rFonts w:ascii="Symbol" w:hAnsi="Symbol" w:hint="default"/>
+        <w:sz w:val="20"/>
+      </w:rPr>
+    </w:lvl>
+    <w:lvl w:ilvl="7" w:tentative="1">
+      <w:start w:val="1"/>
+      <w:numFmt w:val="bullet"/>
+      <w:lvlText w:val=""/>
+      <w:lvlJc w:val="left"/>
+      <w:pPr>
+        <w:tabs>
+          <w:tab w:val="num" w:pos="5760"/>
+        </w:tabs>
+        <w:ind w:left="5760" w:hanging="360"/>
+      </w:pPr>
+      <w:rPr>
+        <w:rFonts w:ascii="Symbol" w:hAnsi="Symbol" w:hint="default"/>
+        <w:sz w:val="20"/>
+      </w:rPr>
+    </w:lvl>
+    <w:lvl w:ilvl="8" w:tentative="1">
+      <w:start w:val="1"/>
+      <w:numFmt w:val="bullet"/>
+      <w:lvlText w:val=""/>
+      <w:lvlJc w:val="left"/>
+      <w:pPr>
+        <w:tabs>
+          <w:tab w:val="num" w:pos="6480"/>
+        </w:tabs>
+        <w:ind w:left="6480" w:hanging="360"/>
+      </w:pPr>
+      <w:rPr>
+        <w:rFonts w:ascii="Symbol" w:hAnsi="Symbol" w:hint="default"/>
+        <w:sz w:val="20"/>
+      </w:rPr>
+    </w:lvl>
+  </w:abstractNum>
+  <w:abstractNum w:abstractNumId="24" w15:restartNumberingAfterBreak="0">
+    <w:nsid w:val="402F0FCD"/>
+    <w:multiLevelType w:val="multilevel"/>
+    <w:tmpl w:val="A656C924"/>
+    <w:lvl w:ilvl="0">
+      <w:start w:val="1"/>
+      <w:numFmt w:val="bullet"/>
+      <w:lvlText w:val=""/>
+      <w:lvlJc w:val="left"/>
+      <w:pPr>
+        <w:tabs>
+          <w:tab w:val="num" w:pos="720"/>
+        </w:tabs>
+        <w:ind w:left="720" w:hanging="360"/>
+      </w:pPr>
+      <w:rPr>
+        <w:rFonts w:ascii="Symbol" w:hAnsi="Symbol" w:hint="default"/>
+        <w:sz w:val="20"/>
+      </w:rPr>
+    </w:lvl>
+    <w:lvl w:ilvl="1" w:tentative="1">
+      <w:start w:val="1"/>
+      <w:numFmt w:val="bullet"/>
+      <w:lvlText w:val=""/>
+      <w:lvlJc w:val="left"/>
+      <w:pPr>
+        <w:tabs>
+          <w:tab w:val="num" w:pos="1440"/>
+        </w:tabs>
+        <w:ind w:left="1440" w:hanging="360"/>
+      </w:pPr>
+      <w:rPr>
+        <w:rFonts w:ascii="Symbol" w:hAnsi="Symbol" w:hint="default"/>
+        <w:sz w:val="20"/>
+      </w:rPr>
+    </w:lvl>
+    <w:lvl w:ilvl="2" w:tentative="1">
+      <w:start w:val="1"/>
+      <w:numFmt w:val="bullet"/>
+      <w:lvlText w:val=""/>
+      <w:lvlJc w:val="left"/>
+      <w:pPr>
+        <w:tabs>
+          <w:tab w:val="num" w:pos="2160"/>
+        </w:tabs>
+        <w:ind w:left="2160" w:hanging="360"/>
+      </w:pPr>
+      <w:rPr>
+        <w:rFonts w:ascii="Symbol" w:hAnsi="Symbol" w:hint="default"/>
+        <w:sz w:val="20"/>
+      </w:rPr>
+    </w:lvl>
+    <w:lvl w:ilvl="3" w:tentative="1">
+      <w:start w:val="1"/>
+      <w:numFmt w:val="bullet"/>
+      <w:lvlText w:val=""/>
+      <w:lvlJc w:val="left"/>
+      <w:pPr>
+        <w:tabs>
+          <w:tab w:val="num" w:pos="2880"/>
+        </w:tabs>
+        <w:ind w:left="2880" w:hanging="360"/>
+      </w:pPr>
+      <w:rPr>
+        <w:rFonts w:ascii="Symbol" w:hAnsi="Symbol" w:hint="default"/>
+        <w:sz w:val="20"/>
+      </w:rPr>
+    </w:lvl>
+    <w:lvl w:ilvl="4" w:tentative="1">
+      <w:start w:val="1"/>
+      <w:numFmt w:val="bullet"/>
+      <w:lvlText w:val=""/>
+      <w:lvlJc w:val="left"/>
+      <w:pPr>
+        <w:tabs>
+          <w:tab w:val="num" w:pos="3600"/>
+        </w:tabs>
+        <w:ind w:left="3600" w:hanging="360"/>
+      </w:pPr>
+      <w:rPr>
+        <w:rFonts w:ascii="Symbol" w:hAnsi="Symbol" w:hint="default"/>
+        <w:sz w:val="20"/>
+      </w:rPr>
+    </w:lvl>
+    <w:lvl w:ilvl="5" w:tentative="1">
+      <w:start w:val="1"/>
+      <w:numFmt w:val="bullet"/>
+      <w:lvlText w:val=""/>
+      <w:lvlJc w:val="left"/>
+      <w:pPr>
+        <w:tabs>
+          <w:tab w:val="num" w:pos="4320"/>
+        </w:tabs>
+        <w:ind w:left="4320" w:hanging="360"/>
+      </w:pPr>
+      <w:rPr>
+        <w:rFonts w:ascii="Symbol" w:hAnsi="Symbol" w:hint="default"/>
+        <w:sz w:val="20"/>
+      </w:rPr>
+    </w:lvl>
+    <w:lvl w:ilvl="6" w:tentative="1">
+      <w:start w:val="1"/>
+      <w:numFmt w:val="bullet"/>
+      <w:lvlText w:val=""/>
+      <w:lvlJc w:val="left"/>
+      <w:pPr>
+        <w:tabs>
+          <w:tab w:val="num" w:pos="5040"/>
+        </w:tabs>
+        <w:ind w:left="5040" w:hanging="360"/>
+      </w:pPr>
+      <w:rPr>
+        <w:rFonts w:ascii="Symbol" w:hAnsi="Symbol" w:hint="default"/>
+        <w:sz w:val="20"/>
+      </w:rPr>
+    </w:lvl>
+    <w:lvl w:ilvl="7" w:tentative="1">
+      <w:start w:val="1"/>
+      <w:numFmt w:val="bullet"/>
+      <w:lvlText w:val=""/>
+      <w:lvlJc w:val="left"/>
+      <w:pPr>
+        <w:tabs>
+          <w:tab w:val="num" w:pos="5760"/>
+        </w:tabs>
+        <w:ind w:left="5760" w:hanging="360"/>
+      </w:pPr>
+      <w:rPr>
+        <w:rFonts w:ascii="Symbol" w:hAnsi="Symbol" w:hint="default"/>
+        <w:sz w:val="20"/>
+      </w:rPr>
+    </w:lvl>
+    <w:lvl w:ilvl="8" w:tentative="1">
+      <w:start w:val="1"/>
+      <w:numFmt w:val="bullet"/>
+      <w:lvlText w:val=""/>
+      <w:lvlJc w:val="left"/>
+      <w:pPr>
+        <w:tabs>
+          <w:tab w:val="num" w:pos="6480"/>
+        </w:tabs>
+        <w:ind w:left="6480" w:hanging="360"/>
+      </w:pPr>
+      <w:rPr>
+        <w:rFonts w:ascii="Symbol" w:hAnsi="Symbol" w:hint="default"/>
+        <w:sz w:val="20"/>
+      </w:rPr>
+    </w:lvl>
+  </w:abstractNum>
+  <w:abstractNum w:abstractNumId="25" w15:restartNumberingAfterBreak="0">
     <w:nsid w:val="42D2401A"/>
     <w:multiLevelType w:val="multilevel"/>
     <w:tmpl w:val="DB7CD830"/>
@@ -9812,7 +13658,156 @@
       </w:rPr>
     </w:lvl>
   </w:abstractNum>
-  <w:abstractNum w:abstractNumId="16" w15:restartNumberingAfterBreak="0">
+  <w:abstractNum w:abstractNumId="26" w15:restartNumberingAfterBreak="0">
+    <w:nsid w:val="460F67D2"/>
+    <w:multiLevelType w:val="multilevel"/>
+    <w:tmpl w:val="5E3A5AE2"/>
+    <w:lvl w:ilvl="0">
+      <w:start w:val="1"/>
+      <w:numFmt w:val="bullet"/>
+      <w:lvlText w:val=""/>
+      <w:lvlJc w:val="left"/>
+      <w:pPr>
+        <w:tabs>
+          <w:tab w:val="num" w:pos="720"/>
+        </w:tabs>
+        <w:ind w:left="720" w:hanging="360"/>
+      </w:pPr>
+      <w:rPr>
+        <w:rFonts w:ascii="Symbol" w:hAnsi="Symbol" w:hint="default"/>
+        <w:sz w:val="20"/>
+      </w:rPr>
+    </w:lvl>
+    <w:lvl w:ilvl="1" w:tentative="1">
+      <w:start w:val="1"/>
+      <w:numFmt w:val="bullet"/>
+      <w:lvlText w:val=""/>
+      <w:lvlJc w:val="left"/>
+      <w:pPr>
+        <w:tabs>
+          <w:tab w:val="num" w:pos="1440"/>
+        </w:tabs>
+        <w:ind w:left="1440" w:hanging="360"/>
+      </w:pPr>
+      <w:rPr>
+        <w:rFonts w:ascii="Symbol" w:hAnsi="Symbol" w:hint="default"/>
+        <w:sz w:val="20"/>
+      </w:rPr>
+    </w:lvl>
+    <w:lvl w:ilvl="2" w:tentative="1">
+      <w:start w:val="1"/>
+      <w:numFmt w:val="bullet"/>
+      <w:lvlText w:val=""/>
+      <w:lvlJc w:val="left"/>
+      <w:pPr>
+        <w:tabs>
+          <w:tab w:val="num" w:pos="2160"/>
+        </w:tabs>
+        <w:ind w:left="2160" w:hanging="360"/>
+      </w:pPr>
+      <w:rPr>
+        <w:rFonts w:ascii="Symbol" w:hAnsi="Symbol" w:hint="default"/>
+        <w:sz w:val="20"/>
+      </w:rPr>
+    </w:lvl>
+    <w:lvl w:ilvl="3" w:tentative="1">
+      <w:start w:val="1"/>
+      <w:numFmt w:val="bullet"/>
+      <w:lvlText w:val=""/>
+      <w:lvlJc w:val="left"/>
+      <w:pPr>
+        <w:tabs>
+          <w:tab w:val="num" w:pos="2880"/>
+        </w:tabs>
+        <w:ind w:left="2880" w:hanging="360"/>
+      </w:pPr>
+      <w:rPr>
+        <w:rFonts w:ascii="Symbol" w:hAnsi="Symbol" w:hint="default"/>
+        <w:sz w:val="20"/>
+      </w:rPr>
+    </w:lvl>
+    <w:lvl w:ilvl="4" w:tentative="1">
+      <w:start w:val="1"/>
+      <w:numFmt w:val="bullet"/>
+      <w:lvlText w:val=""/>
+      <w:lvlJc w:val="left"/>
+      <w:pPr>
+        <w:tabs>
+          <w:tab w:val="num" w:pos="3600"/>
+        </w:tabs>
+        <w:ind w:left="3600" w:hanging="360"/>
+      </w:pPr>
+      <w:rPr>
+        <w:rFonts w:ascii="Symbol" w:hAnsi="Symbol" w:hint="default"/>
+        <w:sz w:val="20"/>
+      </w:rPr>
+    </w:lvl>
+    <w:lvl w:ilvl="5" w:tentative="1">
+      <w:start w:val="1"/>
+      <w:numFmt w:val="bullet"/>
+      <w:lvlText w:val=""/>
+      <w:lvlJc w:val="left"/>
+      <w:pPr>
+        <w:tabs>
+          <w:tab w:val="num" w:pos="4320"/>
+        </w:tabs>
+        <w:ind w:left="4320" w:hanging="360"/>
+      </w:pPr>
+      <w:rPr>
+        <w:rFonts w:ascii="Symbol" w:hAnsi="Symbol" w:hint="default"/>
+        <w:sz w:val="20"/>
+      </w:rPr>
+    </w:lvl>
+    <w:lvl w:ilvl="6" w:tentative="1">
+      <w:start w:val="1"/>
+      <w:numFmt w:val="bullet"/>
+      <w:lvlText w:val=""/>
+      <w:lvlJc w:val="left"/>
+      <w:pPr>
+        <w:tabs>
+          <w:tab w:val="num" w:pos="5040"/>
+        </w:tabs>
+        <w:ind w:left="5040" w:hanging="360"/>
+      </w:pPr>
+      <w:rPr>
+        <w:rFonts w:ascii="Symbol" w:hAnsi="Symbol" w:hint="default"/>
+        <w:sz w:val="20"/>
+      </w:rPr>
+    </w:lvl>
+    <w:lvl w:ilvl="7" w:tentative="1">
+      <w:start w:val="1"/>
+      <w:numFmt w:val="bullet"/>
+      <w:lvlText w:val=""/>
+      <w:lvlJc w:val="left"/>
+      <w:pPr>
+        <w:tabs>
+          <w:tab w:val="num" w:pos="5760"/>
+        </w:tabs>
+        <w:ind w:left="5760" w:hanging="360"/>
+      </w:pPr>
+      <w:rPr>
+        <w:rFonts w:ascii="Symbol" w:hAnsi="Symbol" w:hint="default"/>
+        <w:sz w:val="20"/>
+      </w:rPr>
+    </w:lvl>
+    <w:lvl w:ilvl="8" w:tentative="1">
+      <w:start w:val="1"/>
+      <w:numFmt w:val="bullet"/>
+      <w:lvlText w:val=""/>
+      <w:lvlJc w:val="left"/>
+      <w:pPr>
+        <w:tabs>
+          <w:tab w:val="num" w:pos="6480"/>
+        </w:tabs>
+        <w:ind w:left="6480" w:hanging="360"/>
+      </w:pPr>
+      <w:rPr>
+        <w:rFonts w:ascii="Symbol" w:hAnsi="Symbol" w:hint="default"/>
+        <w:sz w:val="20"/>
+      </w:rPr>
+    </w:lvl>
+  </w:abstractNum>
+  <w:abstractNum w:abstractNumId="27" w15:restartNumberingAfterBreak="0">
     <w:nsid w:val="466E364C"/>
     <w:multiLevelType w:val="multilevel"/>
     <w:tmpl w:val="5C92DE30"/>
@@ -9961,7 +13956,156 @@
       </w:rPr>
     </w:lvl>
   </w:abstractNum>
-  <w:abstractNum w:abstractNumId="17" w15:restartNumberingAfterBreak="0">
+  <w:abstractNum w:abstractNumId="28" w15:restartNumberingAfterBreak="0">
+    <w:nsid w:val="49F803E4"/>
+    <w:multiLevelType w:val="multilevel"/>
+    <w:tmpl w:val="D8EA0D9A"/>
+    <w:lvl w:ilvl="0">
+      <w:start w:val="1"/>
+      <w:numFmt w:val="bullet"/>
+      <w:lvlText w:val=""/>
+      <w:lvlJc w:val="left"/>
+      <w:pPr>
+        <w:tabs>
+          <w:tab w:val="num" w:pos="720"/>
+        </w:tabs>
+        <w:ind w:left="720" w:hanging="360"/>
+      </w:pPr>
+      <w:rPr>
+        <w:rFonts w:ascii="Symbol" w:hAnsi="Symbol" w:hint="default"/>
+        <w:sz w:val="20"/>
+      </w:rPr>
+    </w:lvl>
+    <w:lvl w:ilvl="1" w:tentative="1">
+      <w:start w:val="1"/>
+      <w:numFmt w:val="bullet"/>
+      <w:lvlText w:val=""/>
+      <w:lvlJc w:val="left"/>
+      <w:pPr>
+        <w:tabs>
+          <w:tab w:val="num" w:pos="1440"/>
+        </w:tabs>
+        <w:ind w:left="1440" w:hanging="360"/>
+      </w:pPr>
+      <w:rPr>
+        <w:rFonts w:ascii="Symbol" w:hAnsi="Symbol" w:hint="default"/>
+        <w:sz w:val="20"/>
+      </w:rPr>
+    </w:lvl>
+    <w:lvl w:ilvl="2" w:tentative="1">
+      <w:start w:val="1"/>
+      <w:numFmt w:val="bullet"/>
+      <w:lvlText w:val=""/>
+      <w:lvlJc w:val="left"/>
+      <w:pPr>
+        <w:tabs>
+          <w:tab w:val="num" w:pos="2160"/>
+        </w:tabs>
+        <w:ind w:left="2160" w:hanging="360"/>
+      </w:pPr>
+      <w:rPr>
+        <w:rFonts w:ascii="Symbol" w:hAnsi="Symbol" w:hint="default"/>
+        <w:sz w:val="20"/>
+      </w:rPr>
+    </w:lvl>
+    <w:lvl w:ilvl="3" w:tentative="1">
+      <w:start w:val="1"/>
+      <w:numFmt w:val="bullet"/>
+      <w:lvlText w:val=""/>
+      <w:lvlJc w:val="left"/>
+      <w:pPr>
+        <w:tabs>
+          <w:tab w:val="num" w:pos="2880"/>
+        </w:tabs>
+        <w:ind w:left="2880" w:hanging="360"/>
+      </w:pPr>
+      <w:rPr>
+        <w:rFonts w:ascii="Symbol" w:hAnsi="Symbol" w:hint="default"/>
+        <w:sz w:val="20"/>
+      </w:rPr>
+    </w:lvl>
+    <w:lvl w:ilvl="4" w:tentative="1">
+      <w:start w:val="1"/>
+      <w:numFmt w:val="bullet"/>
+      <w:lvlText w:val=""/>
+      <w:lvlJc w:val="left"/>
+      <w:pPr>
+        <w:tabs>
+          <w:tab w:val="num" w:pos="3600"/>
+        </w:tabs>
+        <w:ind w:left="3600" w:hanging="360"/>
+      </w:pPr>
+      <w:rPr>
+        <w:rFonts w:ascii="Symbol" w:hAnsi="Symbol" w:hint="default"/>
+        <w:sz w:val="20"/>
+      </w:rPr>
+    </w:lvl>
+    <w:lvl w:ilvl="5" w:tentative="1">
+      <w:start w:val="1"/>
+      <w:numFmt w:val="bullet"/>
+      <w:lvlText w:val=""/>
+      <w:lvlJc w:val="left"/>
+      <w:pPr>
+        <w:tabs>
+          <w:tab w:val="num" w:pos="4320"/>
+        </w:tabs>
+        <w:ind w:left="4320" w:hanging="360"/>
+      </w:pPr>
+      <w:rPr>
+        <w:rFonts w:ascii="Symbol" w:hAnsi="Symbol" w:hint="default"/>
+        <w:sz w:val="20"/>
+      </w:rPr>
+    </w:lvl>
+    <w:lvl w:ilvl="6" w:tentative="1">
+      <w:start w:val="1"/>
+      <w:numFmt w:val="bullet"/>
+      <w:lvlText w:val=""/>
+      <w:lvlJc w:val="left"/>
+      <w:pPr>
+        <w:tabs>
+          <w:tab w:val="num" w:pos="5040"/>
+        </w:tabs>
+        <w:ind w:left="5040" w:hanging="360"/>
+      </w:pPr>
+      <w:rPr>
+        <w:rFonts w:ascii="Symbol" w:hAnsi="Symbol" w:hint="default"/>
+        <w:sz w:val="20"/>
+      </w:rPr>
+    </w:lvl>
+    <w:lvl w:ilvl="7" w:tentative="1">
+      <w:start w:val="1"/>
+      <w:numFmt w:val="bullet"/>
+      <w:lvlText w:val=""/>
+      <w:lvlJc w:val="left"/>
+      <w:pPr>
+        <w:tabs>
+          <w:tab w:val="num" w:pos="5760"/>
+        </w:tabs>
+        <w:ind w:left="5760" w:hanging="360"/>
+      </w:pPr>
+      <w:rPr>
+        <w:rFonts w:ascii="Symbol" w:hAnsi="Symbol" w:hint="default"/>
+        <w:sz w:val="20"/>
+      </w:rPr>
+    </w:lvl>
+    <w:lvl w:ilvl="8" w:tentative="1">
+      <w:start w:val="1"/>
+      <w:numFmt w:val="bullet"/>
+      <w:lvlText w:val=""/>
+      <w:lvlJc w:val="left"/>
+      <w:pPr>
+        <w:tabs>
+          <w:tab w:val="num" w:pos="6480"/>
+        </w:tabs>
+        <w:ind w:left="6480" w:hanging="360"/>
+      </w:pPr>
+      <w:rPr>
+        <w:rFonts w:ascii="Symbol" w:hAnsi="Symbol" w:hint="default"/>
+        <w:sz w:val="20"/>
+      </w:rPr>
+    </w:lvl>
+  </w:abstractNum>
+  <w:abstractNum w:abstractNumId="29" w15:restartNumberingAfterBreak="0">
     <w:nsid w:val="50713568"/>
     <w:multiLevelType w:val="multilevel"/>
     <w:tmpl w:val="105AC7DC"/>
@@ -10110,7 +14254,305 @@
       </w:rPr>
     </w:lvl>
   </w:abstractNum>
-  <w:abstractNum w:abstractNumId="18" w15:restartNumberingAfterBreak="0">
+  <w:abstractNum w:abstractNumId="30" w15:restartNumberingAfterBreak="0">
+    <w:nsid w:val="517D74BA"/>
+    <w:multiLevelType w:val="multilevel"/>
+    <w:tmpl w:val="9710D410"/>
+    <w:lvl w:ilvl="0">
+      <w:start w:val="1"/>
+      <w:numFmt w:val="bullet"/>
+      <w:lvlText w:val=""/>
+      <w:lvlJc w:val="left"/>
+      <w:pPr>
+        <w:tabs>
+          <w:tab w:val="num" w:pos="720"/>
+        </w:tabs>
+        <w:ind w:left="720" w:hanging="360"/>
+      </w:pPr>
+      <w:rPr>
+        <w:rFonts w:ascii="Symbol" w:hAnsi="Symbol" w:hint="default"/>
+        <w:sz w:val="20"/>
+      </w:rPr>
+    </w:lvl>
+    <w:lvl w:ilvl="1" w:tentative="1">
+      <w:start w:val="1"/>
+      <w:numFmt w:val="bullet"/>
+      <w:lvlText w:val=""/>
+      <w:lvlJc w:val="left"/>
+      <w:pPr>
+        <w:tabs>
+          <w:tab w:val="num" w:pos="1440"/>
+        </w:tabs>
+        <w:ind w:left="1440" w:hanging="360"/>
+      </w:pPr>
+      <w:rPr>
+        <w:rFonts w:ascii="Symbol" w:hAnsi="Symbol" w:hint="default"/>
+        <w:sz w:val="20"/>
+      </w:rPr>
+    </w:lvl>
+    <w:lvl w:ilvl="2" w:tentative="1">
+      <w:start w:val="1"/>
+      <w:numFmt w:val="bullet"/>
+      <w:lvlText w:val=""/>
+      <w:lvlJc w:val="left"/>
+      <w:pPr>
+        <w:tabs>
+          <w:tab w:val="num" w:pos="2160"/>
+        </w:tabs>
+        <w:ind w:left="2160" w:hanging="360"/>
+      </w:pPr>
+      <w:rPr>
+        <w:rFonts w:ascii="Symbol" w:hAnsi="Symbol" w:hint="default"/>
+        <w:sz w:val="20"/>
+      </w:rPr>
+    </w:lvl>
+    <w:lvl w:ilvl="3" w:tentative="1">
+      <w:start w:val="1"/>
+      <w:numFmt w:val="bullet"/>
+      <w:lvlText w:val=""/>
+      <w:lvlJc w:val="left"/>
+      <w:pPr>
+        <w:tabs>
+          <w:tab w:val="num" w:pos="2880"/>
+        </w:tabs>
+        <w:ind w:left="2880" w:hanging="360"/>
+      </w:pPr>
+      <w:rPr>
+        <w:rFonts w:ascii="Symbol" w:hAnsi="Symbol" w:hint="default"/>
+        <w:sz w:val="20"/>
+      </w:rPr>
+    </w:lvl>
+    <w:lvl w:ilvl="4" w:tentative="1">
+      <w:start w:val="1"/>
+      <w:numFmt w:val="bullet"/>
+      <w:lvlText w:val=""/>
+      <w:lvlJc w:val="left"/>
+      <w:pPr>
+        <w:tabs>
+          <w:tab w:val="num" w:pos="3600"/>
+        </w:tabs>
+        <w:ind w:left="3600" w:hanging="360"/>
+      </w:pPr>
+      <w:rPr>
+        <w:rFonts w:ascii="Symbol" w:hAnsi="Symbol" w:hint="default"/>
+        <w:sz w:val="20"/>
+      </w:rPr>
+    </w:lvl>
+    <w:lvl w:ilvl="5" w:tentative="1">
+      <w:start w:val="1"/>
+      <w:numFmt w:val="bullet"/>
+      <w:lvlText w:val=""/>
+      <w:lvlJc w:val="left"/>
+      <w:pPr>
+        <w:tabs>
+          <w:tab w:val="num" w:pos="4320"/>
+        </w:tabs>
+        <w:ind w:left="4320" w:hanging="360"/>
+      </w:pPr>
+      <w:rPr>
+        <w:rFonts w:ascii="Symbol" w:hAnsi="Symbol" w:hint="default"/>
+        <w:sz w:val="20"/>
+      </w:rPr>
+    </w:lvl>
+    <w:lvl w:ilvl="6" w:tentative="1">
+      <w:start w:val="1"/>
+      <w:numFmt w:val="bullet"/>
+      <w:lvlText w:val=""/>
+      <w:lvlJc w:val="left"/>
+      <w:pPr>
+        <w:tabs>
+          <w:tab w:val="num" w:pos="5040"/>
+        </w:tabs>
+        <w:ind w:left="5040" w:hanging="360"/>
+      </w:pPr>
+      <w:rPr>
+        <w:rFonts w:ascii="Symbol" w:hAnsi="Symbol" w:hint="default"/>
+        <w:sz w:val="20"/>
+      </w:rPr>
+    </w:lvl>
+    <w:lvl w:ilvl="7" w:tentative="1">
+      <w:start w:val="1"/>
+      <w:numFmt w:val="bullet"/>
+      <w:lvlText w:val=""/>
+      <w:lvlJc w:val="left"/>
+      <w:pPr>
+        <w:tabs>
+          <w:tab w:val="num" w:pos="5760"/>
+        </w:tabs>
+        <w:ind w:left="5760" w:hanging="360"/>
+      </w:pPr>
+      <w:rPr>
+        <w:rFonts w:ascii="Symbol" w:hAnsi="Symbol" w:hint="default"/>
+        <w:sz w:val="20"/>
+      </w:rPr>
+    </w:lvl>
+    <w:lvl w:ilvl="8" w:tentative="1">
+      <w:start w:val="1"/>
+      <w:numFmt w:val="bullet"/>
+      <w:lvlText w:val=""/>
+      <w:lvlJc w:val="left"/>
+      <w:pPr>
+        <w:tabs>
+          <w:tab w:val="num" w:pos="6480"/>
+        </w:tabs>
+        <w:ind w:left="6480" w:hanging="360"/>
+      </w:pPr>
+      <w:rPr>
+        <w:rFonts w:ascii="Symbol" w:hAnsi="Symbol" w:hint="default"/>
+        <w:sz w:val="20"/>
+      </w:rPr>
+    </w:lvl>
+  </w:abstractNum>
+  <w:abstractNum w:abstractNumId="31" w15:restartNumberingAfterBreak="0">
+    <w:nsid w:val="5219552D"/>
+    <w:multiLevelType w:val="multilevel"/>
+    <w:tmpl w:val="AEBCE9F6"/>
+    <w:lvl w:ilvl="0">
+      <w:start w:val="1"/>
+      <w:numFmt w:val="bullet"/>
+      <w:lvlText w:val=""/>
+      <w:lvlJc w:val="left"/>
+      <w:pPr>
+        <w:tabs>
+          <w:tab w:val="num" w:pos="720"/>
+        </w:tabs>
+        <w:ind w:left="720" w:hanging="360"/>
+      </w:pPr>
+      <w:rPr>
+        <w:rFonts w:ascii="Symbol" w:hAnsi="Symbol" w:hint="default"/>
+        <w:sz w:val="20"/>
+      </w:rPr>
+    </w:lvl>
+    <w:lvl w:ilvl="1" w:tentative="1">
+      <w:start w:val="1"/>
+      <w:numFmt w:val="bullet"/>
+      <w:lvlText w:val=""/>
+      <w:lvlJc w:val="left"/>
+      <w:pPr>
+        <w:tabs>
+          <w:tab w:val="num" w:pos="1440"/>
+        </w:tabs>
+        <w:ind w:left="1440" w:hanging="360"/>
+      </w:pPr>
+      <w:rPr>
+        <w:rFonts w:ascii="Symbol" w:hAnsi="Symbol" w:hint="default"/>
+        <w:sz w:val="20"/>
+      </w:rPr>
+    </w:lvl>
+    <w:lvl w:ilvl="2" w:tentative="1">
+      <w:start w:val="1"/>
+      <w:numFmt w:val="bullet"/>
+      <w:lvlText w:val=""/>
+      <w:lvlJc w:val="left"/>
+      <w:pPr>
+        <w:tabs>
+          <w:tab w:val="num" w:pos="2160"/>
+        </w:tabs>
+        <w:ind w:left="2160" w:hanging="360"/>
+      </w:pPr>
+      <w:rPr>
+        <w:rFonts w:ascii="Symbol" w:hAnsi="Symbol" w:hint="default"/>
+        <w:sz w:val="20"/>
+      </w:rPr>
+    </w:lvl>
+    <w:lvl w:ilvl="3" w:tentative="1">
+      <w:start w:val="1"/>
+      <w:numFmt w:val="bullet"/>
+      <w:lvlText w:val=""/>
+      <w:lvlJc w:val="left"/>
+      <w:pPr>
+        <w:tabs>
+          <w:tab w:val="num" w:pos="2880"/>
+        </w:tabs>
+        <w:ind w:left="2880" w:hanging="360"/>
+      </w:pPr>
+      <w:rPr>
+        <w:rFonts w:ascii="Symbol" w:hAnsi="Symbol" w:hint="default"/>
+        <w:sz w:val="20"/>
+      </w:rPr>
+    </w:lvl>
+    <w:lvl w:ilvl="4" w:tentative="1">
+      <w:start w:val="1"/>
+      <w:numFmt w:val="bullet"/>
+      <w:lvlText w:val=""/>
+      <w:lvlJc w:val="left"/>
+      <w:pPr>
+        <w:tabs>
+          <w:tab w:val="num" w:pos="3600"/>
+        </w:tabs>
+        <w:ind w:left="3600" w:hanging="360"/>
+      </w:pPr>
+      <w:rPr>
+        <w:rFonts w:ascii="Symbol" w:hAnsi="Symbol" w:hint="default"/>
+        <w:sz w:val="20"/>
+      </w:rPr>
+    </w:lvl>
+    <w:lvl w:ilvl="5" w:tentative="1">
+      <w:start w:val="1"/>
+      <w:numFmt w:val="bullet"/>
+      <w:lvlText w:val=""/>
+      <w:lvlJc w:val="left"/>
+      <w:pPr>
+        <w:tabs>
+          <w:tab w:val="num" w:pos="4320"/>
+        </w:tabs>
+        <w:ind w:left="4320" w:hanging="360"/>
+      </w:pPr>
+      <w:rPr>
+        <w:rFonts w:ascii="Symbol" w:hAnsi="Symbol" w:hint="default"/>
+        <w:sz w:val="20"/>
+      </w:rPr>
+    </w:lvl>
+    <w:lvl w:ilvl="6" w:tentative="1">
+      <w:start w:val="1"/>
+      <w:numFmt w:val="bullet"/>
+      <w:lvlText w:val=""/>
+      <w:lvlJc w:val="left"/>
+      <w:pPr>
+        <w:tabs>
+          <w:tab w:val="num" w:pos="5040"/>
+        </w:tabs>
+        <w:ind w:left="5040" w:hanging="360"/>
+      </w:pPr>
+      <w:rPr>
+        <w:rFonts w:ascii="Symbol" w:hAnsi="Symbol" w:hint="default"/>
+        <w:sz w:val="20"/>
+      </w:rPr>
+    </w:lvl>
+    <w:lvl w:ilvl="7" w:tentative="1">
+      <w:start w:val="1"/>
+      <w:numFmt w:val="bullet"/>
+      <w:lvlText w:val=""/>
+      <w:lvlJc w:val="left"/>
+      <w:pPr>
+        <w:tabs>
+          <w:tab w:val="num" w:pos="5760"/>
+        </w:tabs>
+        <w:ind w:left="5760" w:hanging="360"/>
+      </w:pPr>
+      <w:rPr>
+        <w:rFonts w:ascii="Symbol" w:hAnsi="Symbol" w:hint="default"/>
+        <w:sz w:val="20"/>
+      </w:rPr>
+    </w:lvl>
+    <w:lvl w:ilvl="8" w:tentative="1">
+      <w:start w:val="1"/>
+      <w:numFmt w:val="bullet"/>
+      <w:lvlText w:val=""/>
+      <w:lvlJc w:val="left"/>
+      <w:pPr>
+        <w:tabs>
+          <w:tab w:val="num" w:pos="6480"/>
+        </w:tabs>
+        <w:ind w:left="6480" w:hanging="360"/>
+      </w:pPr>
+      <w:rPr>
+        <w:rFonts w:ascii="Symbol" w:hAnsi="Symbol" w:hint="default"/>
+        <w:sz w:val="20"/>
+      </w:rPr>
+    </w:lvl>
+  </w:abstractNum>
+  <w:abstractNum w:abstractNumId="32" w15:restartNumberingAfterBreak="0">
     <w:nsid w:val="534F38A8"/>
     <w:multiLevelType w:val="multilevel"/>
     <w:tmpl w:val="92EE5982"/>
@@ -10259,7 +14701,7 @@
       </w:rPr>
     </w:lvl>
   </w:abstractNum>
-  <w:abstractNum w:abstractNumId="19" w15:restartNumberingAfterBreak="0">
+  <w:abstractNum w:abstractNumId="33" w15:restartNumberingAfterBreak="0">
     <w:nsid w:val="54340E76"/>
     <w:multiLevelType w:val="multilevel"/>
     <w:tmpl w:val="D860529C"/>
@@ -10408,7 +14850,7 @@
       </w:rPr>
     </w:lvl>
   </w:abstractNum>
-  <w:abstractNum w:abstractNumId="20" w15:restartNumberingAfterBreak="0">
+  <w:abstractNum w:abstractNumId="34" w15:restartNumberingAfterBreak="0">
     <w:nsid w:val="5B99365B"/>
     <w:multiLevelType w:val="multilevel"/>
     <w:tmpl w:val="EC261652"/>
@@ -10557,7 +14999,7 @@
       </w:rPr>
     </w:lvl>
   </w:abstractNum>
-  <w:abstractNum w:abstractNumId="21" w15:restartNumberingAfterBreak="0">
+  <w:abstractNum w:abstractNumId="35" w15:restartNumberingAfterBreak="0">
     <w:nsid w:val="5F1B670E"/>
     <w:multiLevelType w:val="multilevel"/>
     <w:tmpl w:val="AAE8F41C"/>
@@ -10706,7 +15148,7 @@
       </w:rPr>
     </w:lvl>
   </w:abstractNum>
-  <w:abstractNum w:abstractNumId="22" w15:restartNumberingAfterBreak="0">
+  <w:abstractNum w:abstractNumId="36" w15:restartNumberingAfterBreak="0">
     <w:nsid w:val="62F2235C"/>
     <w:multiLevelType w:val="multilevel"/>
     <w:tmpl w:val="5B1839AE"/>
@@ -10855,7 +15297,7 @@
       </w:rPr>
     </w:lvl>
   </w:abstractNum>
-  <w:abstractNum w:abstractNumId="23" w15:restartNumberingAfterBreak="0">
+  <w:abstractNum w:abstractNumId="37" w15:restartNumberingAfterBreak="0">
     <w:nsid w:val="64596C40"/>
     <w:multiLevelType w:val="multilevel"/>
     <w:tmpl w:val="3EE646B2"/>
@@ -11004,7 +15446,7 @@
       </w:rPr>
     </w:lvl>
   </w:abstractNum>
-  <w:abstractNum w:abstractNumId="24" w15:restartNumberingAfterBreak="0">
+  <w:abstractNum w:abstractNumId="38" w15:restartNumberingAfterBreak="0">
     <w:nsid w:val="692C1C75"/>
     <w:multiLevelType w:val="hybridMultilevel"/>
     <w:tmpl w:val="406AAD44"/>
@@ -11093,7 +15535,7 @@
       </w:pPr>
     </w:lvl>
   </w:abstractNum>
-  <w:abstractNum w:abstractNumId="25" w15:restartNumberingAfterBreak="0">
+  <w:abstractNum w:abstractNumId="39" w15:restartNumberingAfterBreak="0">
     <w:nsid w:val="6C567C35"/>
     <w:multiLevelType w:val="multilevel"/>
     <w:tmpl w:val="8AE89056"/>
@@ -11242,7 +15684,7 @@
       </w:rPr>
     </w:lvl>
   </w:abstractNum>
-  <w:abstractNum w:abstractNumId="26" w15:restartNumberingAfterBreak="0">
+  <w:abstractNum w:abstractNumId="40" w15:restartNumberingAfterBreak="0">
     <w:nsid w:val="6CA847AC"/>
     <w:multiLevelType w:val="multilevel"/>
     <w:tmpl w:val="B100D878"/>
@@ -11391,7 +15833,7 @@
       </w:rPr>
     </w:lvl>
   </w:abstractNum>
-  <w:abstractNum w:abstractNumId="27" w15:restartNumberingAfterBreak="0">
+  <w:abstractNum w:abstractNumId="41" w15:restartNumberingAfterBreak="0">
     <w:nsid w:val="6D70202C"/>
     <w:multiLevelType w:val="multilevel"/>
     <w:tmpl w:val="E5E295A8"/>
@@ -11540,7 +15982,7 @@
       </w:rPr>
     </w:lvl>
   </w:abstractNum>
-  <w:abstractNum w:abstractNumId="28" w15:restartNumberingAfterBreak="0">
+  <w:abstractNum w:abstractNumId="42" w15:restartNumberingAfterBreak="0">
     <w:nsid w:val="71BE58EB"/>
     <w:multiLevelType w:val="multilevel"/>
     <w:tmpl w:val="0EF665D8"/>
@@ -11653,7 +16095,7 @@
       </w:pPr>
     </w:lvl>
   </w:abstractNum>
-  <w:abstractNum w:abstractNumId="29" w15:restartNumberingAfterBreak="0">
+  <w:abstractNum w:abstractNumId="43" w15:restartNumberingAfterBreak="0">
     <w:nsid w:val="75F57C87"/>
     <w:multiLevelType w:val="multilevel"/>
     <w:tmpl w:val="16A4ED5E"/>
@@ -11802,7 +16244,7 @@
       </w:rPr>
     </w:lvl>
   </w:abstractNum>
-  <w:abstractNum w:abstractNumId="30" w15:restartNumberingAfterBreak="0">
+  <w:abstractNum w:abstractNumId="44" w15:restartNumberingAfterBreak="0">
     <w:nsid w:val="77293B39"/>
     <w:multiLevelType w:val="multilevel"/>
     <w:tmpl w:val="82D8FCA6"/>
@@ -11951,413 +16393,562 @@
       </w:rPr>
     </w:lvl>
   </w:abstractNum>
+  <w:abstractNum w:abstractNumId="45" w15:restartNumberingAfterBreak="0">
+    <w:nsid w:val="7BE8340F"/>
+    <w:multiLevelType w:val="multilevel"/>
+    <w:tmpl w:val="B3986BB2"/>
+    <w:lvl w:ilvl="0">
+      <w:start w:val="1"/>
+      <w:numFmt w:val="bullet"/>
+      <w:lvlText w:val=""/>
+      <w:lvlJc w:val="left"/>
+      <w:pPr>
+        <w:tabs>
+          <w:tab w:val="num" w:pos="720"/>
+        </w:tabs>
+        <w:ind w:left="720" w:hanging="360"/>
+      </w:pPr>
+      <w:rPr>
+        <w:rFonts w:ascii="Symbol" w:hAnsi="Symbol" w:hint="default"/>
+        <w:sz w:val="20"/>
+      </w:rPr>
+    </w:lvl>
+    <w:lvl w:ilvl="1" w:tentative="1">
+      <w:start w:val="1"/>
+      <w:numFmt w:val="bullet"/>
+      <w:lvlText w:val=""/>
+      <w:lvlJc w:val="left"/>
+      <w:pPr>
+        <w:tabs>
+          <w:tab w:val="num" w:pos="1440"/>
+        </w:tabs>
+        <w:ind w:left="1440" w:hanging="360"/>
+      </w:pPr>
+      <w:rPr>
+        <w:rFonts w:ascii="Symbol" w:hAnsi="Symbol" w:hint="default"/>
+        <w:sz w:val="20"/>
+      </w:rPr>
+    </w:lvl>
+    <w:lvl w:ilvl="2" w:tentative="1">
+      <w:start w:val="1"/>
+      <w:numFmt w:val="bullet"/>
+      <w:lvlText w:val=""/>
+      <w:lvlJc w:val="left"/>
+      <w:pPr>
+        <w:tabs>
+          <w:tab w:val="num" w:pos="2160"/>
+        </w:tabs>
+        <w:ind w:left="2160" w:hanging="360"/>
+      </w:pPr>
+      <w:rPr>
+        <w:rFonts w:ascii="Symbol" w:hAnsi="Symbol" w:hint="default"/>
+        <w:sz w:val="20"/>
+      </w:rPr>
+    </w:lvl>
+    <w:lvl w:ilvl="3" w:tentative="1">
+      <w:start w:val="1"/>
+      <w:numFmt w:val="bullet"/>
+      <w:lvlText w:val=""/>
+      <w:lvlJc w:val="left"/>
+      <w:pPr>
+        <w:tabs>
+          <w:tab w:val="num" w:pos="2880"/>
+        </w:tabs>
+        <w:ind w:left="2880" w:hanging="360"/>
+      </w:pPr>
+      <w:rPr>
+        <w:rFonts w:ascii="Symbol" w:hAnsi="Symbol" w:hint="default"/>
+        <w:sz w:val="20"/>
+      </w:rPr>
+    </w:lvl>
+    <w:lvl w:ilvl="4" w:tentative="1">
+      <w:start w:val="1"/>
+      <w:numFmt w:val="bullet"/>
+      <w:lvlText w:val=""/>
+      <w:lvlJc w:val="left"/>
+      <w:pPr>
+        <w:tabs>
+          <w:tab w:val="num" w:pos="3600"/>
+        </w:tabs>
+        <w:ind w:left="3600" w:hanging="360"/>
+      </w:pPr>
+      <w:rPr>
+        <w:rFonts w:ascii="Symbol" w:hAnsi="Symbol" w:hint="default"/>
+        <w:sz w:val="20"/>
+      </w:rPr>
+    </w:lvl>
+    <w:lvl w:ilvl="5" w:tentative="1">
+      <w:start w:val="1"/>
+      <w:numFmt w:val="bullet"/>
+      <w:lvlText w:val=""/>
+      <w:lvlJc w:val="left"/>
+      <w:pPr>
+        <w:tabs>
+          <w:tab w:val="num" w:pos="4320"/>
+        </w:tabs>
+        <w:ind w:left="4320" w:hanging="360"/>
+      </w:pPr>
+      <w:rPr>
+        <w:rFonts w:ascii="Symbol" w:hAnsi="Symbol" w:hint="default"/>
+        <w:sz w:val="20"/>
+      </w:rPr>
+    </w:lvl>
+    <w:lvl w:ilvl="6" w:tentative="1">
+      <w:start w:val="1"/>
+      <w:numFmt w:val="bullet"/>
+      <w:lvlText w:val=""/>
+      <w:lvlJc w:val="left"/>
+      <w:pPr>
+        <w:tabs>
+          <w:tab w:val="num" w:pos="5040"/>
+        </w:tabs>
+        <w:ind w:left="5040" w:hanging="360"/>
+      </w:pPr>
+      <w:rPr>
+        <w:rFonts w:ascii="Symbol" w:hAnsi="Symbol" w:hint="default"/>
+        <w:sz w:val="20"/>
+      </w:rPr>
+    </w:lvl>
+    <w:lvl w:ilvl="7" w:tentative="1">
+      <w:start w:val="1"/>
+      <w:numFmt w:val="bullet"/>
+      <w:lvlText w:val=""/>
+      <w:lvlJc w:val="left"/>
+      <w:pPr>
+        <w:tabs>
+          <w:tab w:val="num" w:pos="5760"/>
+        </w:tabs>
+        <w:ind w:left="5760" w:hanging="360"/>
+      </w:pPr>
+      <w:rPr>
+        <w:rFonts w:ascii="Symbol" w:hAnsi="Symbol" w:hint="default"/>
+        <w:sz w:val="20"/>
+      </w:rPr>
+    </w:lvl>
+    <w:lvl w:ilvl="8" w:tentative="1">
+      <w:start w:val="1"/>
+      <w:numFmt w:val="bullet"/>
+      <w:lvlText w:val=""/>
+      <w:lvlJc w:val="left"/>
+      <w:pPr>
+        <w:tabs>
+          <w:tab w:val="num" w:pos="6480"/>
+        </w:tabs>
+        <w:ind w:left="6480" w:hanging="360"/>
+      </w:pPr>
+      <w:rPr>
+        <w:rFonts w:ascii="Symbol" w:hAnsi="Symbol" w:hint="default"/>
+        <w:sz w:val="20"/>
+      </w:rPr>
+    </w:lvl>
+  </w:abstractNum>
   <w:num w:numId="1" w16cid:durableId="419303291">
-    <w:abstractNumId w:val="28"/>
+    <w:abstractNumId w:val="42"/>
     <w:lvlOverride w:ilvl="0">
       <w:startOverride w:val="1"/>
     </w:lvlOverride>
   </w:num>
   <w:num w:numId="2" w16cid:durableId="297036261">
-    <w:abstractNumId w:val="28"/>
+    <w:abstractNumId w:val="42"/>
     <w:lvlOverride w:ilvl="0">
       <w:startOverride w:val="2"/>
     </w:lvlOverride>
   </w:num>
   <w:num w:numId="3" w16cid:durableId="314069280">
-    <w:abstractNumId w:val="28"/>
+    <w:abstractNumId w:val="42"/>
     <w:lvlOverride w:ilvl="0">
       <w:startOverride w:val="3"/>
     </w:lvlOverride>
   </w:num>
   <w:num w:numId="4" w16cid:durableId="1142577721">
-    <w:abstractNumId w:val="24"/>
+    <w:abstractNumId w:val="38"/>
   </w:num>
   <w:num w:numId="5" w16cid:durableId="1723213204">
-    <w:abstractNumId w:val="19"/>
+    <w:abstractNumId w:val="33"/>
     <w:lvlOverride w:ilvl="0">
       <w:startOverride w:val="1"/>
     </w:lvlOverride>
   </w:num>
   <w:num w:numId="6" w16cid:durableId="672992285">
-    <w:abstractNumId w:val="19"/>
+    <w:abstractNumId w:val="33"/>
     <w:lvlOverride w:ilvl="0">
       <w:startOverride w:val="2"/>
     </w:lvlOverride>
   </w:num>
   <w:num w:numId="7" w16cid:durableId="1618176519">
-    <w:abstractNumId w:val="19"/>
+    <w:abstractNumId w:val="33"/>
     <w:lvlOverride w:ilvl="0">
       <w:startOverride w:val="3"/>
     </w:lvlOverride>
   </w:num>
   <w:num w:numId="8" w16cid:durableId="203149">
-    <w:abstractNumId w:val="19"/>
+    <w:abstractNumId w:val="33"/>
     <w:lvlOverride w:ilvl="0">
       <w:startOverride w:val="4"/>
     </w:lvlOverride>
   </w:num>
   <w:num w:numId="9" w16cid:durableId="292637563">
-    <w:abstractNumId w:val="19"/>
+    <w:abstractNumId w:val="33"/>
     <w:lvlOverride w:ilvl="0">
       <w:startOverride w:val="5"/>
     </w:lvlOverride>
   </w:num>
   <w:num w:numId="10" w16cid:durableId="1438326827">
-    <w:abstractNumId w:val="7"/>
+    <w:abstractNumId w:val="13"/>
     <w:lvlOverride w:ilvl="0">
       <w:startOverride w:val="1"/>
     </w:lvlOverride>
   </w:num>
   <w:num w:numId="11" w16cid:durableId="1889367648">
-    <w:abstractNumId w:val="7"/>
+    <w:abstractNumId w:val="13"/>
     <w:lvlOverride w:ilvl="0">
       <w:startOverride w:val="2"/>
     </w:lvlOverride>
   </w:num>
   <w:num w:numId="12" w16cid:durableId="713232638">
-    <w:abstractNumId w:val="7"/>
+    <w:abstractNumId w:val="13"/>
     <w:lvlOverride w:ilvl="0">
       <w:startOverride w:val="3"/>
     </w:lvlOverride>
   </w:num>
   <w:num w:numId="13" w16cid:durableId="1816293243">
-    <w:abstractNumId w:val="26"/>
+    <w:abstractNumId w:val="40"/>
     <w:lvlOverride w:ilvl="0">
       <w:startOverride w:val="1"/>
     </w:lvlOverride>
   </w:num>
   <w:num w:numId="14" w16cid:durableId="738331242">
-    <w:abstractNumId w:val="26"/>
+    <w:abstractNumId w:val="40"/>
     <w:lvlOverride w:ilvl="0">
       <w:startOverride w:val="2"/>
     </w:lvlOverride>
   </w:num>
   <w:num w:numId="15" w16cid:durableId="1254821741">
-    <w:abstractNumId w:val="26"/>
+    <w:abstractNumId w:val="40"/>
     <w:lvlOverride w:ilvl="0">
       <w:startOverride w:val="3"/>
     </w:lvlOverride>
   </w:num>
   <w:num w:numId="16" w16cid:durableId="1708021926">
-    <w:abstractNumId w:val="26"/>
+    <w:abstractNumId w:val="40"/>
     <w:lvlOverride w:ilvl="0">
       <w:startOverride w:val="4"/>
     </w:lvlOverride>
   </w:num>
   <w:num w:numId="17" w16cid:durableId="1083065470">
-    <w:abstractNumId w:val="26"/>
+    <w:abstractNumId w:val="40"/>
     <w:lvlOverride w:ilvl="0">
       <w:startOverride w:val="5"/>
     </w:lvlOverride>
   </w:num>
   <w:num w:numId="18" w16cid:durableId="530074984">
-    <w:abstractNumId w:val="9"/>
+    <w:abstractNumId w:val="15"/>
     <w:lvlOverride w:ilvl="0">
       <w:startOverride w:val="1"/>
     </w:lvlOverride>
   </w:num>
   <w:num w:numId="19" w16cid:durableId="377321083">
-    <w:abstractNumId w:val="9"/>
+    <w:abstractNumId w:val="15"/>
     <w:lvlOverride w:ilvl="0">
       <w:startOverride w:val="2"/>
     </w:lvlOverride>
   </w:num>
   <w:num w:numId="20" w16cid:durableId="63769192">
-    <w:abstractNumId w:val="9"/>
+    <w:abstractNumId w:val="15"/>
     <w:lvlOverride w:ilvl="0">
       <w:startOverride w:val="3"/>
     </w:lvlOverride>
   </w:num>
   <w:num w:numId="21" w16cid:durableId="737559016">
-    <w:abstractNumId w:val="23"/>
+    <w:abstractNumId w:val="37"/>
     <w:lvlOverride w:ilvl="0">
       <w:startOverride w:val="1"/>
     </w:lvlOverride>
   </w:num>
   <w:num w:numId="22" w16cid:durableId="909002475">
-    <w:abstractNumId w:val="23"/>
+    <w:abstractNumId w:val="37"/>
     <w:lvlOverride w:ilvl="0">
       <w:startOverride w:val="2"/>
     </w:lvlOverride>
   </w:num>
   <w:num w:numId="23" w16cid:durableId="2067216239">
-    <w:abstractNumId w:val="23"/>
+    <w:abstractNumId w:val="37"/>
     <w:lvlOverride w:ilvl="0">
       <w:startOverride w:val="3"/>
     </w:lvlOverride>
   </w:num>
   <w:num w:numId="24" w16cid:durableId="972102631">
-    <w:abstractNumId w:val="29"/>
+    <w:abstractNumId w:val="43"/>
     <w:lvlOverride w:ilvl="0">
       <w:startOverride w:val="1"/>
     </w:lvlOverride>
   </w:num>
   <w:num w:numId="25" w16cid:durableId="179583759">
-    <w:abstractNumId w:val="29"/>
+    <w:abstractNumId w:val="43"/>
     <w:lvlOverride w:ilvl="0">
       <w:startOverride w:val="2"/>
     </w:lvlOverride>
   </w:num>
   <w:num w:numId="26" w16cid:durableId="506098537">
-    <w:abstractNumId w:val="29"/>
+    <w:abstractNumId w:val="43"/>
     <w:lvlOverride w:ilvl="0">
       <w:startOverride w:val="3"/>
     </w:lvlOverride>
   </w:num>
   <w:num w:numId="27" w16cid:durableId="1325400152">
-    <w:abstractNumId w:val="29"/>
+    <w:abstractNumId w:val="43"/>
     <w:lvlOverride w:ilvl="0">
       <w:startOverride w:val="4"/>
     </w:lvlOverride>
   </w:num>
   <w:num w:numId="28" w16cid:durableId="1832090345">
-    <w:abstractNumId w:val="8"/>
+    <w:abstractNumId w:val="14"/>
     <w:lvlOverride w:ilvl="0">
       <w:startOverride w:val="1"/>
     </w:lvlOverride>
   </w:num>
   <w:num w:numId="29" w16cid:durableId="164513629">
-    <w:abstractNumId w:val="8"/>
+    <w:abstractNumId w:val="14"/>
     <w:lvlOverride w:ilvl="0">
       <w:startOverride w:val="2"/>
     </w:lvlOverride>
   </w:num>
   <w:num w:numId="30" w16cid:durableId="1321885500">
-    <w:abstractNumId w:val="8"/>
+    <w:abstractNumId w:val="14"/>
     <w:lvlOverride w:ilvl="0">
       <w:startOverride w:val="3"/>
     </w:lvlOverride>
   </w:num>
   <w:num w:numId="31" w16cid:durableId="615797961">
-    <w:abstractNumId w:val="16"/>
+    <w:abstractNumId w:val="27"/>
     <w:lvlOverride w:ilvl="0">
       <w:startOverride w:val="1"/>
     </w:lvlOverride>
   </w:num>
   <w:num w:numId="32" w16cid:durableId="1317299406">
-    <w:abstractNumId w:val="16"/>
+    <w:abstractNumId w:val="27"/>
     <w:lvlOverride w:ilvl="0">
       <w:startOverride w:val="2"/>
     </w:lvlOverride>
   </w:num>
   <w:num w:numId="33" w16cid:durableId="2041780688">
-    <w:abstractNumId w:val="16"/>
+    <w:abstractNumId w:val="27"/>
     <w:lvlOverride w:ilvl="0">
       <w:startOverride w:val="3"/>
     </w:lvlOverride>
   </w:num>
   <w:num w:numId="34" w16cid:durableId="1943874716">
-    <w:abstractNumId w:val="16"/>
+    <w:abstractNumId w:val="27"/>
     <w:lvlOverride w:ilvl="0">
       <w:startOverride w:val="4"/>
     </w:lvlOverride>
   </w:num>
   <w:num w:numId="35" w16cid:durableId="1492788791">
-    <w:abstractNumId w:val="13"/>
+    <w:abstractNumId w:val="21"/>
     <w:lvlOverride w:ilvl="0">
       <w:startOverride w:val="1"/>
     </w:lvlOverride>
   </w:num>
   <w:num w:numId="36" w16cid:durableId="488519195">
-    <w:abstractNumId w:val="13"/>
+    <w:abstractNumId w:val="21"/>
     <w:lvlOverride w:ilvl="0">
       <w:startOverride w:val="2"/>
     </w:lvlOverride>
   </w:num>
   <w:num w:numId="37" w16cid:durableId="1597056028">
-    <w:abstractNumId w:val="13"/>
+    <w:abstractNumId w:val="21"/>
     <w:lvlOverride w:ilvl="0">
       <w:startOverride w:val="3"/>
     </w:lvlOverride>
   </w:num>
   <w:num w:numId="38" w16cid:durableId="1073773387">
-    <w:abstractNumId w:val="13"/>
+    <w:abstractNumId w:val="21"/>
     <w:lvlOverride w:ilvl="0">
       <w:startOverride w:val="4"/>
     </w:lvlOverride>
   </w:num>
   <w:num w:numId="39" w16cid:durableId="2136831265">
-    <w:abstractNumId w:val="30"/>
+    <w:abstractNumId w:val="44"/>
     <w:lvlOverride w:ilvl="0">
       <w:startOverride w:val="1"/>
     </w:lvlOverride>
   </w:num>
   <w:num w:numId="40" w16cid:durableId="1917670841">
-    <w:abstractNumId w:val="30"/>
+    <w:abstractNumId w:val="44"/>
     <w:lvlOverride w:ilvl="0">
       <w:startOverride w:val="2"/>
     </w:lvlOverride>
   </w:num>
   <w:num w:numId="41" w16cid:durableId="1261378672">
-    <w:abstractNumId w:val="30"/>
+    <w:abstractNumId w:val="44"/>
     <w:lvlOverride w:ilvl="0">
       <w:startOverride w:val="3"/>
     </w:lvlOverride>
   </w:num>
   <w:num w:numId="42" w16cid:durableId="175076623">
-    <w:abstractNumId w:val="6"/>
+    <w:abstractNumId w:val="11"/>
     <w:lvlOverride w:ilvl="0">
       <w:startOverride w:val="1"/>
     </w:lvlOverride>
   </w:num>
   <w:num w:numId="43" w16cid:durableId="1900290310">
-    <w:abstractNumId w:val="6"/>
+    <w:abstractNumId w:val="11"/>
     <w:lvlOverride w:ilvl="0">
       <w:startOverride w:val="2"/>
     </w:lvlOverride>
   </w:num>
   <w:num w:numId="44" w16cid:durableId="821041931">
-    <w:abstractNumId w:val="6"/>
+    <w:abstractNumId w:val="11"/>
     <w:lvlOverride w:ilvl="0">
       <w:startOverride w:val="3"/>
     </w:lvlOverride>
   </w:num>
   <w:num w:numId="45" w16cid:durableId="662393723">
-    <w:abstractNumId w:val="21"/>
+    <w:abstractNumId w:val="35"/>
     <w:lvlOverride w:ilvl="0">
       <w:startOverride w:val="1"/>
     </w:lvlOverride>
   </w:num>
   <w:num w:numId="46" w16cid:durableId="1625186964">
-    <w:abstractNumId w:val="21"/>
+    <w:abstractNumId w:val="35"/>
     <w:lvlOverride w:ilvl="0">
       <w:startOverride w:val="2"/>
     </w:lvlOverride>
   </w:num>
   <w:num w:numId="47" w16cid:durableId="1529293710">
-    <w:abstractNumId w:val="21"/>
+    <w:abstractNumId w:val="35"/>
     <w:lvlOverride w:ilvl="0">
       <w:startOverride w:val="3"/>
     </w:lvlOverride>
   </w:num>
   <w:num w:numId="48" w16cid:durableId="772936738">
-    <w:abstractNumId w:val="21"/>
+    <w:abstractNumId w:val="35"/>
     <w:lvlOverride w:ilvl="0">
       <w:startOverride w:val="4"/>
     </w:lvlOverride>
   </w:num>
   <w:num w:numId="49" w16cid:durableId="1425345023">
-    <w:abstractNumId w:val="27"/>
+    <w:abstractNumId w:val="41"/>
     <w:lvlOverride w:ilvl="0">
       <w:startOverride w:val="1"/>
     </w:lvlOverride>
   </w:num>
   <w:num w:numId="50" w16cid:durableId="1266965772">
-    <w:abstractNumId w:val="27"/>
+    <w:abstractNumId w:val="41"/>
     <w:lvlOverride w:ilvl="0">
       <w:startOverride w:val="2"/>
     </w:lvlOverride>
   </w:num>
   <w:num w:numId="51" w16cid:durableId="1715109869">
-    <w:abstractNumId w:val="27"/>
+    <w:abstractNumId w:val="41"/>
     <w:lvlOverride w:ilvl="0">
       <w:startOverride w:val="3"/>
     </w:lvlOverride>
   </w:num>
   <w:num w:numId="52" w16cid:durableId="417485904">
-    <w:abstractNumId w:val="27"/>
+    <w:abstractNumId w:val="41"/>
     <w:lvlOverride w:ilvl="0">
       <w:startOverride w:val="4"/>
     </w:lvlOverride>
   </w:num>
   <w:num w:numId="53" w16cid:durableId="126511443">
-    <w:abstractNumId w:val="2"/>
+    <w:abstractNumId w:val="5"/>
     <w:lvlOverride w:ilvl="0">
       <w:startOverride w:val="1"/>
     </w:lvlOverride>
   </w:num>
   <w:num w:numId="54" w16cid:durableId="841041682">
-    <w:abstractNumId w:val="2"/>
+    <w:abstractNumId w:val="5"/>
     <w:lvlOverride w:ilvl="0">
       <w:startOverride w:val="2"/>
     </w:lvlOverride>
   </w:num>
   <w:num w:numId="55" w16cid:durableId="1280330526">
-    <w:abstractNumId w:val="2"/>
+    <w:abstractNumId w:val="5"/>
     <w:lvlOverride w:ilvl="0">
       <w:startOverride w:val="3"/>
     </w:lvlOverride>
   </w:num>
   <w:num w:numId="56" w16cid:durableId="1739279926">
-    <w:abstractNumId w:val="2"/>
+    <w:abstractNumId w:val="5"/>
     <w:lvlOverride w:ilvl="0">
       <w:startOverride w:val="4"/>
     </w:lvlOverride>
   </w:num>
   <w:num w:numId="57" w16cid:durableId="1755780244">
-    <w:abstractNumId w:val="18"/>
+    <w:abstractNumId w:val="32"/>
     <w:lvlOverride w:ilvl="0">
       <w:startOverride w:val="1"/>
     </w:lvlOverride>
   </w:num>
   <w:num w:numId="58" w16cid:durableId="1118185937">
-    <w:abstractNumId w:val="18"/>
+    <w:abstractNumId w:val="32"/>
     <w:lvlOverride w:ilvl="0">
       <w:startOverride w:val="2"/>
     </w:lvlOverride>
   </w:num>
   <w:num w:numId="59" w16cid:durableId="1165365769">
-    <w:abstractNumId w:val="18"/>
+    <w:abstractNumId w:val="32"/>
     <w:lvlOverride w:ilvl="0">
       <w:startOverride w:val="3"/>
     </w:lvlOverride>
   </w:num>
   <w:num w:numId="60" w16cid:durableId="1142309750">
-    <w:abstractNumId w:val="11"/>
+    <w:abstractNumId w:val="17"/>
     <w:lvlOverride w:ilvl="0">
       <w:startOverride w:val="1"/>
     </w:lvlOverride>
   </w:num>
   <w:num w:numId="61" w16cid:durableId="489562973">
-    <w:abstractNumId w:val="11"/>
+    <w:abstractNumId w:val="17"/>
     <w:lvlOverride w:ilvl="0">
       <w:startOverride w:val="2"/>
     </w:lvlOverride>
   </w:num>
   <w:num w:numId="62" w16cid:durableId="2094162999">
-    <w:abstractNumId w:val="11"/>
+    <w:abstractNumId w:val="17"/>
     <w:lvlOverride w:ilvl="0">
       <w:startOverride w:val="3"/>
     </w:lvlOverride>
   </w:num>
   <w:num w:numId="63" w16cid:durableId="246351630">
+    <w:abstractNumId w:val="39"/>
+    <w:lvlOverride w:ilvl="0">
+      <w:startOverride w:val="1"/>
+    </w:lvlOverride>
+  </w:num>
+  <w:num w:numId="64" w16cid:durableId="1251163499">
+    <w:abstractNumId w:val="39"/>
+    <w:lvlOverride w:ilvl="0">
+      <w:startOverride w:val="2"/>
+    </w:lvlOverride>
+  </w:num>
+  <w:num w:numId="65" w16cid:durableId="1881436589">
+    <w:abstractNumId w:val="39"/>
+    <w:lvlOverride w:ilvl="0">
+      <w:startOverride w:val="3"/>
+    </w:lvlOverride>
+  </w:num>
+  <w:num w:numId="66" w16cid:durableId="1295715527">
     <w:abstractNumId w:val="25"/>
     <w:lvlOverride w:ilvl="0">
       <w:startOverride w:val="1"/>
     </w:lvlOverride>
   </w:num>
-  <w:num w:numId="64" w16cid:durableId="1251163499">
+  <w:num w:numId="67" w16cid:durableId="1249920350">
     <w:abstractNumId w:val="25"/>
     <w:lvlOverride w:ilvl="0">
       <w:startOverride w:val="2"/>
     </w:lvlOverride>
   </w:num>
-  <w:num w:numId="65" w16cid:durableId="1881436589">
+  <w:num w:numId="68" w16cid:durableId="1314019555">
     <w:abstractNumId w:val="25"/>
     <w:lvlOverride w:ilvl="0">
       <w:startOverride w:val="3"/>
     </w:lvlOverride>
   </w:num>
-  <w:num w:numId="66" w16cid:durableId="1295715527">
-    <w:abstractNumId w:val="15"/>
-    <w:lvlOverride w:ilvl="0">
-      <w:startOverride w:val="1"/>
-    </w:lvlOverride>
-  </w:num>
-  <w:num w:numId="67" w16cid:durableId="1249920350">
-    <w:abstractNumId w:val="15"/>
-    <w:lvlOverride w:ilvl="0">
-      <w:startOverride w:val="2"/>
-    </w:lvlOverride>
-  </w:num>
-  <w:num w:numId="68" w16cid:durableId="1314019555">
-    <w:abstractNumId w:val="15"/>
-    <w:lvlOverride w:ilvl="0">
-      <w:startOverride w:val="3"/>
-    </w:lvlOverride>
-  </w:num>
   <w:num w:numId="69" w16cid:durableId="519395546">
-    <w:abstractNumId w:val="15"/>
+    <w:abstractNumId w:val="25"/>
     <w:lvlOverride w:ilvl="0">
       <w:startOverride w:val="4"/>
     </w:lvlOverride>
@@ -12375,252 +16966,552 @@
     </w:lvlOverride>
   </w:num>
   <w:num w:numId="72" w16cid:durableId="1628394803">
+    <w:abstractNumId w:val="20"/>
+    <w:lvlOverride w:ilvl="0">
+      <w:startOverride w:val="1"/>
+    </w:lvlOverride>
+  </w:num>
+  <w:num w:numId="73" w16cid:durableId="929194459">
+    <w:abstractNumId w:val="20"/>
+    <w:lvlOverride w:ilvl="0">
+      <w:startOverride w:val="2"/>
+    </w:lvlOverride>
+  </w:num>
+  <w:num w:numId="74" w16cid:durableId="776869447">
+    <w:abstractNumId w:val="16"/>
+    <w:lvlOverride w:ilvl="0">
+      <w:startOverride w:val="1"/>
+    </w:lvlOverride>
+  </w:num>
+  <w:num w:numId="75" w16cid:durableId="1609510138">
+    <w:abstractNumId w:val="16"/>
+    <w:lvlOverride w:ilvl="0">
+      <w:startOverride w:val="2"/>
+    </w:lvlOverride>
+  </w:num>
+  <w:num w:numId="76" w16cid:durableId="138034272">
+    <w:abstractNumId w:val="9"/>
+    <w:lvlOverride w:ilvl="0">
+      <w:startOverride w:val="1"/>
+    </w:lvlOverride>
+  </w:num>
+  <w:num w:numId="77" w16cid:durableId="52850498">
+    <w:abstractNumId w:val="9"/>
+    <w:lvlOverride w:ilvl="0">
+      <w:startOverride w:val="2"/>
+    </w:lvlOverride>
+  </w:num>
+  <w:num w:numId="78" w16cid:durableId="1074888111">
+    <w:abstractNumId w:val="9"/>
+    <w:lvlOverride w:ilvl="0">
+      <w:startOverride w:val="3"/>
+    </w:lvlOverride>
+  </w:num>
+  <w:num w:numId="79" w16cid:durableId="830483791">
+    <w:abstractNumId w:val="9"/>
+    <w:lvlOverride w:ilvl="0">
+      <w:startOverride w:val="4"/>
+    </w:lvlOverride>
+  </w:num>
+  <w:num w:numId="80" w16cid:durableId="384838755">
+    <w:abstractNumId w:val="22"/>
+    <w:lvlOverride w:ilvl="0">
+      <w:startOverride w:val="1"/>
+    </w:lvlOverride>
+  </w:num>
+  <w:num w:numId="81" w16cid:durableId="1727486764">
+    <w:abstractNumId w:val="22"/>
+    <w:lvlOverride w:ilvl="0">
+      <w:startOverride w:val="2"/>
+    </w:lvlOverride>
+  </w:num>
+  <w:num w:numId="82" w16cid:durableId="2049719838">
+    <w:abstractNumId w:val="22"/>
+    <w:lvlOverride w:ilvl="0">
+      <w:startOverride w:val="3"/>
+    </w:lvlOverride>
+  </w:num>
+  <w:num w:numId="83" w16cid:durableId="538737739">
+    <w:abstractNumId w:val="22"/>
+    <w:lvlOverride w:ilvl="0">
+      <w:startOverride w:val="4"/>
+    </w:lvlOverride>
+  </w:num>
+  <w:num w:numId="84" w16cid:durableId="1103112118">
+    <w:abstractNumId w:val="22"/>
+    <w:lvlOverride w:ilvl="0">
+      <w:startOverride w:val="5"/>
+    </w:lvlOverride>
+  </w:num>
+  <w:num w:numId="85" w16cid:durableId="912357001">
+    <w:abstractNumId w:val="36"/>
+    <w:lvlOverride w:ilvl="0">
+      <w:startOverride w:val="1"/>
+    </w:lvlOverride>
+  </w:num>
+  <w:num w:numId="86" w16cid:durableId="1216164993">
+    <w:abstractNumId w:val="36"/>
+    <w:lvlOverride w:ilvl="0">
+      <w:startOverride w:val="2"/>
+    </w:lvlOverride>
+  </w:num>
+  <w:num w:numId="87" w16cid:durableId="2080589666">
+    <w:abstractNumId w:val="36"/>
+    <w:lvlOverride w:ilvl="0">
+      <w:startOverride w:val="3"/>
+    </w:lvlOverride>
+  </w:num>
+  <w:num w:numId="88" w16cid:durableId="274796310">
+    <w:abstractNumId w:val="36"/>
+    <w:lvlOverride w:ilvl="0">
+      <w:startOverride w:val="4"/>
+    </w:lvlOverride>
+  </w:num>
+  <w:num w:numId="89" w16cid:durableId="1522281437">
+    <w:abstractNumId w:val="2"/>
+    <w:lvlOverride w:ilvl="0">
+      <w:startOverride w:val="1"/>
+    </w:lvlOverride>
+  </w:num>
+  <w:num w:numId="90" w16cid:durableId="97529188">
+    <w:abstractNumId w:val="2"/>
+    <w:lvlOverride w:ilvl="0">
+      <w:startOverride w:val="2"/>
+    </w:lvlOverride>
+  </w:num>
+  <w:num w:numId="91" w16cid:durableId="1984193263">
+    <w:abstractNumId w:val="2"/>
+    <w:lvlOverride w:ilvl="0">
+      <w:startOverride w:val="3"/>
+    </w:lvlOverride>
+  </w:num>
+  <w:num w:numId="92" w16cid:durableId="1899393202">
+    <w:abstractNumId w:val="2"/>
+    <w:lvlOverride w:ilvl="0">
+      <w:startOverride w:val="4"/>
+    </w:lvlOverride>
+  </w:num>
+  <w:num w:numId="93" w16cid:durableId="814906026">
+    <w:abstractNumId w:val="2"/>
+    <w:lvlOverride w:ilvl="0">
+      <w:startOverride w:val="5"/>
+    </w:lvlOverride>
+  </w:num>
+  <w:num w:numId="94" w16cid:durableId="481040753">
+    <w:abstractNumId w:val="6"/>
+    <w:lvlOverride w:ilvl="0">
+      <w:startOverride w:val="1"/>
+    </w:lvlOverride>
+  </w:num>
+  <w:num w:numId="95" w16cid:durableId="982268775">
+    <w:abstractNumId w:val="6"/>
+    <w:lvlOverride w:ilvl="0">
+      <w:startOverride w:val="2"/>
+    </w:lvlOverride>
+  </w:num>
+  <w:num w:numId="96" w16cid:durableId="713425912">
+    <w:abstractNumId w:val="6"/>
+    <w:lvlOverride w:ilvl="0">
+      <w:startOverride w:val="3"/>
+    </w:lvlOverride>
+  </w:num>
+  <w:num w:numId="97" w16cid:durableId="658000186">
+    <w:abstractNumId w:val="6"/>
+    <w:lvlOverride w:ilvl="0">
+      <w:startOverride w:val="4"/>
+    </w:lvlOverride>
+  </w:num>
+  <w:num w:numId="98" w16cid:durableId="1162745510">
+    <w:abstractNumId w:val="6"/>
+    <w:lvlOverride w:ilvl="0">
+      <w:startOverride w:val="5"/>
+    </w:lvlOverride>
+  </w:num>
+  <w:num w:numId="99" w16cid:durableId="1694114712">
+    <w:abstractNumId w:val="29"/>
+    <w:lvlOverride w:ilvl="0">
+      <w:startOverride w:val="1"/>
+    </w:lvlOverride>
+  </w:num>
+  <w:num w:numId="100" w16cid:durableId="1083381763">
+    <w:abstractNumId w:val="29"/>
+    <w:lvlOverride w:ilvl="0">
+      <w:startOverride w:val="2"/>
+    </w:lvlOverride>
+  </w:num>
+  <w:num w:numId="101" w16cid:durableId="1789666380">
+    <w:abstractNumId w:val="29"/>
+    <w:lvlOverride w:ilvl="0">
+      <w:startOverride w:val="3"/>
+    </w:lvlOverride>
+  </w:num>
+  <w:num w:numId="102" w16cid:durableId="1529834783">
+    <w:abstractNumId w:val="34"/>
+    <w:lvlOverride w:ilvl="0">
+      <w:startOverride w:val="1"/>
+    </w:lvlOverride>
+  </w:num>
+  <w:num w:numId="103" w16cid:durableId="520320919">
+    <w:abstractNumId w:val="34"/>
+    <w:lvlOverride w:ilvl="0">
+      <w:startOverride w:val="2"/>
+    </w:lvlOverride>
+  </w:num>
+  <w:num w:numId="104" w16cid:durableId="817260883">
+    <w:abstractNumId w:val="34"/>
+    <w:lvlOverride w:ilvl="0">
+      <w:startOverride w:val="3"/>
+    </w:lvlOverride>
+  </w:num>
+  <w:num w:numId="105" w16cid:durableId="1848204797">
+    <w:abstractNumId w:val="34"/>
+    <w:lvlOverride w:ilvl="0">
+      <w:startOverride w:val="4"/>
+    </w:lvlOverride>
+  </w:num>
+  <w:num w:numId="106" w16cid:durableId="977999298">
+    <w:abstractNumId w:val="34"/>
+    <w:lvlOverride w:ilvl="0">
+      <w:startOverride w:val="5"/>
+    </w:lvlOverride>
+  </w:num>
+  <w:num w:numId="107" w16cid:durableId="1854101336">
+    <w:abstractNumId w:val="10"/>
+    <w:lvlOverride w:ilvl="0">
+      <w:startOverride w:val="1"/>
+    </w:lvlOverride>
+  </w:num>
+  <w:num w:numId="108" w16cid:durableId="1905871756">
+    <w:abstractNumId w:val="10"/>
+    <w:lvlOverride w:ilvl="0">
+      <w:startOverride w:val="2"/>
+    </w:lvlOverride>
+  </w:num>
+  <w:num w:numId="109" w16cid:durableId="1878852875">
+    <w:abstractNumId w:val="10"/>
+    <w:lvlOverride w:ilvl="0">
+      <w:startOverride w:val="3"/>
+    </w:lvlOverride>
+  </w:num>
+  <w:num w:numId="110" w16cid:durableId="563492239">
+    <w:abstractNumId w:val="10"/>
+    <w:lvlOverride w:ilvl="0">
+      <w:startOverride w:val="4"/>
+    </w:lvlOverride>
+  </w:num>
+  <w:num w:numId="111" w16cid:durableId="761756299">
+    <w:abstractNumId w:val="10"/>
+    <w:lvlOverride w:ilvl="0">
+      <w:startOverride w:val="5"/>
+    </w:lvlOverride>
+  </w:num>
+  <w:num w:numId="112" w16cid:durableId="2053335220">
+    <w:abstractNumId w:val="10"/>
+    <w:lvlOverride w:ilvl="0">
+      <w:startOverride w:val="6"/>
+    </w:lvlOverride>
+  </w:num>
+  <w:num w:numId="113" w16cid:durableId="582226850">
+    <w:abstractNumId w:val="30"/>
+    <w:lvlOverride w:ilvl="0">
+      <w:startOverride w:val="1"/>
+    </w:lvlOverride>
+  </w:num>
+  <w:num w:numId="114" w16cid:durableId="133838974">
+    <w:abstractNumId w:val="30"/>
+    <w:lvlOverride w:ilvl="0">
+      <w:startOverride w:val="2"/>
+    </w:lvlOverride>
+  </w:num>
+  <w:num w:numId="115" w16cid:durableId="316761325">
+    <w:abstractNumId w:val="7"/>
+    <w:lvlOverride w:ilvl="0">
+      <w:startOverride w:val="1"/>
+    </w:lvlOverride>
+  </w:num>
+  <w:num w:numId="116" w16cid:durableId="1674140806">
+    <w:abstractNumId w:val="7"/>
+    <w:lvlOverride w:ilvl="0">
+      <w:startOverride w:val="2"/>
+    </w:lvlOverride>
+  </w:num>
+  <w:num w:numId="117" w16cid:durableId="1393043830">
+    <w:abstractNumId w:val="7"/>
+    <w:lvlOverride w:ilvl="0">
+      <w:startOverride w:val="3"/>
+    </w:lvlOverride>
+  </w:num>
+  <w:num w:numId="118" w16cid:durableId="1408108985">
+    <w:abstractNumId w:val="1"/>
+    <w:lvlOverride w:ilvl="0">
+      <w:startOverride w:val="1"/>
+    </w:lvlOverride>
+  </w:num>
+  <w:num w:numId="119" w16cid:durableId="193347802">
+    <w:abstractNumId w:val="1"/>
+    <w:lvlOverride w:ilvl="0">
+      <w:startOverride w:val="2"/>
+    </w:lvlOverride>
+  </w:num>
+  <w:num w:numId="120" w16cid:durableId="2142070066">
+    <w:abstractNumId w:val="1"/>
+    <w:lvlOverride w:ilvl="0">
+      <w:startOverride w:val="3"/>
+    </w:lvlOverride>
+  </w:num>
+  <w:num w:numId="121" w16cid:durableId="1876231411">
+    <w:abstractNumId w:val="45"/>
+    <w:lvlOverride w:ilvl="0">
+      <w:startOverride w:val="1"/>
+    </w:lvlOverride>
+  </w:num>
+  <w:num w:numId="122" w16cid:durableId="2048142243">
+    <w:abstractNumId w:val="45"/>
+    <w:lvlOverride w:ilvl="0">
+      <w:startOverride w:val="2"/>
+    </w:lvlOverride>
+  </w:num>
+  <w:num w:numId="123" w16cid:durableId="1187867420">
+    <w:abstractNumId w:val="45"/>
+    <w:lvlOverride w:ilvl="0">
+      <w:startOverride w:val="3"/>
+    </w:lvlOverride>
+  </w:num>
+  <w:num w:numId="124" w16cid:durableId="311251989">
+    <w:abstractNumId w:val="28"/>
+    <w:lvlOverride w:ilvl="0">
+      <w:startOverride w:val="1"/>
+    </w:lvlOverride>
+  </w:num>
+  <w:num w:numId="125" w16cid:durableId="1634558522">
+    <w:abstractNumId w:val="28"/>
+    <w:lvlOverride w:ilvl="0">
+      <w:startOverride w:val="2"/>
+    </w:lvlOverride>
+  </w:num>
+  <w:num w:numId="126" w16cid:durableId="1244492105">
+    <w:abstractNumId w:val="28"/>
+    <w:lvlOverride w:ilvl="0">
+      <w:startOverride w:val="3"/>
+    </w:lvlOverride>
+  </w:num>
+  <w:num w:numId="127" w16cid:durableId="390924714">
+    <w:abstractNumId w:val="28"/>
+    <w:lvlOverride w:ilvl="0">
+      <w:startOverride w:val="4"/>
+    </w:lvlOverride>
+  </w:num>
+  <w:num w:numId="128" w16cid:durableId="1346830954">
+    <w:abstractNumId w:val="28"/>
+    <w:lvlOverride w:ilvl="0">
+      <w:startOverride w:val="5"/>
+    </w:lvlOverride>
+  </w:num>
+  <w:num w:numId="129" w16cid:durableId="2098163611">
+    <w:abstractNumId w:val="18"/>
+    <w:lvlOverride w:ilvl="0">
+      <w:startOverride w:val="1"/>
+    </w:lvlOverride>
+  </w:num>
+  <w:num w:numId="130" w16cid:durableId="222180112">
+    <w:abstractNumId w:val="18"/>
+    <w:lvlOverride w:ilvl="0">
+      <w:startOverride w:val="2"/>
+    </w:lvlOverride>
+  </w:num>
+  <w:num w:numId="131" w16cid:durableId="723411952">
+    <w:abstractNumId w:val="18"/>
+    <w:lvlOverride w:ilvl="0">
+      <w:startOverride w:val="3"/>
+    </w:lvlOverride>
+  </w:num>
+  <w:num w:numId="132" w16cid:durableId="1643651153">
+    <w:abstractNumId w:val="18"/>
+    <w:lvlOverride w:ilvl="0">
+      <w:startOverride w:val="4"/>
+    </w:lvlOverride>
+  </w:num>
+  <w:num w:numId="133" w16cid:durableId="1912695386">
+    <w:abstractNumId w:val="31"/>
+    <w:lvlOverride w:ilvl="0">
+      <w:startOverride w:val="1"/>
+    </w:lvlOverride>
+  </w:num>
+  <w:num w:numId="134" w16cid:durableId="568465123">
+    <w:abstractNumId w:val="31"/>
+    <w:lvlOverride w:ilvl="0">
+      <w:startOverride w:val="2"/>
+    </w:lvlOverride>
+  </w:num>
+  <w:num w:numId="135" w16cid:durableId="2002539322">
+    <w:abstractNumId w:val="31"/>
+    <w:lvlOverride w:ilvl="0">
+      <w:startOverride w:val="3"/>
+    </w:lvlOverride>
+  </w:num>
+  <w:num w:numId="136" w16cid:durableId="789206678">
+    <w:abstractNumId w:val="31"/>
+    <w:lvlOverride w:ilvl="0">
+      <w:startOverride w:val="4"/>
+    </w:lvlOverride>
+  </w:num>
+  <w:num w:numId="137" w16cid:durableId="605356052">
+    <w:abstractNumId w:val="31"/>
+    <w:lvlOverride w:ilvl="0">
+      <w:startOverride w:val="5"/>
+    </w:lvlOverride>
+  </w:num>
+  <w:num w:numId="138" w16cid:durableId="1958488232">
+    <w:abstractNumId w:val="19"/>
+    <w:lvlOverride w:ilvl="0">
+      <w:startOverride w:val="1"/>
+    </w:lvlOverride>
+  </w:num>
+  <w:num w:numId="139" w16cid:durableId="1526404847">
+    <w:abstractNumId w:val="19"/>
+    <w:lvlOverride w:ilvl="0">
+      <w:startOverride w:val="2"/>
+    </w:lvlOverride>
+  </w:num>
+  <w:num w:numId="140" w16cid:durableId="325549717">
+    <w:abstractNumId w:val="19"/>
+    <w:lvlOverride w:ilvl="0">
+      <w:startOverride w:val="3"/>
+    </w:lvlOverride>
+  </w:num>
+  <w:num w:numId="141" w16cid:durableId="270939864">
+    <w:abstractNumId w:val="24"/>
+    <w:lvlOverride w:ilvl="0">
+      <w:startOverride w:val="1"/>
+    </w:lvlOverride>
+  </w:num>
+  <w:num w:numId="142" w16cid:durableId="1731877877">
+    <w:abstractNumId w:val="24"/>
+    <w:lvlOverride w:ilvl="0">
+      <w:startOverride w:val="2"/>
+    </w:lvlOverride>
+  </w:num>
+  <w:num w:numId="143" w16cid:durableId="1398894188">
+    <w:abstractNumId w:val="24"/>
+    <w:lvlOverride w:ilvl="0">
+      <w:startOverride w:val="3"/>
+    </w:lvlOverride>
+  </w:num>
+  <w:num w:numId="144" w16cid:durableId="1923446465">
+    <w:abstractNumId w:val="8"/>
+    <w:lvlOverride w:ilvl="0">
+      <w:startOverride w:val="1"/>
+    </w:lvlOverride>
+  </w:num>
+  <w:num w:numId="145" w16cid:durableId="369307282">
+    <w:abstractNumId w:val="8"/>
+    <w:lvlOverride w:ilvl="0">
+      <w:startOverride w:val="2"/>
+    </w:lvlOverride>
+  </w:num>
+  <w:num w:numId="146" w16cid:durableId="639576598">
+    <w:abstractNumId w:val="8"/>
+    <w:lvlOverride w:ilvl="0">
+      <w:startOverride w:val="3"/>
+    </w:lvlOverride>
+  </w:num>
+  <w:num w:numId="147" w16cid:durableId="285965778">
+    <w:abstractNumId w:val="8"/>
+    <w:lvlOverride w:ilvl="0">
+      <w:startOverride w:val="4"/>
+    </w:lvlOverride>
+  </w:num>
+  <w:num w:numId="148" w16cid:durableId="496773047">
+    <w:abstractNumId w:val="8"/>
+    <w:lvlOverride w:ilvl="0">
+      <w:startOverride w:val="5"/>
+    </w:lvlOverride>
+  </w:num>
+  <w:num w:numId="149" w16cid:durableId="88619121">
+    <w:abstractNumId w:val="4"/>
+    <w:lvlOverride w:ilvl="0">
+      <w:startOverride w:val="1"/>
+    </w:lvlOverride>
+  </w:num>
+  <w:num w:numId="150" w16cid:durableId="95298552">
+    <w:abstractNumId w:val="4"/>
+    <w:lvlOverride w:ilvl="0">
+      <w:startOverride w:val="2"/>
+    </w:lvlOverride>
+  </w:num>
+  <w:num w:numId="151" w16cid:durableId="1688798555">
+    <w:abstractNumId w:val="4"/>
+    <w:lvlOverride w:ilvl="0">
+      <w:startOverride w:val="3"/>
+    </w:lvlOverride>
+  </w:num>
+  <w:num w:numId="152" w16cid:durableId="2110390805">
+    <w:abstractNumId w:val="4"/>
+    <w:lvlOverride w:ilvl="0">
+      <w:startOverride w:val="4"/>
+    </w:lvlOverride>
+  </w:num>
+  <w:num w:numId="153" w16cid:durableId="1662807582">
+    <w:abstractNumId w:val="4"/>
+    <w:lvlOverride w:ilvl="0">
+      <w:startOverride w:val="5"/>
+    </w:lvlOverride>
+  </w:num>
+  <w:num w:numId="154" w16cid:durableId="39482003">
+    <w:abstractNumId w:val="4"/>
+    <w:lvlOverride w:ilvl="0">
+      <w:startOverride w:val="6"/>
+    </w:lvlOverride>
+  </w:num>
+  <w:num w:numId="155" w16cid:durableId="1391926129">
+    <w:abstractNumId w:val="3"/>
+    <w:lvlOverride w:ilvl="0">
+      <w:startOverride w:val="1"/>
+    </w:lvlOverride>
+  </w:num>
+  <w:num w:numId="156" w16cid:durableId="1691226243">
+    <w:abstractNumId w:val="3"/>
+    <w:lvlOverride w:ilvl="0">
+      <w:startOverride w:val="2"/>
+    </w:lvlOverride>
+  </w:num>
+  <w:num w:numId="157" w16cid:durableId="1381126163">
+    <w:abstractNumId w:val="23"/>
+    <w:lvlOverride w:ilvl="0">
+      <w:startOverride w:val="1"/>
+    </w:lvlOverride>
+  </w:num>
+  <w:num w:numId="158" w16cid:durableId="1187328031">
     <w:abstractNumId w:val="12"/>
     <w:lvlOverride w:ilvl="0">
       <w:startOverride w:val="1"/>
     </w:lvlOverride>
   </w:num>
-  <w:num w:numId="73" w16cid:durableId="929194459">
+  <w:num w:numId="159" w16cid:durableId="844711287">
     <w:abstractNumId w:val="12"/>
     <w:lvlOverride w:ilvl="0">
       <w:startOverride w:val="2"/>
     </w:lvlOverride>
   </w:num>
-  <w:num w:numId="74" w16cid:durableId="776869447">
-    <w:abstractNumId w:val="10"/>
+  <w:num w:numId="160" w16cid:durableId="1646929450">
+    <w:abstractNumId w:val="26"/>
     <w:lvlOverride w:ilvl="0">
       <w:startOverride w:val="1"/>
     </w:lvlOverride>
   </w:num>
-  <w:num w:numId="75" w16cid:durableId="1609510138">
-    <w:abstractNumId w:val="10"/>
+  <w:num w:numId="161" w16cid:durableId="1360549424">
+    <w:abstractNumId w:val="26"/>
     <w:lvlOverride w:ilvl="0">
       <w:startOverride w:val="2"/>
     </w:lvlOverride>
   </w:num>
-  <w:num w:numId="76" w16cid:durableId="138034272">
-    <w:abstractNumId w:val="4"/>
-    <w:lvlOverride w:ilvl="0">
-      <w:startOverride w:val="1"/>
-    </w:lvlOverride>
-  </w:num>
-  <w:num w:numId="77" w16cid:durableId="52850498">
-    <w:abstractNumId w:val="4"/>
-    <w:lvlOverride w:ilvl="0">
-      <w:startOverride w:val="2"/>
-    </w:lvlOverride>
-  </w:num>
-  <w:num w:numId="78" w16cid:durableId="1074888111">
-    <w:abstractNumId w:val="4"/>
+  <w:num w:numId="162" w16cid:durableId="1822228977">
+    <w:abstractNumId w:val="26"/>
     <w:lvlOverride w:ilvl="0">
       <w:startOverride w:val="3"/>
     </w:lvlOverride>
   </w:num>
-  <w:num w:numId="79" w16cid:durableId="830483791">
-    <w:abstractNumId w:val="4"/>
-    <w:lvlOverride w:ilvl="0">
-      <w:startOverride w:val="4"/>
-    </w:lvlOverride>
-  </w:num>
-  <w:num w:numId="80" w16cid:durableId="384838755">
-    <w:abstractNumId w:val="14"/>
-    <w:lvlOverride w:ilvl="0">
-      <w:startOverride w:val="1"/>
-    </w:lvlOverride>
-  </w:num>
-  <w:num w:numId="81" w16cid:durableId="1727486764">
-    <w:abstractNumId w:val="14"/>
-    <w:lvlOverride w:ilvl="0">
-      <w:startOverride w:val="2"/>
-    </w:lvlOverride>
-  </w:num>
-  <w:num w:numId="82" w16cid:durableId="2049719838">
-    <w:abstractNumId w:val="14"/>
-    <w:lvlOverride w:ilvl="0">
-      <w:startOverride w:val="3"/>
-    </w:lvlOverride>
-  </w:num>
-  <w:num w:numId="83" w16cid:durableId="538737739">
-    <w:abstractNumId w:val="14"/>
-    <w:lvlOverride w:ilvl="0">
-      <w:startOverride w:val="4"/>
-    </w:lvlOverride>
-  </w:num>
-  <w:num w:numId="84" w16cid:durableId="1103112118">
-    <w:abstractNumId w:val="14"/>
-    <w:lvlOverride w:ilvl="0">
-      <w:startOverride w:val="5"/>
-    </w:lvlOverride>
-  </w:num>
-  <w:num w:numId="85" w16cid:durableId="912357001">
-    <w:abstractNumId w:val="22"/>
-    <w:lvlOverride w:ilvl="0">
-      <w:startOverride w:val="1"/>
-    </w:lvlOverride>
-  </w:num>
-  <w:num w:numId="86" w16cid:durableId="1216164993">
-    <w:abstractNumId w:val="22"/>
-    <w:lvlOverride w:ilvl="0">
-      <w:startOverride w:val="2"/>
-    </w:lvlOverride>
-  </w:num>
-  <w:num w:numId="87" w16cid:durableId="2080589666">
-    <w:abstractNumId w:val="22"/>
-    <w:lvlOverride w:ilvl="0">
-      <w:startOverride w:val="3"/>
-    </w:lvlOverride>
-  </w:num>
-  <w:num w:numId="88" w16cid:durableId="274796310">
-    <w:abstractNumId w:val="22"/>
-    <w:lvlOverride w:ilvl="0">
-      <w:startOverride w:val="4"/>
-    </w:lvlOverride>
-  </w:num>
-  <w:num w:numId="89" w16cid:durableId="1522281437">
-    <w:abstractNumId w:val="1"/>
-    <w:lvlOverride w:ilvl="0">
-      <w:startOverride w:val="1"/>
-    </w:lvlOverride>
-  </w:num>
-  <w:num w:numId="90" w16cid:durableId="97529188">
-    <w:abstractNumId w:val="1"/>
-    <w:lvlOverride w:ilvl="0">
-      <w:startOverride w:val="2"/>
-    </w:lvlOverride>
-  </w:num>
-  <w:num w:numId="91" w16cid:durableId="1984193263">
-    <w:abstractNumId w:val="1"/>
-    <w:lvlOverride w:ilvl="0">
-      <w:startOverride w:val="3"/>
-    </w:lvlOverride>
-  </w:num>
-  <w:num w:numId="92" w16cid:durableId="1899393202">
-    <w:abstractNumId w:val="1"/>
-    <w:lvlOverride w:ilvl="0">
-      <w:startOverride w:val="4"/>
-    </w:lvlOverride>
-  </w:num>
-  <w:num w:numId="93" w16cid:durableId="814906026">
-    <w:abstractNumId w:val="1"/>
-    <w:lvlOverride w:ilvl="0">
-      <w:startOverride w:val="5"/>
-    </w:lvlOverride>
-  </w:num>
-  <w:num w:numId="94" w16cid:durableId="481040753">
-    <w:abstractNumId w:val="3"/>
-    <w:lvlOverride w:ilvl="0">
-      <w:startOverride w:val="1"/>
-    </w:lvlOverride>
-  </w:num>
-  <w:num w:numId="95" w16cid:durableId="982268775">
-    <w:abstractNumId w:val="3"/>
-    <w:lvlOverride w:ilvl="0">
-      <w:startOverride w:val="2"/>
-    </w:lvlOverride>
-  </w:num>
-  <w:num w:numId="96" w16cid:durableId="713425912">
-    <w:abstractNumId w:val="3"/>
-    <w:lvlOverride w:ilvl="0">
-      <w:startOverride w:val="3"/>
-    </w:lvlOverride>
-  </w:num>
-  <w:num w:numId="97" w16cid:durableId="658000186">
-    <w:abstractNumId w:val="3"/>
-    <w:lvlOverride w:ilvl="0">
-      <w:startOverride w:val="4"/>
-    </w:lvlOverride>
-  </w:num>
-  <w:num w:numId="98" w16cid:durableId="1162745510">
-    <w:abstractNumId w:val="3"/>
-    <w:lvlOverride w:ilvl="0">
-      <w:startOverride w:val="5"/>
-    </w:lvlOverride>
-  </w:num>
-  <w:num w:numId="99" w16cid:durableId="1694114712">
-    <w:abstractNumId w:val="17"/>
-    <w:lvlOverride w:ilvl="0">
-      <w:startOverride w:val="1"/>
-    </w:lvlOverride>
-  </w:num>
-  <w:num w:numId="100" w16cid:durableId="1083381763">
-    <w:abstractNumId w:val="17"/>
-    <w:lvlOverride w:ilvl="0">
-      <w:startOverride w:val="2"/>
-    </w:lvlOverride>
-  </w:num>
-  <w:num w:numId="101" w16cid:durableId="1789666380">
-    <w:abstractNumId w:val="17"/>
-    <w:lvlOverride w:ilvl="0">
-      <w:startOverride w:val="3"/>
-    </w:lvlOverride>
-  </w:num>
-  <w:num w:numId="102" w16cid:durableId="1529834783">
-    <w:abstractNumId w:val="20"/>
-    <w:lvlOverride w:ilvl="0">
-      <w:startOverride w:val="1"/>
-    </w:lvlOverride>
-  </w:num>
-  <w:num w:numId="103" w16cid:durableId="520320919">
-    <w:abstractNumId w:val="20"/>
-    <w:lvlOverride w:ilvl="0">
-      <w:startOverride w:val="2"/>
-    </w:lvlOverride>
-  </w:num>
-  <w:num w:numId="104" w16cid:durableId="817260883">
-    <w:abstractNumId w:val="20"/>
-    <w:lvlOverride w:ilvl="0">
-      <w:startOverride w:val="3"/>
-    </w:lvlOverride>
-  </w:num>
-  <w:num w:numId="105" w16cid:durableId="1848204797">
-    <w:abstractNumId w:val="20"/>
-    <w:lvlOverride w:ilvl="0">
-      <w:startOverride w:val="4"/>
-    </w:lvlOverride>
-  </w:num>
-  <w:num w:numId="106" w16cid:durableId="977999298">
-    <w:abstractNumId w:val="20"/>
-    <w:lvlOverride w:ilvl="0">
-      <w:startOverride w:val="5"/>
-    </w:lvlOverride>
-  </w:num>
-  <w:num w:numId="107" w16cid:durableId="1854101336">
-    <w:abstractNumId w:val="5"/>
-    <w:lvlOverride w:ilvl="0">
-      <w:startOverride w:val="1"/>
-    </w:lvlOverride>
-  </w:num>
-  <w:num w:numId="108" w16cid:durableId="1905871756">
-    <w:abstractNumId w:val="5"/>
-    <w:lvlOverride w:ilvl="0">
-      <w:startOverride w:val="2"/>
-    </w:lvlOverride>
-  </w:num>
-  <w:num w:numId="109" w16cid:durableId="1878852875">
-    <w:abstractNumId w:val="5"/>
-    <w:lvlOverride w:ilvl="0">
-      <w:startOverride w:val="3"/>
-    </w:lvlOverride>
-  </w:num>
-  <w:num w:numId="110" w16cid:durableId="563492239">
-    <w:abstractNumId w:val="5"/>
-    <w:lvlOverride w:ilvl="0">
-      <w:startOverride w:val="4"/>
-    </w:lvlOverride>
-  </w:num>
-  <w:num w:numId="111" w16cid:durableId="761756299">
-    <w:abstractNumId w:val="5"/>
-    <w:lvlOverride w:ilvl="0">
-      <w:startOverride w:val="5"/>
-    </w:lvlOverride>
-  </w:num>
-  <w:num w:numId="112" w16cid:durableId="2053335220">
-    <w:abstractNumId w:val="5"/>
-    <w:lvlOverride w:ilvl="0">
-      <w:startOverride w:val="6"/>
-    </w:lvlOverride>
-  </w:num>
-  <w:numIdMacAtCleanup w:val="112"/>
+  <w:numIdMacAtCleanup w:val="162"/>
 </w:numbering>
 </file>
 
